--- a/Отчёт/Шумов В ОТЧЁТ.docx
+++ b/Отчёт/Шумов В ОТЧЁТ.docx
@@ -15,6 +15,7 @@
           <w:rFonts w:ascii="Times New Roman" w:hAnsi="Times New Roman" w:cs="Times New Roman"/>
           <w:b/>
           <w:sz w:val="24"/>
+          <w:szCs w:val="24"/>
         </w:rPr>
       </w:pPr>
       <w:r>
@@ -22,6 +23,7 @@
           <w:rFonts w:ascii="Times New Roman" w:hAnsi="Times New Roman" w:cs="Times New Roman"/>
           <w:b/>
           <w:sz w:val="24"/>
+          <w:szCs w:val="24"/>
         </w:rPr>
         <w:t>Разработка мобильного приложения</w:t>
       </w:r>
@@ -38,12 +40,14 @@
         <w:rPr>
           <w:rFonts w:ascii="Times New Roman" w:hAnsi="Times New Roman" w:cs="Times New Roman"/>
           <w:sz w:val="24"/>
-        </w:rPr>
-      </w:pPr>
-      <w:r>
-        <w:rPr>
-          <w:rFonts w:ascii="Times New Roman" w:hAnsi="Times New Roman" w:cs="Times New Roman"/>
-          <w:sz w:val="24"/>
+          <w:szCs w:val="24"/>
+        </w:rPr>
+      </w:pPr>
+      <w:r>
+        <w:rPr>
+          <w:rFonts w:ascii="Times New Roman" w:hAnsi="Times New Roman" w:cs="Times New Roman"/>
+          <w:sz w:val="24"/>
+          <w:szCs w:val="24"/>
         </w:rPr>
         <w:t>Техническое задание на разработку</w:t>
       </w:r>
@@ -1094,12 +1098,14 @@
         <w:rPr>
           <w:rFonts w:ascii="Times New Roman" w:hAnsi="Times New Roman" w:cs="Times New Roman"/>
           <w:sz w:val="24"/>
-        </w:rPr>
-      </w:pPr>
-      <w:r>
-        <w:rPr>
-          <w:rFonts w:ascii="Times New Roman" w:hAnsi="Times New Roman" w:cs="Times New Roman"/>
-          <w:sz w:val="24"/>
+          <w:szCs w:val="24"/>
+        </w:rPr>
+      </w:pPr>
+      <w:r>
+        <w:rPr>
+          <w:rFonts w:ascii="Times New Roman" w:hAnsi="Times New Roman" w:cs="Times New Roman"/>
+          <w:sz w:val="24"/>
+          <w:szCs w:val="24"/>
         </w:rPr>
         <w:t>Разметка экранных форм</w:t>
       </w:r>
@@ -1112,17 +1118,20 @@
         <w:rPr>
           <w:rFonts w:ascii="Times New Roman" w:hAnsi="Times New Roman" w:cs="Times New Roman"/>
           <w:sz w:val="24"/>
-          <w:lang w:val="en-US"/>
-        </w:rPr>
-      </w:pPr>
-      <w:r>
-        <w:rPr>
-          <w:rFonts w:ascii="Times New Roman" w:hAnsi="Times New Roman" w:cs="Times New Roman"/>
-          <w:sz w:val="24"/>
-          <w:lang w:val="en-US"/>
+          <w:szCs w:val="24"/>
+          <w:lang w:val="en-US"/>
+        </w:rPr>
+      </w:pPr>
+      <w:r>
+        <w:rPr>
+          <w:rFonts w:ascii="Times New Roman" w:hAnsi="Times New Roman" w:cs="Times New Roman"/>
+          <w:noProof/>
+          <w:sz w:val="24"/>
+          <w:szCs w:val="24"/>
+          <w:lang w:eastAsia="ru-RU"/>
         </w:rPr>
         <w:drawing>
-          <wp:inline distT="0" distB="0" distL="0" distR="0" wp14:anchorId="107C06C4" wp14:editId="0D29B7B3">
+          <wp:inline distT="0" distB="0" distL="0" distR="0" wp14:anchorId="2E6DE8AC" wp14:editId="4983DD3C">
             <wp:extent cx="1975932" cy="3152775"/>
             <wp:effectExtent l="0" t="0" r="5715" b="0"/>
             <wp:docPr id="1" name="Рисунок 1"/>
@@ -1166,12 +1175,14 @@
         <w:rPr>
           <w:rFonts w:ascii="Times New Roman" w:hAnsi="Times New Roman" w:cs="Times New Roman"/>
           <w:sz w:val="24"/>
-        </w:rPr>
-      </w:pPr>
-      <w:r>
-        <w:rPr>
-          <w:rFonts w:ascii="Times New Roman" w:hAnsi="Times New Roman" w:cs="Times New Roman"/>
-          <w:sz w:val="24"/>
+          <w:szCs w:val="24"/>
+        </w:rPr>
+      </w:pPr>
+      <w:r>
+        <w:rPr>
+          <w:rFonts w:ascii="Times New Roman" w:hAnsi="Times New Roman" w:cs="Times New Roman"/>
+          <w:sz w:val="24"/>
+          <w:szCs w:val="24"/>
         </w:rPr>
         <w:t>Рис.1 «Разметка главного меню»</w:t>
       </w:r>
@@ -1184,6 +1195,7 @@
         <w:rPr>
           <w:rFonts w:ascii="Times New Roman" w:hAnsi="Times New Roman" w:cs="Times New Roman"/>
           <w:sz w:val="24"/>
+          <w:szCs w:val="24"/>
         </w:rPr>
       </w:pPr>
     </w:p>
@@ -1195,15 +1207,19 @@
         <w:rPr>
           <w:rFonts w:ascii="Times New Roman" w:hAnsi="Times New Roman" w:cs="Times New Roman"/>
           <w:sz w:val="24"/>
-        </w:rPr>
-      </w:pPr>
-      <w:r>
-        <w:rPr>
-          <w:rFonts w:ascii="Times New Roman" w:hAnsi="Times New Roman" w:cs="Times New Roman"/>
-          <w:sz w:val="24"/>
+          <w:szCs w:val="24"/>
+        </w:rPr>
+      </w:pPr>
+      <w:r>
+        <w:rPr>
+          <w:rFonts w:ascii="Times New Roman" w:hAnsi="Times New Roman" w:cs="Times New Roman"/>
+          <w:noProof/>
+          <w:sz w:val="24"/>
+          <w:szCs w:val="24"/>
+          <w:lang w:eastAsia="ru-RU"/>
         </w:rPr>
         <w:drawing>
-          <wp:inline distT="0" distB="0" distL="0" distR="0" wp14:anchorId="3416988D" wp14:editId="099A919A">
+          <wp:inline distT="0" distB="0" distL="0" distR="0" wp14:anchorId="62CB1CF6" wp14:editId="2523053A">
             <wp:extent cx="2162175" cy="3462692"/>
             <wp:effectExtent l="0" t="0" r="0" b="4445"/>
             <wp:docPr id="2" name="Рисунок 2"/>
@@ -1247,12 +1263,14 @@
         <w:rPr>
           <w:rFonts w:ascii="Times New Roman" w:hAnsi="Times New Roman" w:cs="Times New Roman"/>
           <w:sz w:val="24"/>
-        </w:rPr>
-      </w:pPr>
-      <w:r>
-        <w:rPr>
-          <w:rFonts w:ascii="Times New Roman" w:hAnsi="Times New Roman" w:cs="Times New Roman"/>
-          <w:sz w:val="24"/>
+          <w:szCs w:val="24"/>
+        </w:rPr>
+      </w:pPr>
+      <w:r>
+        <w:rPr>
+          <w:rFonts w:ascii="Times New Roman" w:hAnsi="Times New Roman" w:cs="Times New Roman"/>
+          <w:sz w:val="24"/>
+          <w:szCs w:val="24"/>
         </w:rPr>
         <w:t>Рис.2 «Разметка списка тестирований»</w:t>
       </w:r>
@@ -1265,6 +1283,7 @@
         <w:rPr>
           <w:rFonts w:ascii="Times New Roman" w:hAnsi="Times New Roman" w:cs="Times New Roman"/>
           <w:sz w:val="24"/>
+          <w:szCs w:val="24"/>
         </w:rPr>
       </w:pPr>
     </w:p>
@@ -1276,16 +1295,20 @@
         <w:rPr>
           <w:rFonts w:ascii="Times New Roman" w:hAnsi="Times New Roman" w:cs="Times New Roman"/>
           <w:sz w:val="24"/>
-        </w:rPr>
-      </w:pPr>
-      <w:r>
-        <w:rPr>
-          <w:rFonts w:ascii="Times New Roman" w:hAnsi="Times New Roman" w:cs="Times New Roman"/>
-          <w:sz w:val="24"/>
+          <w:szCs w:val="24"/>
+        </w:rPr>
+      </w:pPr>
+      <w:r>
+        <w:rPr>
+          <w:rFonts w:ascii="Times New Roman" w:hAnsi="Times New Roman" w:cs="Times New Roman"/>
+          <w:noProof/>
+          <w:sz w:val="24"/>
+          <w:szCs w:val="24"/>
+          <w:lang w:eastAsia="ru-RU"/>
         </w:rPr>
         <w:lastRenderedPageBreak/>
         <w:drawing>
-          <wp:inline distT="0" distB="0" distL="0" distR="0" wp14:anchorId="561A18C9" wp14:editId="64511FFF">
+          <wp:inline distT="0" distB="0" distL="0" distR="0" wp14:anchorId="4B8C3F36" wp14:editId="5E61DCD9">
             <wp:extent cx="2502403" cy="4010025"/>
             <wp:effectExtent l="0" t="0" r="0" b="0"/>
             <wp:docPr id="3" name="Рисунок 3"/>
@@ -1329,12 +1352,14 @@
         <w:rPr>
           <w:rFonts w:ascii="Times New Roman" w:hAnsi="Times New Roman" w:cs="Times New Roman"/>
           <w:sz w:val="24"/>
-        </w:rPr>
-      </w:pPr>
-      <w:r>
-        <w:rPr>
-          <w:rFonts w:ascii="Times New Roman" w:hAnsi="Times New Roman" w:cs="Times New Roman"/>
-          <w:sz w:val="24"/>
+          <w:szCs w:val="24"/>
+        </w:rPr>
+      </w:pPr>
+      <w:r>
+        <w:rPr>
+          <w:rFonts w:ascii="Times New Roman" w:hAnsi="Times New Roman" w:cs="Times New Roman"/>
+          <w:sz w:val="24"/>
+          <w:szCs w:val="24"/>
         </w:rPr>
         <w:t>Рис.3 «Разметка страницы тестирования»</w:t>
       </w:r>
@@ -1347,6 +1372,7 @@
         <w:rPr>
           <w:rFonts w:ascii="Times New Roman" w:hAnsi="Times New Roman" w:cs="Times New Roman"/>
           <w:sz w:val="24"/>
+          <w:szCs w:val="24"/>
         </w:rPr>
       </w:pPr>
     </w:p>
@@ -1358,15 +1384,19 @@
         <w:rPr>
           <w:rFonts w:ascii="Times New Roman" w:hAnsi="Times New Roman" w:cs="Times New Roman"/>
           <w:sz w:val="24"/>
-        </w:rPr>
-      </w:pPr>
-      <w:r>
-        <w:rPr>
-          <w:rFonts w:ascii="Times New Roman" w:hAnsi="Times New Roman" w:cs="Times New Roman"/>
-          <w:sz w:val="24"/>
+          <w:szCs w:val="24"/>
+        </w:rPr>
+      </w:pPr>
+      <w:r>
+        <w:rPr>
+          <w:rFonts w:ascii="Times New Roman" w:hAnsi="Times New Roman" w:cs="Times New Roman"/>
+          <w:noProof/>
+          <w:sz w:val="24"/>
+          <w:szCs w:val="24"/>
+          <w:lang w:eastAsia="ru-RU"/>
         </w:rPr>
         <w:drawing>
-          <wp:inline distT="0" distB="0" distL="0" distR="0" wp14:anchorId="58F242DD" wp14:editId="3C5C491C">
+          <wp:inline distT="0" distB="0" distL="0" distR="0" wp14:anchorId="6B624FB0" wp14:editId="3598117E">
             <wp:extent cx="2506016" cy="4019550"/>
             <wp:effectExtent l="0" t="0" r="8890" b="0"/>
             <wp:docPr id="4" name="Рисунок 4"/>
@@ -1410,12 +1440,14 @@
         <w:rPr>
           <w:rFonts w:ascii="Times New Roman" w:hAnsi="Times New Roman" w:cs="Times New Roman"/>
           <w:sz w:val="24"/>
-        </w:rPr>
-      </w:pPr>
-      <w:r>
-        <w:rPr>
-          <w:rFonts w:ascii="Times New Roman" w:hAnsi="Times New Roman" w:cs="Times New Roman"/>
-          <w:sz w:val="24"/>
+          <w:szCs w:val="24"/>
+        </w:rPr>
+      </w:pPr>
+      <w:r>
+        <w:rPr>
+          <w:rFonts w:ascii="Times New Roman" w:hAnsi="Times New Roman" w:cs="Times New Roman"/>
+          <w:sz w:val="24"/>
+          <w:szCs w:val="24"/>
         </w:rPr>
         <w:t>Рис.4 «Разметка страницы с результатами тестирований»</w:t>
       </w:r>
@@ -1432,17 +1464,17 @@
         <w:rPr>
           <w:rFonts w:ascii="Times New Roman" w:hAnsi="Times New Roman" w:cs="Times New Roman"/>
           <w:sz w:val="24"/>
-        </w:rPr>
-      </w:pPr>
-      <w:r>
-        <w:rPr>
-          <w:rFonts w:ascii="Times New Roman" w:hAnsi="Times New Roman" w:cs="Times New Roman"/>
-          <w:sz w:val="24"/>
+          <w:szCs w:val="24"/>
+        </w:rPr>
+      </w:pPr>
+      <w:r>
+        <w:rPr>
+          <w:rFonts w:ascii="Times New Roman" w:hAnsi="Times New Roman" w:cs="Times New Roman"/>
+          <w:sz w:val="24"/>
+          <w:szCs w:val="24"/>
         </w:rPr>
         <w:t>Макет приложения</w:t>
       </w:r>
-      <w:bookmarkStart w:id="7" w:name="_GoBack"/>
-      <w:bookmarkEnd w:id="7"/>
     </w:p>
     <w:p>
       <w:pPr>
@@ -1452,16 +1484,20 @@
         <w:rPr>
           <w:rFonts w:ascii="Times New Roman" w:hAnsi="Times New Roman" w:cs="Times New Roman"/>
           <w:sz w:val="24"/>
-        </w:rPr>
-      </w:pPr>
-      <w:r>
-        <w:rPr>
-          <w:rFonts w:ascii="Times New Roman" w:hAnsi="Times New Roman" w:cs="Times New Roman"/>
-          <w:sz w:val="24"/>
+          <w:szCs w:val="24"/>
+        </w:rPr>
+      </w:pPr>
+      <w:r>
+        <w:rPr>
+          <w:rFonts w:ascii="Times New Roman" w:hAnsi="Times New Roman" w:cs="Times New Roman"/>
+          <w:noProof/>
+          <w:sz w:val="24"/>
+          <w:szCs w:val="24"/>
+          <w:lang w:eastAsia="ru-RU"/>
         </w:rPr>
         <w:lastRenderedPageBreak/>
         <w:drawing>
-          <wp:inline distT="0" distB="0" distL="0" distR="0" wp14:anchorId="11655EC9" wp14:editId="2C6F213E">
+          <wp:inline distT="0" distB="0" distL="0" distR="0" wp14:anchorId="25E3E0AC" wp14:editId="322EEE6B">
             <wp:extent cx="2857500" cy="4161409"/>
             <wp:effectExtent l="0" t="0" r="0" b="0"/>
             <wp:docPr id="5" name="Рисунок 5"/>
@@ -1505,12 +1541,14 @@
         <w:rPr>
           <w:rFonts w:ascii="Times New Roman" w:hAnsi="Times New Roman" w:cs="Times New Roman"/>
           <w:sz w:val="24"/>
-        </w:rPr>
-      </w:pPr>
-      <w:r>
-        <w:rPr>
-          <w:rFonts w:ascii="Times New Roman" w:hAnsi="Times New Roman" w:cs="Times New Roman"/>
-          <w:sz w:val="24"/>
+          <w:szCs w:val="24"/>
+        </w:rPr>
+      </w:pPr>
+      <w:r>
+        <w:rPr>
+          <w:rFonts w:ascii="Times New Roman" w:hAnsi="Times New Roman" w:cs="Times New Roman"/>
+          <w:sz w:val="24"/>
+          <w:szCs w:val="24"/>
         </w:rPr>
         <w:t>Рис.5 «Макет главного меню»</w:t>
       </w:r>
@@ -1523,6 +1561,7 @@
         <w:rPr>
           <w:rFonts w:ascii="Times New Roman" w:hAnsi="Times New Roman" w:cs="Times New Roman"/>
           <w:sz w:val="24"/>
+          <w:szCs w:val="24"/>
         </w:rPr>
       </w:pPr>
     </w:p>
@@ -1534,15 +1573,19 @@
         <w:rPr>
           <w:rFonts w:ascii="Times New Roman" w:hAnsi="Times New Roman" w:cs="Times New Roman"/>
           <w:sz w:val="24"/>
-        </w:rPr>
-      </w:pPr>
-      <w:r>
-        <w:rPr>
-          <w:rFonts w:ascii="Times New Roman" w:hAnsi="Times New Roman" w:cs="Times New Roman"/>
-          <w:sz w:val="24"/>
+          <w:szCs w:val="24"/>
+        </w:rPr>
+      </w:pPr>
+      <w:r>
+        <w:rPr>
+          <w:rFonts w:ascii="Times New Roman" w:hAnsi="Times New Roman" w:cs="Times New Roman"/>
+          <w:noProof/>
+          <w:sz w:val="24"/>
+          <w:szCs w:val="24"/>
+          <w:lang w:eastAsia="ru-RU"/>
         </w:rPr>
         <w:drawing>
-          <wp:inline distT="0" distB="0" distL="0" distR="0" wp14:anchorId="1BAC8A6B" wp14:editId="3F25DA54">
+          <wp:inline distT="0" distB="0" distL="0" distR="0" wp14:anchorId="4D7D40BC" wp14:editId="5929392C">
             <wp:extent cx="2590800" cy="3798163"/>
             <wp:effectExtent l="0" t="0" r="0" b="0"/>
             <wp:docPr id="6" name="Рисунок 6"/>
@@ -1586,12 +1629,14 @@
         <w:rPr>
           <w:rFonts w:ascii="Times New Roman" w:hAnsi="Times New Roman" w:cs="Times New Roman"/>
           <w:sz w:val="24"/>
-        </w:rPr>
-      </w:pPr>
-      <w:r>
-        <w:rPr>
-          <w:rFonts w:ascii="Times New Roman" w:hAnsi="Times New Roman" w:cs="Times New Roman"/>
-          <w:sz w:val="24"/>
+          <w:szCs w:val="24"/>
+        </w:rPr>
+      </w:pPr>
+      <w:r>
+        <w:rPr>
+          <w:rFonts w:ascii="Times New Roman" w:hAnsi="Times New Roman" w:cs="Times New Roman"/>
+          <w:sz w:val="24"/>
+          <w:szCs w:val="24"/>
         </w:rPr>
         <w:t>Рис.6 «Макет списка тестирований»</w:t>
       </w:r>
@@ -1604,6 +1649,7 @@
         <w:rPr>
           <w:rFonts w:ascii="Times New Roman" w:hAnsi="Times New Roman" w:cs="Times New Roman"/>
           <w:sz w:val="24"/>
+          <w:szCs w:val="24"/>
         </w:rPr>
       </w:pPr>
     </w:p>
@@ -1615,16 +1661,20 @@
         <w:rPr>
           <w:rFonts w:ascii="Times New Roman" w:hAnsi="Times New Roman" w:cs="Times New Roman"/>
           <w:sz w:val="24"/>
-        </w:rPr>
-      </w:pPr>
-      <w:r>
-        <w:rPr>
-          <w:rFonts w:ascii="Times New Roman" w:hAnsi="Times New Roman" w:cs="Times New Roman"/>
-          <w:sz w:val="24"/>
+          <w:szCs w:val="24"/>
+        </w:rPr>
+      </w:pPr>
+      <w:r>
+        <w:rPr>
+          <w:rFonts w:ascii="Times New Roman" w:hAnsi="Times New Roman" w:cs="Times New Roman"/>
+          <w:noProof/>
+          <w:sz w:val="24"/>
+          <w:szCs w:val="24"/>
+          <w:lang w:eastAsia="ru-RU"/>
         </w:rPr>
         <w:lastRenderedPageBreak/>
         <w:drawing>
-          <wp:inline distT="0" distB="0" distL="0" distR="0" wp14:anchorId="3AE740FB" wp14:editId="197F882B">
+          <wp:inline distT="0" distB="0" distL="0" distR="0" wp14:anchorId="1D8334C3" wp14:editId="4D8BE645">
             <wp:extent cx="2168925" cy="3200400"/>
             <wp:effectExtent l="0" t="0" r="3175" b="0"/>
             <wp:docPr id="7" name="Рисунок 7"/>
@@ -1668,12 +1718,14 @@
         <w:rPr>
           <w:rFonts w:ascii="Times New Roman" w:hAnsi="Times New Roman" w:cs="Times New Roman"/>
           <w:sz w:val="24"/>
-        </w:rPr>
-      </w:pPr>
-      <w:r>
-        <w:rPr>
-          <w:rFonts w:ascii="Times New Roman" w:hAnsi="Times New Roman" w:cs="Times New Roman"/>
-          <w:sz w:val="24"/>
+          <w:szCs w:val="24"/>
+        </w:rPr>
+      </w:pPr>
+      <w:r>
+        <w:rPr>
+          <w:rFonts w:ascii="Times New Roman" w:hAnsi="Times New Roman" w:cs="Times New Roman"/>
+          <w:sz w:val="24"/>
+          <w:szCs w:val="24"/>
         </w:rPr>
         <w:t>Рис.7 «Макет страницы тестирования»</w:t>
       </w:r>
@@ -1686,6 +1738,7 @@
         <w:rPr>
           <w:rFonts w:ascii="Times New Roman" w:hAnsi="Times New Roman" w:cs="Times New Roman"/>
           <w:sz w:val="24"/>
+          <w:szCs w:val="24"/>
         </w:rPr>
       </w:pPr>
     </w:p>
@@ -1697,15 +1750,19 @@
         <w:rPr>
           <w:rFonts w:ascii="Times New Roman" w:hAnsi="Times New Roman" w:cs="Times New Roman"/>
           <w:sz w:val="24"/>
-        </w:rPr>
-      </w:pPr>
-      <w:r>
-        <w:rPr>
-          <w:rFonts w:ascii="Times New Roman" w:hAnsi="Times New Roman" w:cs="Times New Roman"/>
-          <w:sz w:val="24"/>
+          <w:szCs w:val="24"/>
+        </w:rPr>
+      </w:pPr>
+      <w:r>
+        <w:rPr>
+          <w:rFonts w:ascii="Times New Roman" w:hAnsi="Times New Roman" w:cs="Times New Roman"/>
+          <w:noProof/>
+          <w:sz w:val="24"/>
+          <w:szCs w:val="24"/>
+          <w:lang w:eastAsia="ru-RU"/>
         </w:rPr>
         <w:drawing>
-          <wp:inline distT="0" distB="0" distL="0" distR="0" wp14:anchorId="298993CD" wp14:editId="1B32136B">
+          <wp:inline distT="0" distB="0" distL="0" distR="0" wp14:anchorId="0B0DBF35" wp14:editId="296D1B70">
             <wp:extent cx="2351063" cy="3438525"/>
             <wp:effectExtent l="0" t="0" r="0" b="0"/>
             <wp:docPr id="8" name="Рисунок 8"/>
@@ -1749,12 +1806,14 @@
         <w:rPr>
           <w:rFonts w:ascii="Times New Roman" w:hAnsi="Times New Roman" w:cs="Times New Roman"/>
           <w:sz w:val="24"/>
-        </w:rPr>
-      </w:pPr>
-      <w:r>
-        <w:rPr>
-          <w:rFonts w:ascii="Times New Roman" w:hAnsi="Times New Roman" w:cs="Times New Roman"/>
-          <w:sz w:val="24"/>
+          <w:szCs w:val="24"/>
+        </w:rPr>
+      </w:pPr>
+      <w:r>
+        <w:rPr>
+          <w:rFonts w:ascii="Times New Roman" w:hAnsi="Times New Roman" w:cs="Times New Roman"/>
+          <w:sz w:val="24"/>
+          <w:szCs w:val="24"/>
         </w:rPr>
         <w:t>Рис.8 «</w:t>
       </w:r>
@@ -1762,6 +1821,7 @@
         <w:rPr>
           <w:rFonts w:ascii="Times New Roman" w:hAnsi="Times New Roman" w:cs="Times New Roman"/>
           <w:sz w:val="24"/>
+          <w:szCs w:val="24"/>
         </w:rPr>
         <w:t xml:space="preserve">Макет </w:t>
       </w:r>
@@ -1769,6 +1829,7 @@
         <w:rPr>
           <w:rFonts w:ascii="Times New Roman" w:hAnsi="Times New Roman" w:cs="Times New Roman"/>
           <w:sz w:val="24"/>
+          <w:szCs w:val="24"/>
         </w:rPr>
         <w:t>страницы с результатами тестирования»</w:t>
       </w:r>
@@ -1785,12 +1846,14 @@
         <w:rPr>
           <w:rFonts w:ascii="Times New Roman" w:hAnsi="Times New Roman" w:cs="Times New Roman"/>
           <w:sz w:val="24"/>
-        </w:rPr>
-      </w:pPr>
-      <w:r>
-        <w:rPr>
-          <w:rFonts w:ascii="Times New Roman" w:hAnsi="Times New Roman" w:cs="Times New Roman"/>
-          <w:sz w:val="24"/>
+          <w:szCs w:val="24"/>
+        </w:rPr>
+      </w:pPr>
+      <w:r>
+        <w:rPr>
+          <w:rFonts w:ascii="Times New Roman" w:hAnsi="Times New Roman" w:cs="Times New Roman"/>
+          <w:sz w:val="24"/>
+          <w:szCs w:val="24"/>
         </w:rPr>
         <w:t>Разработка приложения</w:t>
       </w:r>
@@ -1807,14 +1870,2546 @@
         <w:rPr>
           <w:rFonts w:ascii="Times New Roman" w:hAnsi="Times New Roman" w:cs="Times New Roman"/>
           <w:sz w:val="24"/>
-        </w:rPr>
-      </w:pPr>
-      <w:r>
-        <w:rPr>
-          <w:rFonts w:ascii="Times New Roman" w:hAnsi="Times New Roman" w:cs="Times New Roman"/>
-          <w:sz w:val="24"/>
+          <w:szCs w:val="24"/>
+        </w:rPr>
+      </w:pPr>
+      <w:r>
+        <w:rPr>
+          <w:rFonts w:ascii="Times New Roman" w:hAnsi="Times New Roman" w:cs="Times New Roman"/>
+          <w:sz w:val="24"/>
+          <w:szCs w:val="24"/>
         </w:rPr>
         <w:t>Руководство программиста</w:t>
+      </w:r>
+    </w:p>
+    <w:p>
+      <w:pPr>
+        <w:pStyle w:val="a3"/>
+        <w:numPr>
+          <w:ilvl w:val="0"/>
+          <w:numId w:val="14"/>
+        </w:numPr>
+        <w:spacing w:after="0" w:line="360" w:lineRule="auto"/>
+        <w:ind w:left="0" w:firstLine="709"/>
+        <w:jc w:val="both"/>
+        <w:rPr>
+          <w:rFonts w:ascii="Times New Roman" w:hAnsi="Times New Roman" w:cs="Times New Roman"/>
+          <w:b/>
+          <w:sz w:val="24"/>
+          <w:szCs w:val="24"/>
+        </w:rPr>
+      </w:pPr>
+      <w:r>
+        <w:rPr>
+          <w:rFonts w:ascii="Times New Roman" w:hAnsi="Times New Roman" w:cs="Times New Roman"/>
+          <w:b/>
+          <w:sz w:val="24"/>
+          <w:szCs w:val="24"/>
+        </w:rPr>
+        <w:t>Назначение и условия применения программы</w:t>
+      </w:r>
+    </w:p>
+    <w:p>
+      <w:pPr>
+        <w:pStyle w:val="a3"/>
+        <w:spacing w:after="0" w:line="360" w:lineRule="auto"/>
+        <w:ind w:left="0" w:firstLine="709"/>
+        <w:jc w:val="both"/>
+        <w:rPr>
+          <w:rFonts w:ascii="Times New Roman" w:hAnsi="Times New Roman" w:cs="Times New Roman"/>
+          <w:sz w:val="24"/>
+          <w:szCs w:val="24"/>
+        </w:rPr>
+      </w:pPr>
+      <w:r>
+        <w:rPr>
+          <w:rFonts w:ascii="Times New Roman" w:hAnsi="Times New Roman" w:cs="Times New Roman"/>
+          <w:sz w:val="24"/>
+          <w:szCs w:val="24"/>
+        </w:rPr>
+        <w:t>Программа «</w:t>
+      </w:r>
+      <w:proofErr w:type="spellStart"/>
+      <w:r>
+        <w:rPr>
+          <w:rFonts w:ascii="Times New Roman" w:hAnsi="Times New Roman" w:cs="Times New Roman"/>
+          <w:sz w:val="24"/>
+          <w:szCs w:val="24"/>
+          <w:lang w:val="en-US"/>
+        </w:rPr>
+        <w:t>SystemOfTestingMobile</w:t>
+      </w:r>
+      <w:proofErr w:type="spellEnd"/>
+      <w:r>
+        <w:rPr>
+          <w:rFonts w:ascii="Times New Roman" w:hAnsi="Times New Roman" w:cs="Times New Roman"/>
+          <w:sz w:val="24"/>
+          <w:szCs w:val="24"/>
+        </w:rPr>
+        <w:t xml:space="preserve">» </w:t>
+      </w:r>
+      <w:r>
+        <w:rPr>
+          <w:rFonts w:ascii="Times New Roman" w:hAnsi="Times New Roman" w:cs="Times New Roman"/>
+          <w:sz w:val="24"/>
+          <w:szCs w:val="24"/>
+        </w:rPr>
+        <w:t xml:space="preserve">предназначена для предоставления пользователям возможности прохождения заранее подготовленных тестов на мобильных </w:t>
+      </w:r>
+      <w:r>
+        <w:rPr>
+          <w:rFonts w:ascii="Times New Roman" w:hAnsi="Times New Roman" w:cs="Times New Roman"/>
+          <w:sz w:val="24"/>
+          <w:szCs w:val="24"/>
+        </w:rPr>
+        <w:lastRenderedPageBreak/>
+        <w:t xml:space="preserve">устройствах под управлением операционной системы </w:t>
+      </w:r>
+      <w:proofErr w:type="spellStart"/>
+      <w:r>
+        <w:rPr>
+          <w:rFonts w:ascii="Times New Roman" w:hAnsi="Times New Roman" w:cs="Times New Roman"/>
+          <w:sz w:val="24"/>
+          <w:szCs w:val="24"/>
+        </w:rPr>
+        <w:t>Android</w:t>
+      </w:r>
+      <w:proofErr w:type="spellEnd"/>
+      <w:r>
+        <w:rPr>
+          <w:rFonts w:ascii="Times New Roman" w:hAnsi="Times New Roman" w:cs="Times New Roman"/>
+          <w:sz w:val="24"/>
+          <w:szCs w:val="24"/>
+        </w:rPr>
+        <w:t>. Приложение обеспечивает автоматизацию процесса тестирования и подсчета результатов.</w:t>
+      </w:r>
+    </w:p>
+    <w:p>
+      <w:pPr>
+        <w:pStyle w:val="a3"/>
+        <w:spacing w:after="0" w:line="360" w:lineRule="auto"/>
+        <w:ind w:left="0" w:firstLine="709"/>
+        <w:jc w:val="both"/>
+        <w:rPr>
+          <w:rFonts w:ascii="Times New Roman" w:hAnsi="Times New Roman" w:cs="Times New Roman"/>
+          <w:b/>
+          <w:sz w:val="24"/>
+          <w:szCs w:val="24"/>
+        </w:rPr>
+      </w:pPr>
+      <w:r>
+        <w:rPr>
+          <w:rFonts w:ascii="Times New Roman" w:hAnsi="Times New Roman" w:cs="Times New Roman"/>
+          <w:b/>
+          <w:sz w:val="24"/>
+          <w:szCs w:val="24"/>
+        </w:rPr>
+        <w:t>Характеристика программы</w:t>
+      </w:r>
+    </w:p>
+    <w:p>
+      <w:pPr>
+        <w:spacing w:after="0" w:line="360" w:lineRule="auto"/>
+        <w:ind w:firstLine="709"/>
+        <w:jc w:val="both"/>
+        <w:rPr>
+          <w:rFonts w:ascii="Times New Roman" w:hAnsi="Times New Roman" w:cs="Times New Roman"/>
+          <w:sz w:val="24"/>
+          <w:szCs w:val="24"/>
+        </w:rPr>
+      </w:pPr>
+      <w:r>
+        <w:rPr>
+          <w:rFonts w:ascii="Times New Roman" w:hAnsi="Times New Roman" w:cs="Times New Roman"/>
+          <w:sz w:val="24"/>
+          <w:szCs w:val="24"/>
+        </w:rPr>
+        <w:t>Программа должна обеспечивать следующие функции:</w:t>
+      </w:r>
+    </w:p>
+    <w:p>
+      <w:pPr>
+        <w:pStyle w:val="a3"/>
+        <w:numPr>
+          <w:ilvl w:val="0"/>
+          <w:numId w:val="15"/>
+        </w:numPr>
+        <w:spacing w:after="0" w:line="360" w:lineRule="auto"/>
+        <w:jc w:val="both"/>
+        <w:rPr>
+          <w:rFonts w:ascii="Times New Roman" w:hAnsi="Times New Roman" w:cs="Times New Roman"/>
+          <w:sz w:val="24"/>
+          <w:szCs w:val="24"/>
+        </w:rPr>
+      </w:pPr>
+      <w:r>
+        <w:rPr>
+          <w:rFonts w:ascii="Times New Roman" w:hAnsi="Times New Roman" w:cs="Times New Roman"/>
+          <w:sz w:val="24"/>
+          <w:szCs w:val="24"/>
+        </w:rPr>
+        <w:t>Управление тестами: Отображение списка доступных тестов с описанием</w:t>
+      </w:r>
+    </w:p>
+    <w:p>
+      <w:pPr>
+        <w:pStyle w:val="a3"/>
+        <w:numPr>
+          <w:ilvl w:val="0"/>
+          <w:numId w:val="15"/>
+        </w:numPr>
+        <w:spacing w:after="0" w:line="360" w:lineRule="auto"/>
+        <w:jc w:val="both"/>
+        <w:rPr>
+          <w:rFonts w:ascii="Times New Roman" w:hAnsi="Times New Roman" w:cs="Times New Roman"/>
+          <w:sz w:val="24"/>
+          <w:szCs w:val="24"/>
+        </w:rPr>
+      </w:pPr>
+      <w:r>
+        <w:rPr>
+          <w:rFonts w:ascii="Times New Roman" w:hAnsi="Times New Roman" w:cs="Times New Roman"/>
+          <w:sz w:val="24"/>
+          <w:szCs w:val="24"/>
+        </w:rPr>
+        <w:t>Прохождение тестов: Пошаговое выполнение тестов с различными типами вопросов</w:t>
+      </w:r>
+    </w:p>
+    <w:p>
+      <w:pPr>
+        <w:pStyle w:val="a3"/>
+        <w:numPr>
+          <w:ilvl w:val="0"/>
+          <w:numId w:val="15"/>
+        </w:numPr>
+        <w:spacing w:after="0" w:line="360" w:lineRule="auto"/>
+        <w:jc w:val="both"/>
+        <w:rPr>
+          <w:rFonts w:ascii="Times New Roman" w:hAnsi="Times New Roman" w:cs="Times New Roman"/>
+          <w:sz w:val="24"/>
+          <w:szCs w:val="24"/>
+        </w:rPr>
+      </w:pPr>
+      <w:r>
+        <w:rPr>
+          <w:rFonts w:ascii="Times New Roman" w:hAnsi="Times New Roman" w:cs="Times New Roman"/>
+          <w:sz w:val="24"/>
+          <w:szCs w:val="24"/>
+        </w:rPr>
+        <w:t xml:space="preserve">Хранение данных: Сохранение результатов тестирования в базе данных </w:t>
+      </w:r>
+      <w:proofErr w:type="spellStart"/>
+      <w:r>
+        <w:rPr>
+          <w:rFonts w:ascii="Times New Roman" w:hAnsi="Times New Roman" w:cs="Times New Roman"/>
+          <w:sz w:val="24"/>
+          <w:szCs w:val="24"/>
+        </w:rPr>
+        <w:t>SQLite</w:t>
+      </w:r>
+      <w:proofErr w:type="spellEnd"/>
+    </w:p>
+    <w:p>
+      <w:pPr>
+        <w:pStyle w:val="a3"/>
+        <w:numPr>
+          <w:ilvl w:val="0"/>
+          <w:numId w:val="15"/>
+        </w:numPr>
+        <w:spacing w:after="0" w:line="360" w:lineRule="auto"/>
+        <w:jc w:val="both"/>
+        <w:rPr>
+          <w:rFonts w:ascii="Times New Roman" w:hAnsi="Times New Roman" w:cs="Times New Roman"/>
+          <w:sz w:val="24"/>
+          <w:szCs w:val="24"/>
+        </w:rPr>
+      </w:pPr>
+      <w:r>
+        <w:rPr>
+          <w:rFonts w:ascii="Times New Roman" w:hAnsi="Times New Roman" w:cs="Times New Roman"/>
+          <w:sz w:val="24"/>
+          <w:szCs w:val="24"/>
+        </w:rPr>
+        <w:t>История результатов: Просмотр истории прохождения тестов</w:t>
+      </w:r>
+    </w:p>
+    <w:p>
+      <w:pPr>
+        <w:pStyle w:val="a3"/>
+        <w:numPr>
+          <w:ilvl w:val="0"/>
+          <w:numId w:val="14"/>
+        </w:numPr>
+        <w:spacing w:after="0" w:line="360" w:lineRule="auto"/>
+        <w:jc w:val="both"/>
+        <w:rPr>
+          <w:rFonts w:ascii="Times New Roman" w:hAnsi="Times New Roman" w:cs="Times New Roman"/>
+          <w:b/>
+          <w:sz w:val="24"/>
+          <w:szCs w:val="24"/>
+        </w:rPr>
+      </w:pPr>
+      <w:r>
+        <w:rPr>
+          <w:rFonts w:ascii="Times New Roman" w:hAnsi="Times New Roman" w:cs="Times New Roman"/>
+          <w:b/>
+          <w:sz w:val="24"/>
+          <w:szCs w:val="24"/>
+        </w:rPr>
+        <w:t>Обращение к программе</w:t>
+      </w:r>
+    </w:p>
+    <w:p>
+      <w:pPr>
+        <w:numPr>
+          <w:ilvl w:val="0"/>
+          <w:numId w:val="17"/>
+        </w:numPr>
+        <w:shd w:val="clear" w:color="auto" w:fill="FFFFFF"/>
+        <w:spacing w:after="0" w:line="360" w:lineRule="auto"/>
+        <w:jc w:val="both"/>
+        <w:rPr>
+          <w:rFonts w:ascii="Times New Roman" w:eastAsia="Times New Roman" w:hAnsi="Times New Roman" w:cs="Times New Roman"/>
+          <w:color w:val="0F1115"/>
+          <w:sz w:val="24"/>
+          <w:szCs w:val="24"/>
+          <w:lang w:val="en-US" w:eastAsia="ru-RU"/>
+        </w:rPr>
+      </w:pPr>
+      <w:r>
+        <w:rPr>
+          <w:rFonts w:ascii="Times New Roman" w:eastAsia="Times New Roman" w:hAnsi="Times New Roman" w:cs="Times New Roman"/>
+          <w:b/>
+          <w:bCs/>
+          <w:color w:val="0F1115"/>
+          <w:sz w:val="24"/>
+          <w:szCs w:val="24"/>
+          <w:lang w:eastAsia="ru-RU"/>
+        </w:rPr>
+        <w:t>Платформа</w:t>
+      </w:r>
+      <w:r>
+        <w:rPr>
+          <w:rFonts w:ascii="Times New Roman" w:eastAsia="Times New Roman" w:hAnsi="Times New Roman" w:cs="Times New Roman"/>
+          <w:color w:val="0F1115"/>
+          <w:sz w:val="24"/>
+          <w:szCs w:val="24"/>
+          <w:lang w:val="en-US" w:eastAsia="ru-RU"/>
+        </w:rPr>
+        <w:t>: .NET MAUI (Multi-platform App UI)</w:t>
+      </w:r>
+    </w:p>
+    <w:p>
+      <w:pPr>
+        <w:numPr>
+          <w:ilvl w:val="0"/>
+          <w:numId w:val="17"/>
+        </w:numPr>
+        <w:shd w:val="clear" w:color="auto" w:fill="FFFFFF"/>
+        <w:spacing w:after="0" w:line="360" w:lineRule="auto"/>
+        <w:jc w:val="both"/>
+        <w:rPr>
+          <w:rFonts w:ascii="Times New Roman" w:eastAsia="Times New Roman" w:hAnsi="Times New Roman" w:cs="Times New Roman"/>
+          <w:color w:val="0F1115"/>
+          <w:sz w:val="24"/>
+          <w:szCs w:val="24"/>
+          <w:lang w:eastAsia="ru-RU"/>
+        </w:rPr>
+      </w:pPr>
+      <w:r>
+        <w:rPr>
+          <w:rFonts w:ascii="Times New Roman" w:eastAsia="Times New Roman" w:hAnsi="Times New Roman" w:cs="Times New Roman"/>
+          <w:b/>
+          <w:bCs/>
+          <w:color w:val="0F1115"/>
+          <w:sz w:val="24"/>
+          <w:szCs w:val="24"/>
+          <w:lang w:eastAsia="ru-RU"/>
+        </w:rPr>
+        <w:t>Язык программирования</w:t>
+      </w:r>
+      <w:r>
+        <w:rPr>
+          <w:rFonts w:ascii="Times New Roman" w:eastAsia="Times New Roman" w:hAnsi="Times New Roman" w:cs="Times New Roman"/>
+          <w:color w:val="0F1115"/>
+          <w:sz w:val="24"/>
+          <w:szCs w:val="24"/>
+          <w:lang w:eastAsia="ru-RU"/>
+        </w:rPr>
+        <w:t>: C# 10/11</w:t>
+      </w:r>
+    </w:p>
+    <w:p>
+      <w:pPr>
+        <w:numPr>
+          <w:ilvl w:val="0"/>
+          <w:numId w:val="17"/>
+        </w:numPr>
+        <w:shd w:val="clear" w:color="auto" w:fill="FFFFFF"/>
+        <w:spacing w:after="0" w:line="360" w:lineRule="auto"/>
+        <w:jc w:val="both"/>
+        <w:rPr>
+          <w:rFonts w:ascii="Times New Roman" w:eastAsia="Times New Roman" w:hAnsi="Times New Roman" w:cs="Times New Roman"/>
+          <w:color w:val="0F1115"/>
+          <w:sz w:val="24"/>
+          <w:szCs w:val="24"/>
+          <w:lang w:val="en-US" w:eastAsia="ru-RU"/>
+        </w:rPr>
+      </w:pPr>
+      <w:r>
+        <w:rPr>
+          <w:rFonts w:ascii="Times New Roman" w:eastAsia="Times New Roman" w:hAnsi="Times New Roman" w:cs="Times New Roman"/>
+          <w:b/>
+          <w:bCs/>
+          <w:color w:val="0F1115"/>
+          <w:sz w:val="24"/>
+          <w:szCs w:val="24"/>
+          <w:lang w:eastAsia="ru-RU"/>
+        </w:rPr>
+        <w:t>Архитектура</w:t>
+      </w:r>
+      <w:r>
+        <w:rPr>
+          <w:rFonts w:ascii="Times New Roman" w:eastAsia="Times New Roman" w:hAnsi="Times New Roman" w:cs="Times New Roman"/>
+          <w:color w:val="0F1115"/>
+          <w:sz w:val="24"/>
+          <w:szCs w:val="24"/>
+          <w:lang w:val="en-US" w:eastAsia="ru-RU"/>
+        </w:rPr>
+        <w:t>: MVVM (Model-View-</w:t>
+      </w:r>
+      <w:proofErr w:type="spellStart"/>
+      <w:r>
+        <w:rPr>
+          <w:rFonts w:ascii="Times New Roman" w:eastAsia="Times New Roman" w:hAnsi="Times New Roman" w:cs="Times New Roman"/>
+          <w:color w:val="0F1115"/>
+          <w:sz w:val="24"/>
+          <w:szCs w:val="24"/>
+          <w:lang w:val="en-US" w:eastAsia="ru-RU"/>
+        </w:rPr>
+        <w:t>ViewModel</w:t>
+      </w:r>
+      <w:proofErr w:type="spellEnd"/>
+      <w:r>
+        <w:rPr>
+          <w:rFonts w:ascii="Times New Roman" w:eastAsia="Times New Roman" w:hAnsi="Times New Roman" w:cs="Times New Roman"/>
+          <w:color w:val="0F1115"/>
+          <w:sz w:val="24"/>
+          <w:szCs w:val="24"/>
+          <w:lang w:val="en-US" w:eastAsia="ru-RU"/>
+        </w:rPr>
+        <w:t>)</w:t>
+      </w:r>
+    </w:p>
+    <w:p>
+      <w:pPr>
+        <w:numPr>
+          <w:ilvl w:val="0"/>
+          <w:numId w:val="17"/>
+        </w:numPr>
+        <w:shd w:val="clear" w:color="auto" w:fill="FFFFFF"/>
+        <w:spacing w:after="0" w:line="360" w:lineRule="auto"/>
+        <w:jc w:val="both"/>
+        <w:rPr>
+          <w:rFonts w:ascii="Times New Roman" w:eastAsia="Times New Roman" w:hAnsi="Times New Roman" w:cs="Times New Roman"/>
+          <w:color w:val="0F1115"/>
+          <w:sz w:val="24"/>
+          <w:szCs w:val="24"/>
+          <w:lang w:val="en-US" w:eastAsia="ru-RU"/>
+        </w:rPr>
+      </w:pPr>
+      <w:r>
+        <w:rPr>
+          <w:rFonts w:ascii="Times New Roman" w:eastAsia="Times New Roman" w:hAnsi="Times New Roman" w:cs="Times New Roman"/>
+          <w:b/>
+          <w:bCs/>
+          <w:color w:val="0F1115"/>
+          <w:sz w:val="24"/>
+          <w:szCs w:val="24"/>
+          <w:lang w:eastAsia="ru-RU"/>
+        </w:rPr>
+        <w:t>Целевые</w:t>
+      </w:r>
+      <w:r>
+        <w:rPr>
+          <w:rFonts w:ascii="Times New Roman" w:eastAsia="Times New Roman" w:hAnsi="Times New Roman" w:cs="Times New Roman"/>
+          <w:b/>
+          <w:bCs/>
+          <w:color w:val="0F1115"/>
+          <w:sz w:val="24"/>
+          <w:szCs w:val="24"/>
+          <w:lang w:val="en-US" w:eastAsia="ru-RU"/>
+        </w:rPr>
+        <w:t xml:space="preserve"> </w:t>
+      </w:r>
+      <w:r>
+        <w:rPr>
+          <w:rFonts w:ascii="Times New Roman" w:eastAsia="Times New Roman" w:hAnsi="Times New Roman" w:cs="Times New Roman"/>
+          <w:b/>
+          <w:bCs/>
+          <w:color w:val="0F1115"/>
+          <w:sz w:val="24"/>
+          <w:szCs w:val="24"/>
+          <w:lang w:eastAsia="ru-RU"/>
+        </w:rPr>
+        <w:t>платформы</w:t>
+      </w:r>
+      <w:r>
+        <w:rPr>
+          <w:rFonts w:ascii="Times New Roman" w:eastAsia="Times New Roman" w:hAnsi="Times New Roman" w:cs="Times New Roman"/>
+          <w:color w:val="0F1115"/>
+          <w:sz w:val="24"/>
+          <w:szCs w:val="24"/>
+          <w:lang w:val="en-US" w:eastAsia="ru-RU"/>
+        </w:rPr>
+        <w:t>: Android 8.0+, iOS 14+, Windows 11</w:t>
+      </w:r>
+    </w:p>
+    <w:p>
+      <w:pPr>
+        <w:shd w:val="clear" w:color="auto" w:fill="FFFFFF"/>
+        <w:spacing w:after="0" w:line="360" w:lineRule="auto"/>
+        <w:ind w:left="360"/>
+        <w:jc w:val="both"/>
+        <w:rPr>
+          <w:rFonts w:ascii="Times New Roman" w:eastAsia="Times New Roman" w:hAnsi="Times New Roman" w:cs="Times New Roman"/>
+          <w:color w:val="0F1115"/>
+          <w:sz w:val="24"/>
+          <w:szCs w:val="24"/>
+          <w:lang w:eastAsia="ru-RU"/>
+        </w:rPr>
+      </w:pPr>
+      <w:r>
+        <w:rPr>
+          <w:rFonts w:ascii="Times New Roman" w:eastAsia="Times New Roman" w:hAnsi="Times New Roman" w:cs="Times New Roman"/>
+          <w:b/>
+          <w:bCs/>
+          <w:color w:val="0F1115"/>
+          <w:sz w:val="24"/>
+          <w:szCs w:val="24"/>
+          <w:lang w:eastAsia="ru-RU"/>
+        </w:rPr>
+        <w:t>Минимальные требования</w:t>
+      </w:r>
+      <w:r>
+        <w:rPr>
+          <w:rFonts w:ascii="Times New Roman" w:eastAsia="Times New Roman" w:hAnsi="Times New Roman" w:cs="Times New Roman"/>
+          <w:color w:val="0F1115"/>
+          <w:sz w:val="24"/>
+          <w:szCs w:val="24"/>
+          <w:lang w:eastAsia="ru-RU"/>
+        </w:rPr>
+        <w:t>:</w:t>
+      </w:r>
+    </w:p>
+    <w:p>
+      <w:pPr>
+        <w:pStyle w:val="a4"/>
+        <w:numPr>
+          <w:ilvl w:val="0"/>
+          <w:numId w:val="17"/>
+        </w:numPr>
+        <w:spacing w:before="0" w:beforeAutospacing="0" w:after="0" w:afterAutospacing="0" w:line="360" w:lineRule="auto"/>
+        <w:jc w:val="both"/>
+      </w:pPr>
+      <w:r>
+        <w:t>Процессор: 4-ядерный, 1.8 ГГц и выше</w:t>
+      </w:r>
+    </w:p>
+    <w:p>
+      <w:pPr>
+        <w:pStyle w:val="a4"/>
+        <w:numPr>
+          <w:ilvl w:val="0"/>
+          <w:numId w:val="17"/>
+        </w:numPr>
+        <w:spacing w:before="0" w:beforeAutospacing="0" w:after="0" w:afterAutospacing="0" w:line="360" w:lineRule="auto"/>
+        <w:jc w:val="both"/>
+      </w:pPr>
+      <w:r>
+        <w:t>Оперативная память: не менее 3 ГБ</w:t>
+      </w:r>
+    </w:p>
+    <w:p>
+      <w:pPr>
+        <w:pStyle w:val="a4"/>
+        <w:numPr>
+          <w:ilvl w:val="0"/>
+          <w:numId w:val="17"/>
+        </w:numPr>
+        <w:spacing w:before="0" w:beforeAutospacing="0" w:after="0" w:afterAutospacing="0" w:line="360" w:lineRule="auto"/>
+        <w:jc w:val="both"/>
+      </w:pPr>
+      <w:r>
+        <w:t>Свободное место на устройстве: не менее 200 МБ</w:t>
+      </w:r>
+    </w:p>
+    <w:p>
+      <w:pPr>
+        <w:pStyle w:val="a4"/>
+        <w:numPr>
+          <w:ilvl w:val="0"/>
+          <w:numId w:val="17"/>
+        </w:numPr>
+        <w:spacing w:before="0" w:beforeAutospacing="0" w:after="0" w:afterAutospacing="0" w:line="360" w:lineRule="auto"/>
+        <w:jc w:val="both"/>
+      </w:pPr>
+      <w:r>
+        <w:t>Экран: сенсорный, разрешение не ниже 1280×720</w:t>
+      </w:r>
+    </w:p>
+    <w:p>
+      <w:pPr>
+        <w:spacing w:after="0" w:line="360" w:lineRule="auto"/>
+        <w:ind w:firstLine="709"/>
+        <w:jc w:val="both"/>
+        <w:rPr>
+          <w:rFonts w:ascii="Times New Roman" w:hAnsi="Times New Roman" w:cs="Times New Roman"/>
+          <w:b/>
+          <w:sz w:val="24"/>
+          <w:szCs w:val="24"/>
+        </w:rPr>
+      </w:pPr>
+      <w:r>
+        <w:rPr>
+          <w:rFonts w:ascii="Times New Roman" w:hAnsi="Times New Roman" w:cs="Times New Roman"/>
+          <w:b/>
+          <w:sz w:val="24"/>
+          <w:szCs w:val="24"/>
+        </w:rPr>
+        <w:t>Начальный</w:t>
+      </w:r>
+      <w:r>
+        <w:rPr>
+          <w:rFonts w:ascii="Times New Roman" w:hAnsi="Times New Roman" w:cs="Times New Roman"/>
+          <w:b/>
+          <w:sz w:val="24"/>
+          <w:szCs w:val="24"/>
+          <w:lang w:val="en-US"/>
+        </w:rPr>
+        <w:t xml:space="preserve"> </w:t>
+      </w:r>
+      <w:r>
+        <w:rPr>
+          <w:rFonts w:ascii="Times New Roman" w:hAnsi="Times New Roman" w:cs="Times New Roman"/>
+          <w:b/>
+          <w:sz w:val="24"/>
+          <w:szCs w:val="24"/>
+        </w:rPr>
+        <w:t>код</w:t>
+      </w:r>
+      <w:r>
+        <w:rPr>
+          <w:rFonts w:ascii="Times New Roman" w:hAnsi="Times New Roman" w:cs="Times New Roman"/>
+          <w:b/>
+          <w:sz w:val="24"/>
+          <w:szCs w:val="24"/>
+          <w:lang w:val="en-US"/>
+        </w:rPr>
+        <w:t xml:space="preserve"> </w:t>
+      </w:r>
+      <w:r>
+        <w:rPr>
+          <w:rFonts w:ascii="Times New Roman" w:hAnsi="Times New Roman" w:cs="Times New Roman"/>
+          <w:b/>
+          <w:sz w:val="24"/>
+          <w:szCs w:val="24"/>
+        </w:rPr>
+        <w:t>программы</w:t>
+      </w:r>
+    </w:p>
+    <w:p>
+      <w:pPr>
+        <w:spacing w:after="0" w:line="360" w:lineRule="auto"/>
+        <w:ind w:firstLine="709"/>
+        <w:jc w:val="both"/>
+        <w:rPr>
+          <w:rFonts w:ascii="Times New Roman" w:hAnsi="Times New Roman" w:cs="Times New Roman"/>
+          <w:sz w:val="24"/>
+          <w:szCs w:val="24"/>
+          <w:lang w:val="en-US"/>
+        </w:rPr>
+      </w:pPr>
+      <w:r>
+        <w:rPr>
+          <w:rFonts w:ascii="Tahoma" w:hAnsi="Tahoma" w:cs="Tahoma"/>
+          <w:b/>
+          <w:sz w:val="24"/>
+          <w:szCs w:val="24"/>
+          <w:lang w:val="en-US"/>
+        </w:rPr>
+        <w:t>﻿</w:t>
+      </w:r>
+      <w:r>
+        <w:rPr>
+          <w:rFonts w:ascii="Times New Roman" w:hAnsi="Times New Roman" w:cs="Times New Roman"/>
+          <w:sz w:val="24"/>
+          <w:szCs w:val="24"/>
+          <w:lang w:val="en-US"/>
+        </w:rPr>
+        <w:t xml:space="preserve">using </w:t>
+      </w:r>
+      <w:proofErr w:type="spellStart"/>
+      <w:r>
+        <w:rPr>
+          <w:rFonts w:ascii="Times New Roman" w:hAnsi="Times New Roman" w:cs="Times New Roman"/>
+          <w:sz w:val="24"/>
+          <w:szCs w:val="24"/>
+          <w:lang w:val="en-US"/>
+        </w:rPr>
+        <w:t>SystemOfTestingMobile.Pages</w:t>
+      </w:r>
+      <w:proofErr w:type="spellEnd"/>
+      <w:r>
+        <w:rPr>
+          <w:rFonts w:ascii="Times New Roman" w:hAnsi="Times New Roman" w:cs="Times New Roman"/>
+          <w:sz w:val="24"/>
+          <w:szCs w:val="24"/>
+          <w:lang w:val="en-US"/>
+        </w:rPr>
+        <w:t>;</w:t>
+      </w:r>
+    </w:p>
+    <w:p>
+      <w:pPr>
+        <w:spacing w:after="0" w:line="360" w:lineRule="auto"/>
+        <w:ind w:firstLine="709"/>
+        <w:jc w:val="both"/>
+        <w:rPr>
+          <w:rFonts w:ascii="Times New Roman" w:hAnsi="Times New Roman" w:cs="Times New Roman"/>
+          <w:sz w:val="24"/>
+          <w:szCs w:val="24"/>
+          <w:lang w:val="en-US"/>
+        </w:rPr>
+      </w:pPr>
+      <w:r>
+        <w:rPr>
+          <w:rFonts w:ascii="Times New Roman" w:hAnsi="Times New Roman" w:cs="Times New Roman"/>
+          <w:sz w:val="24"/>
+          <w:szCs w:val="24"/>
+          <w:lang w:val="en-US"/>
+        </w:rPr>
+        <w:t xml:space="preserve">using </w:t>
+      </w:r>
+      <w:proofErr w:type="spellStart"/>
+      <w:r>
+        <w:rPr>
+          <w:rFonts w:ascii="Times New Roman" w:hAnsi="Times New Roman" w:cs="Times New Roman"/>
+          <w:sz w:val="24"/>
+          <w:szCs w:val="24"/>
+          <w:lang w:val="en-US"/>
+        </w:rPr>
+        <w:t>System.Diagnostics</w:t>
+      </w:r>
+      <w:proofErr w:type="spellEnd"/>
+      <w:r>
+        <w:rPr>
+          <w:rFonts w:ascii="Times New Roman" w:hAnsi="Times New Roman" w:cs="Times New Roman"/>
+          <w:sz w:val="24"/>
+          <w:szCs w:val="24"/>
+          <w:lang w:val="en-US"/>
+        </w:rPr>
+        <w:t>;</w:t>
+      </w:r>
+    </w:p>
+    <w:p>
+      <w:pPr>
+        <w:spacing w:after="0" w:line="360" w:lineRule="auto"/>
+        <w:ind w:firstLine="709"/>
+        <w:jc w:val="both"/>
+        <w:rPr>
+          <w:rFonts w:ascii="Times New Roman" w:hAnsi="Times New Roman" w:cs="Times New Roman"/>
+          <w:sz w:val="24"/>
+          <w:szCs w:val="24"/>
+          <w:lang w:val="en-US"/>
+        </w:rPr>
+      </w:pPr>
+    </w:p>
+    <w:p>
+      <w:pPr>
+        <w:spacing w:after="0" w:line="360" w:lineRule="auto"/>
+        <w:ind w:firstLine="709"/>
+        <w:jc w:val="both"/>
+        <w:rPr>
+          <w:rFonts w:ascii="Times New Roman" w:hAnsi="Times New Roman" w:cs="Times New Roman"/>
+          <w:sz w:val="24"/>
+          <w:szCs w:val="24"/>
+          <w:lang w:val="en-US"/>
+        </w:rPr>
+      </w:pPr>
+      <w:r>
+        <w:rPr>
+          <w:rFonts w:ascii="Times New Roman" w:hAnsi="Times New Roman" w:cs="Times New Roman"/>
+          <w:sz w:val="24"/>
+          <w:szCs w:val="24"/>
+          <w:lang w:val="en-US"/>
+        </w:rPr>
+        <w:t xml:space="preserve">namespace </w:t>
+      </w:r>
+      <w:proofErr w:type="spellStart"/>
+      <w:r>
+        <w:rPr>
+          <w:rFonts w:ascii="Times New Roman" w:hAnsi="Times New Roman" w:cs="Times New Roman"/>
+          <w:sz w:val="24"/>
+          <w:szCs w:val="24"/>
+          <w:lang w:val="en-US"/>
+        </w:rPr>
+        <w:t>SystemOfTestingMobile</w:t>
+      </w:r>
+      <w:proofErr w:type="spellEnd"/>
+    </w:p>
+    <w:p>
+      <w:pPr>
+        <w:spacing w:after="0" w:line="360" w:lineRule="auto"/>
+        <w:ind w:firstLine="709"/>
+        <w:jc w:val="both"/>
+        <w:rPr>
+          <w:rFonts w:ascii="Times New Roman" w:hAnsi="Times New Roman" w:cs="Times New Roman"/>
+          <w:sz w:val="24"/>
+          <w:szCs w:val="24"/>
+          <w:lang w:val="en-US"/>
+        </w:rPr>
+      </w:pPr>
+      <w:r>
+        <w:rPr>
+          <w:rFonts w:ascii="Times New Roman" w:hAnsi="Times New Roman" w:cs="Times New Roman"/>
+          <w:sz w:val="24"/>
+          <w:szCs w:val="24"/>
+          <w:lang w:val="en-US"/>
+        </w:rPr>
+        <w:t>{</w:t>
+      </w:r>
+    </w:p>
+    <w:p>
+      <w:pPr>
+        <w:spacing w:after="0" w:line="360" w:lineRule="auto"/>
+        <w:ind w:firstLine="709"/>
+        <w:jc w:val="both"/>
+        <w:rPr>
+          <w:rFonts w:ascii="Times New Roman" w:hAnsi="Times New Roman" w:cs="Times New Roman"/>
+          <w:sz w:val="24"/>
+          <w:szCs w:val="24"/>
+          <w:lang w:val="en-US"/>
+        </w:rPr>
+      </w:pPr>
+      <w:r>
+        <w:rPr>
+          <w:rFonts w:ascii="Times New Roman" w:hAnsi="Times New Roman" w:cs="Times New Roman"/>
+          <w:sz w:val="24"/>
+          <w:szCs w:val="24"/>
+          <w:lang w:val="en-US"/>
+        </w:rPr>
+        <w:t xml:space="preserve">    public partial class </w:t>
+      </w:r>
+      <w:proofErr w:type="spellStart"/>
+      <w:proofErr w:type="gramStart"/>
+      <w:r>
+        <w:rPr>
+          <w:rFonts w:ascii="Times New Roman" w:hAnsi="Times New Roman" w:cs="Times New Roman"/>
+          <w:sz w:val="24"/>
+          <w:szCs w:val="24"/>
+          <w:lang w:val="en-US"/>
+        </w:rPr>
+        <w:t>MainPage</w:t>
+      </w:r>
+      <w:proofErr w:type="spellEnd"/>
+      <w:r>
+        <w:rPr>
+          <w:rFonts w:ascii="Times New Roman" w:hAnsi="Times New Roman" w:cs="Times New Roman"/>
+          <w:sz w:val="24"/>
+          <w:szCs w:val="24"/>
+          <w:lang w:val="en-US"/>
+        </w:rPr>
+        <w:t xml:space="preserve"> :</w:t>
+      </w:r>
+      <w:proofErr w:type="gramEnd"/>
+      <w:r>
+        <w:rPr>
+          <w:rFonts w:ascii="Times New Roman" w:hAnsi="Times New Roman" w:cs="Times New Roman"/>
+          <w:sz w:val="24"/>
+          <w:szCs w:val="24"/>
+          <w:lang w:val="en-US"/>
+        </w:rPr>
+        <w:t xml:space="preserve"> </w:t>
+      </w:r>
+      <w:proofErr w:type="spellStart"/>
+      <w:r>
+        <w:rPr>
+          <w:rFonts w:ascii="Times New Roman" w:hAnsi="Times New Roman" w:cs="Times New Roman"/>
+          <w:sz w:val="24"/>
+          <w:szCs w:val="24"/>
+          <w:lang w:val="en-US"/>
+        </w:rPr>
+        <w:t>ContentPage</w:t>
+      </w:r>
+      <w:proofErr w:type="spellEnd"/>
+    </w:p>
+    <w:p>
+      <w:pPr>
+        <w:spacing w:after="0" w:line="360" w:lineRule="auto"/>
+        <w:ind w:firstLine="709"/>
+        <w:jc w:val="both"/>
+        <w:rPr>
+          <w:rFonts w:ascii="Times New Roman" w:hAnsi="Times New Roman" w:cs="Times New Roman"/>
+          <w:sz w:val="24"/>
+          <w:szCs w:val="24"/>
+          <w:lang w:val="en-US"/>
+        </w:rPr>
+      </w:pPr>
+      <w:r>
+        <w:rPr>
+          <w:rFonts w:ascii="Times New Roman" w:hAnsi="Times New Roman" w:cs="Times New Roman"/>
+          <w:sz w:val="24"/>
+          <w:szCs w:val="24"/>
+          <w:lang w:val="en-US"/>
+        </w:rPr>
+        <w:t xml:space="preserve">    {</w:t>
+      </w:r>
+    </w:p>
+    <w:p>
+      <w:pPr>
+        <w:spacing w:after="0" w:line="360" w:lineRule="auto"/>
+        <w:ind w:firstLine="709"/>
+        <w:jc w:val="both"/>
+        <w:rPr>
+          <w:rFonts w:ascii="Times New Roman" w:hAnsi="Times New Roman" w:cs="Times New Roman"/>
+          <w:sz w:val="24"/>
+          <w:szCs w:val="24"/>
+          <w:lang w:val="en-US"/>
+        </w:rPr>
+      </w:pPr>
+      <w:r>
+        <w:rPr>
+          <w:rFonts w:ascii="Times New Roman" w:hAnsi="Times New Roman" w:cs="Times New Roman"/>
+          <w:sz w:val="24"/>
+          <w:szCs w:val="24"/>
+          <w:lang w:val="en-US"/>
+        </w:rPr>
+        <w:t xml:space="preserve">        public </w:t>
+      </w:r>
+      <w:proofErr w:type="spellStart"/>
+      <w:proofErr w:type="gramStart"/>
+      <w:r>
+        <w:rPr>
+          <w:rFonts w:ascii="Times New Roman" w:hAnsi="Times New Roman" w:cs="Times New Roman"/>
+          <w:sz w:val="24"/>
+          <w:szCs w:val="24"/>
+          <w:lang w:val="en-US"/>
+        </w:rPr>
+        <w:t>MainPage</w:t>
+      </w:r>
+      <w:proofErr w:type="spellEnd"/>
+      <w:r>
+        <w:rPr>
+          <w:rFonts w:ascii="Times New Roman" w:hAnsi="Times New Roman" w:cs="Times New Roman"/>
+          <w:sz w:val="24"/>
+          <w:szCs w:val="24"/>
+          <w:lang w:val="en-US"/>
+        </w:rPr>
+        <w:t>(</w:t>
+      </w:r>
+      <w:proofErr w:type="gramEnd"/>
+      <w:r>
+        <w:rPr>
+          <w:rFonts w:ascii="Times New Roman" w:hAnsi="Times New Roman" w:cs="Times New Roman"/>
+          <w:sz w:val="24"/>
+          <w:szCs w:val="24"/>
+          <w:lang w:val="en-US"/>
+        </w:rPr>
+        <w:t>)</w:t>
+      </w:r>
+    </w:p>
+    <w:p>
+      <w:pPr>
+        <w:spacing w:after="0" w:line="360" w:lineRule="auto"/>
+        <w:ind w:firstLine="709"/>
+        <w:jc w:val="both"/>
+        <w:rPr>
+          <w:rFonts w:ascii="Times New Roman" w:hAnsi="Times New Roman" w:cs="Times New Roman"/>
+          <w:sz w:val="24"/>
+          <w:szCs w:val="24"/>
+          <w:lang w:val="en-US"/>
+        </w:rPr>
+      </w:pPr>
+      <w:r>
+        <w:rPr>
+          <w:rFonts w:ascii="Times New Roman" w:hAnsi="Times New Roman" w:cs="Times New Roman"/>
+          <w:sz w:val="24"/>
+          <w:szCs w:val="24"/>
+          <w:lang w:val="en-US"/>
+        </w:rPr>
+        <w:t xml:space="preserve">        {</w:t>
+      </w:r>
+    </w:p>
+    <w:p>
+      <w:pPr>
+        <w:spacing w:after="0" w:line="360" w:lineRule="auto"/>
+        <w:ind w:firstLine="709"/>
+        <w:jc w:val="both"/>
+        <w:rPr>
+          <w:rFonts w:ascii="Times New Roman" w:hAnsi="Times New Roman" w:cs="Times New Roman"/>
+          <w:sz w:val="24"/>
+          <w:szCs w:val="24"/>
+          <w:lang w:val="en-US"/>
+        </w:rPr>
+      </w:pPr>
+      <w:r>
+        <w:rPr>
+          <w:rFonts w:ascii="Times New Roman" w:hAnsi="Times New Roman" w:cs="Times New Roman"/>
+          <w:sz w:val="24"/>
+          <w:szCs w:val="24"/>
+          <w:lang w:val="en-US"/>
+        </w:rPr>
+        <w:t xml:space="preserve">            </w:t>
+      </w:r>
+      <w:proofErr w:type="spellStart"/>
+      <w:proofErr w:type="gramStart"/>
+      <w:r>
+        <w:rPr>
+          <w:rFonts w:ascii="Times New Roman" w:hAnsi="Times New Roman" w:cs="Times New Roman"/>
+          <w:sz w:val="24"/>
+          <w:szCs w:val="24"/>
+          <w:lang w:val="en-US"/>
+        </w:rPr>
+        <w:t>InitializeComponent</w:t>
+      </w:r>
+      <w:proofErr w:type="spellEnd"/>
+      <w:r>
+        <w:rPr>
+          <w:rFonts w:ascii="Times New Roman" w:hAnsi="Times New Roman" w:cs="Times New Roman"/>
+          <w:sz w:val="24"/>
+          <w:szCs w:val="24"/>
+          <w:lang w:val="en-US"/>
+        </w:rPr>
+        <w:t>(</w:t>
+      </w:r>
+      <w:proofErr w:type="gramEnd"/>
+      <w:r>
+        <w:rPr>
+          <w:rFonts w:ascii="Times New Roman" w:hAnsi="Times New Roman" w:cs="Times New Roman"/>
+          <w:sz w:val="24"/>
+          <w:szCs w:val="24"/>
+          <w:lang w:val="en-US"/>
+        </w:rPr>
+        <w:t>);</w:t>
+      </w:r>
+    </w:p>
+    <w:p>
+      <w:pPr>
+        <w:spacing w:after="0" w:line="360" w:lineRule="auto"/>
+        <w:ind w:firstLine="709"/>
+        <w:jc w:val="both"/>
+        <w:rPr>
+          <w:rFonts w:ascii="Times New Roman" w:hAnsi="Times New Roman" w:cs="Times New Roman"/>
+          <w:sz w:val="24"/>
+          <w:szCs w:val="24"/>
+          <w:lang w:val="en-US"/>
+        </w:rPr>
+      </w:pPr>
+    </w:p>
+    <w:p>
+      <w:pPr>
+        <w:spacing w:after="0" w:line="360" w:lineRule="auto"/>
+        <w:ind w:firstLine="709"/>
+        <w:jc w:val="both"/>
+        <w:rPr>
+          <w:rFonts w:ascii="Times New Roman" w:hAnsi="Times New Roman" w:cs="Times New Roman"/>
+          <w:sz w:val="24"/>
+          <w:szCs w:val="24"/>
+          <w:lang w:val="en-US"/>
+        </w:rPr>
+      </w:pPr>
+      <w:r>
+        <w:rPr>
+          <w:rFonts w:ascii="Times New Roman" w:hAnsi="Times New Roman" w:cs="Times New Roman"/>
+          <w:sz w:val="24"/>
+          <w:szCs w:val="24"/>
+          <w:lang w:val="en-US"/>
+        </w:rPr>
+        <w:t xml:space="preserve">            </w:t>
+      </w:r>
+      <w:proofErr w:type="spellStart"/>
+      <w:r>
+        <w:rPr>
+          <w:rFonts w:ascii="Times New Roman" w:hAnsi="Times New Roman" w:cs="Times New Roman"/>
+          <w:sz w:val="24"/>
+          <w:szCs w:val="24"/>
+          <w:lang w:val="en-US"/>
+        </w:rPr>
+        <w:t>ResultsBtn.Clicked</w:t>
+      </w:r>
+      <w:proofErr w:type="spellEnd"/>
+      <w:r>
+        <w:rPr>
+          <w:rFonts w:ascii="Times New Roman" w:hAnsi="Times New Roman" w:cs="Times New Roman"/>
+          <w:sz w:val="24"/>
+          <w:szCs w:val="24"/>
+          <w:lang w:val="en-US"/>
+        </w:rPr>
+        <w:t xml:space="preserve"> += </w:t>
+      </w:r>
+      <w:proofErr w:type="spellStart"/>
+      <w:r>
+        <w:rPr>
+          <w:rFonts w:ascii="Times New Roman" w:hAnsi="Times New Roman" w:cs="Times New Roman"/>
+          <w:sz w:val="24"/>
+          <w:szCs w:val="24"/>
+          <w:lang w:val="en-US"/>
+        </w:rPr>
+        <w:t>OnResultsClicked</w:t>
+      </w:r>
+      <w:proofErr w:type="spellEnd"/>
+      <w:r>
+        <w:rPr>
+          <w:rFonts w:ascii="Times New Roman" w:hAnsi="Times New Roman" w:cs="Times New Roman"/>
+          <w:sz w:val="24"/>
+          <w:szCs w:val="24"/>
+          <w:lang w:val="en-US"/>
+        </w:rPr>
+        <w:t>;</w:t>
+      </w:r>
+    </w:p>
+    <w:p>
+      <w:pPr>
+        <w:spacing w:after="0" w:line="360" w:lineRule="auto"/>
+        <w:ind w:firstLine="709"/>
+        <w:jc w:val="both"/>
+        <w:rPr>
+          <w:rFonts w:ascii="Times New Roman" w:hAnsi="Times New Roman" w:cs="Times New Roman"/>
+          <w:sz w:val="24"/>
+          <w:szCs w:val="24"/>
+          <w:lang w:val="en-US"/>
+        </w:rPr>
+      </w:pPr>
+      <w:r>
+        <w:rPr>
+          <w:rFonts w:ascii="Times New Roman" w:hAnsi="Times New Roman" w:cs="Times New Roman"/>
+          <w:sz w:val="24"/>
+          <w:szCs w:val="24"/>
+          <w:lang w:val="en-US"/>
+        </w:rPr>
+        <w:t xml:space="preserve">            </w:t>
+      </w:r>
+      <w:proofErr w:type="spellStart"/>
+      <w:r>
+        <w:rPr>
+          <w:rFonts w:ascii="Times New Roman" w:hAnsi="Times New Roman" w:cs="Times New Roman"/>
+          <w:sz w:val="24"/>
+          <w:szCs w:val="24"/>
+          <w:lang w:val="en-US"/>
+        </w:rPr>
+        <w:t>ListTestBtn.Clicked</w:t>
+      </w:r>
+      <w:proofErr w:type="spellEnd"/>
+      <w:r>
+        <w:rPr>
+          <w:rFonts w:ascii="Times New Roman" w:hAnsi="Times New Roman" w:cs="Times New Roman"/>
+          <w:sz w:val="24"/>
+          <w:szCs w:val="24"/>
+          <w:lang w:val="en-US"/>
+        </w:rPr>
+        <w:t xml:space="preserve"> += </w:t>
+      </w:r>
+      <w:proofErr w:type="spellStart"/>
+      <w:r>
+        <w:rPr>
+          <w:rFonts w:ascii="Times New Roman" w:hAnsi="Times New Roman" w:cs="Times New Roman"/>
+          <w:sz w:val="24"/>
+          <w:szCs w:val="24"/>
+          <w:lang w:val="en-US"/>
+        </w:rPr>
+        <w:t>OnListTestClicked</w:t>
+      </w:r>
+      <w:proofErr w:type="spellEnd"/>
+      <w:r>
+        <w:rPr>
+          <w:rFonts w:ascii="Times New Roman" w:hAnsi="Times New Roman" w:cs="Times New Roman"/>
+          <w:sz w:val="24"/>
+          <w:szCs w:val="24"/>
+          <w:lang w:val="en-US"/>
+        </w:rPr>
+        <w:t>;</w:t>
+      </w:r>
+    </w:p>
+    <w:p>
+      <w:pPr>
+        <w:spacing w:after="0" w:line="360" w:lineRule="auto"/>
+        <w:ind w:firstLine="709"/>
+        <w:jc w:val="both"/>
+        <w:rPr>
+          <w:rFonts w:ascii="Times New Roman" w:hAnsi="Times New Roman" w:cs="Times New Roman"/>
+          <w:sz w:val="24"/>
+          <w:szCs w:val="24"/>
+          <w:lang w:val="en-US"/>
+        </w:rPr>
+      </w:pPr>
+    </w:p>
+    <w:p>
+      <w:pPr>
+        <w:spacing w:after="0" w:line="360" w:lineRule="auto"/>
+        <w:ind w:firstLine="709"/>
+        <w:jc w:val="both"/>
+        <w:rPr>
+          <w:rFonts w:ascii="Times New Roman" w:hAnsi="Times New Roman" w:cs="Times New Roman"/>
+          <w:sz w:val="24"/>
+          <w:szCs w:val="24"/>
+          <w:lang w:val="en-US"/>
+        </w:rPr>
+      </w:pPr>
+      <w:r>
+        <w:rPr>
+          <w:rFonts w:ascii="Times New Roman" w:hAnsi="Times New Roman" w:cs="Times New Roman"/>
+          <w:sz w:val="24"/>
+          <w:szCs w:val="24"/>
+          <w:lang w:val="en-US"/>
+        </w:rPr>
+        <w:t xml:space="preserve">            </w:t>
+      </w:r>
+      <w:proofErr w:type="spellStart"/>
+      <w:r>
+        <w:rPr>
+          <w:rFonts w:ascii="Times New Roman" w:hAnsi="Times New Roman" w:cs="Times New Roman"/>
+          <w:sz w:val="24"/>
+          <w:szCs w:val="24"/>
+          <w:lang w:val="en-US"/>
+        </w:rPr>
+        <w:t>Debug.WriteLine</w:t>
+      </w:r>
+      <w:proofErr w:type="spellEnd"/>
+      <w:r>
+        <w:rPr>
+          <w:rFonts w:ascii="Times New Roman" w:hAnsi="Times New Roman" w:cs="Times New Roman"/>
+          <w:sz w:val="24"/>
+          <w:szCs w:val="24"/>
+          <w:lang w:val="en-US"/>
+        </w:rPr>
+        <w:t xml:space="preserve">("=== </w:t>
+      </w:r>
+      <w:proofErr w:type="spellStart"/>
+      <w:r>
+        <w:rPr>
+          <w:rFonts w:ascii="Times New Roman" w:hAnsi="Times New Roman" w:cs="Times New Roman"/>
+          <w:sz w:val="24"/>
+          <w:szCs w:val="24"/>
+          <w:lang w:val="en-US"/>
+        </w:rPr>
+        <w:t>MainPage</w:t>
+      </w:r>
+      <w:proofErr w:type="spellEnd"/>
+      <w:r>
+        <w:rPr>
+          <w:rFonts w:ascii="Times New Roman" w:hAnsi="Times New Roman" w:cs="Times New Roman"/>
+          <w:sz w:val="24"/>
+          <w:szCs w:val="24"/>
+          <w:lang w:val="en-US"/>
+        </w:rPr>
+        <w:t xml:space="preserve">: </w:t>
+      </w:r>
+      <w:proofErr w:type="spellStart"/>
+      <w:r>
+        <w:rPr>
+          <w:rFonts w:ascii="Times New Roman" w:hAnsi="Times New Roman" w:cs="Times New Roman"/>
+          <w:sz w:val="24"/>
+          <w:szCs w:val="24"/>
+          <w:lang w:val="en-US"/>
+        </w:rPr>
+        <w:t>Инициализирована</w:t>
+      </w:r>
+      <w:proofErr w:type="spellEnd"/>
+      <w:r>
+        <w:rPr>
+          <w:rFonts w:ascii="Times New Roman" w:hAnsi="Times New Roman" w:cs="Times New Roman"/>
+          <w:sz w:val="24"/>
+          <w:szCs w:val="24"/>
+          <w:lang w:val="en-US"/>
+        </w:rPr>
+        <w:t xml:space="preserve"> ===");</w:t>
+      </w:r>
+    </w:p>
+    <w:p>
+      <w:pPr>
+        <w:spacing w:after="0" w:line="360" w:lineRule="auto"/>
+        <w:ind w:firstLine="709"/>
+        <w:jc w:val="both"/>
+        <w:rPr>
+          <w:rFonts w:ascii="Times New Roman" w:hAnsi="Times New Roman" w:cs="Times New Roman"/>
+          <w:sz w:val="24"/>
+          <w:szCs w:val="24"/>
+          <w:lang w:val="en-US"/>
+        </w:rPr>
+      </w:pPr>
+      <w:r>
+        <w:rPr>
+          <w:rFonts w:ascii="Times New Roman" w:hAnsi="Times New Roman" w:cs="Times New Roman"/>
+          <w:sz w:val="24"/>
+          <w:szCs w:val="24"/>
+          <w:lang w:val="en-US"/>
+        </w:rPr>
+        <w:t xml:space="preserve">        }</w:t>
+      </w:r>
+    </w:p>
+    <w:p>
+      <w:pPr>
+        <w:spacing w:after="0" w:line="360" w:lineRule="auto"/>
+        <w:ind w:firstLine="709"/>
+        <w:jc w:val="both"/>
+        <w:rPr>
+          <w:rFonts w:ascii="Times New Roman" w:hAnsi="Times New Roman" w:cs="Times New Roman"/>
+          <w:sz w:val="24"/>
+          <w:szCs w:val="24"/>
+          <w:lang w:val="en-US"/>
+        </w:rPr>
+      </w:pPr>
+    </w:p>
+    <w:p>
+      <w:pPr>
+        <w:spacing w:after="0" w:line="360" w:lineRule="auto"/>
+        <w:ind w:firstLine="709"/>
+        <w:jc w:val="both"/>
+        <w:rPr>
+          <w:rFonts w:ascii="Times New Roman" w:hAnsi="Times New Roman" w:cs="Times New Roman"/>
+          <w:sz w:val="24"/>
+          <w:szCs w:val="24"/>
+          <w:lang w:val="en-US"/>
+        </w:rPr>
+      </w:pPr>
+      <w:r>
+        <w:rPr>
+          <w:rFonts w:ascii="Times New Roman" w:hAnsi="Times New Roman" w:cs="Times New Roman"/>
+          <w:sz w:val="24"/>
+          <w:szCs w:val="24"/>
+          <w:lang w:val="en-US"/>
+        </w:rPr>
+        <w:t xml:space="preserve">        private </w:t>
+      </w:r>
+      <w:proofErr w:type="spellStart"/>
+      <w:r>
+        <w:rPr>
+          <w:rFonts w:ascii="Times New Roman" w:hAnsi="Times New Roman" w:cs="Times New Roman"/>
+          <w:sz w:val="24"/>
+          <w:szCs w:val="24"/>
+          <w:lang w:val="en-US"/>
+        </w:rPr>
+        <w:t>async</w:t>
+      </w:r>
+      <w:proofErr w:type="spellEnd"/>
+      <w:r>
+        <w:rPr>
+          <w:rFonts w:ascii="Times New Roman" w:hAnsi="Times New Roman" w:cs="Times New Roman"/>
+          <w:sz w:val="24"/>
+          <w:szCs w:val="24"/>
+          <w:lang w:val="en-US"/>
+        </w:rPr>
+        <w:t xml:space="preserve"> void </w:t>
+      </w:r>
+      <w:proofErr w:type="spellStart"/>
+      <w:proofErr w:type="gramStart"/>
+      <w:r>
+        <w:rPr>
+          <w:rFonts w:ascii="Times New Roman" w:hAnsi="Times New Roman" w:cs="Times New Roman"/>
+          <w:sz w:val="24"/>
+          <w:szCs w:val="24"/>
+          <w:lang w:val="en-US"/>
+        </w:rPr>
+        <w:t>OnResultsClicked</w:t>
+      </w:r>
+      <w:proofErr w:type="spellEnd"/>
+      <w:r>
+        <w:rPr>
+          <w:rFonts w:ascii="Times New Roman" w:hAnsi="Times New Roman" w:cs="Times New Roman"/>
+          <w:sz w:val="24"/>
+          <w:szCs w:val="24"/>
+          <w:lang w:val="en-US"/>
+        </w:rPr>
+        <w:t>(</w:t>
+      </w:r>
+      <w:proofErr w:type="gramEnd"/>
+      <w:r>
+        <w:rPr>
+          <w:rFonts w:ascii="Times New Roman" w:hAnsi="Times New Roman" w:cs="Times New Roman"/>
+          <w:sz w:val="24"/>
+          <w:szCs w:val="24"/>
+          <w:lang w:val="en-US"/>
+        </w:rPr>
+        <w:t xml:space="preserve">object sender, </w:t>
+      </w:r>
+      <w:proofErr w:type="spellStart"/>
+      <w:r>
+        <w:rPr>
+          <w:rFonts w:ascii="Times New Roman" w:hAnsi="Times New Roman" w:cs="Times New Roman"/>
+          <w:sz w:val="24"/>
+          <w:szCs w:val="24"/>
+          <w:lang w:val="en-US"/>
+        </w:rPr>
+        <w:t>EventArgs</w:t>
+      </w:r>
+      <w:proofErr w:type="spellEnd"/>
+      <w:r>
+        <w:rPr>
+          <w:rFonts w:ascii="Times New Roman" w:hAnsi="Times New Roman" w:cs="Times New Roman"/>
+          <w:sz w:val="24"/>
+          <w:szCs w:val="24"/>
+          <w:lang w:val="en-US"/>
+        </w:rPr>
+        <w:t xml:space="preserve"> e)</w:t>
+      </w:r>
+    </w:p>
+    <w:p>
+      <w:pPr>
+        <w:spacing w:after="0" w:line="360" w:lineRule="auto"/>
+        <w:ind w:firstLine="709"/>
+        <w:jc w:val="both"/>
+        <w:rPr>
+          <w:rFonts w:ascii="Times New Roman" w:hAnsi="Times New Roman" w:cs="Times New Roman"/>
+          <w:sz w:val="24"/>
+          <w:szCs w:val="24"/>
+          <w:lang w:val="en-US"/>
+        </w:rPr>
+      </w:pPr>
+      <w:r>
+        <w:rPr>
+          <w:rFonts w:ascii="Times New Roman" w:hAnsi="Times New Roman" w:cs="Times New Roman"/>
+          <w:sz w:val="24"/>
+          <w:szCs w:val="24"/>
+          <w:lang w:val="en-US"/>
+        </w:rPr>
+        <w:t xml:space="preserve">        {</w:t>
+      </w:r>
+    </w:p>
+    <w:p>
+      <w:pPr>
+        <w:spacing w:after="0" w:line="360" w:lineRule="auto"/>
+        <w:ind w:firstLine="709"/>
+        <w:jc w:val="both"/>
+        <w:rPr>
+          <w:rFonts w:ascii="Times New Roman" w:hAnsi="Times New Roman" w:cs="Times New Roman"/>
+          <w:sz w:val="24"/>
+          <w:szCs w:val="24"/>
+          <w:lang w:val="en-US"/>
+        </w:rPr>
+      </w:pPr>
+      <w:r>
+        <w:rPr>
+          <w:rFonts w:ascii="Times New Roman" w:hAnsi="Times New Roman" w:cs="Times New Roman"/>
+          <w:sz w:val="24"/>
+          <w:szCs w:val="24"/>
+          <w:lang w:val="en-US"/>
+        </w:rPr>
+        <w:t xml:space="preserve">            </w:t>
+      </w:r>
+      <w:proofErr w:type="spellStart"/>
+      <w:r>
+        <w:rPr>
+          <w:rFonts w:ascii="Times New Roman" w:hAnsi="Times New Roman" w:cs="Times New Roman"/>
+          <w:sz w:val="24"/>
+          <w:szCs w:val="24"/>
+          <w:lang w:val="en-US"/>
+        </w:rPr>
+        <w:t>Debug.WriteLine</w:t>
+      </w:r>
+      <w:proofErr w:type="spellEnd"/>
+      <w:r>
+        <w:rPr>
+          <w:rFonts w:ascii="Times New Roman" w:hAnsi="Times New Roman" w:cs="Times New Roman"/>
+          <w:sz w:val="24"/>
+          <w:szCs w:val="24"/>
+          <w:lang w:val="en-US"/>
+        </w:rPr>
+        <w:t xml:space="preserve">("=== </w:t>
+      </w:r>
+      <w:proofErr w:type="spellStart"/>
+      <w:r>
+        <w:rPr>
+          <w:rFonts w:ascii="Times New Roman" w:hAnsi="Times New Roman" w:cs="Times New Roman"/>
+          <w:sz w:val="24"/>
+          <w:szCs w:val="24"/>
+          <w:lang w:val="en-US"/>
+        </w:rPr>
+        <w:t>MainPage</w:t>
+      </w:r>
+      <w:proofErr w:type="spellEnd"/>
+      <w:r>
+        <w:rPr>
+          <w:rFonts w:ascii="Times New Roman" w:hAnsi="Times New Roman" w:cs="Times New Roman"/>
+          <w:sz w:val="24"/>
+          <w:szCs w:val="24"/>
+          <w:lang w:val="en-US"/>
+        </w:rPr>
+        <w:t xml:space="preserve">: </w:t>
+      </w:r>
+      <w:proofErr w:type="spellStart"/>
+      <w:r>
+        <w:rPr>
+          <w:rFonts w:ascii="Times New Roman" w:hAnsi="Times New Roman" w:cs="Times New Roman"/>
+          <w:sz w:val="24"/>
+          <w:szCs w:val="24"/>
+          <w:lang w:val="en-US"/>
+        </w:rPr>
+        <w:t>Кнопка</w:t>
+      </w:r>
+      <w:proofErr w:type="spellEnd"/>
+      <w:r>
+        <w:rPr>
+          <w:rFonts w:ascii="Times New Roman" w:hAnsi="Times New Roman" w:cs="Times New Roman"/>
+          <w:sz w:val="24"/>
+          <w:szCs w:val="24"/>
+          <w:lang w:val="en-US"/>
+        </w:rPr>
+        <w:t xml:space="preserve"> Results </w:t>
+      </w:r>
+      <w:proofErr w:type="spellStart"/>
+      <w:r>
+        <w:rPr>
+          <w:rFonts w:ascii="Times New Roman" w:hAnsi="Times New Roman" w:cs="Times New Roman"/>
+          <w:sz w:val="24"/>
+          <w:szCs w:val="24"/>
+          <w:lang w:val="en-US"/>
+        </w:rPr>
+        <w:t>нажата</w:t>
+      </w:r>
+      <w:proofErr w:type="spellEnd"/>
+      <w:r>
+        <w:rPr>
+          <w:rFonts w:ascii="Times New Roman" w:hAnsi="Times New Roman" w:cs="Times New Roman"/>
+          <w:sz w:val="24"/>
+          <w:szCs w:val="24"/>
+          <w:lang w:val="en-US"/>
+        </w:rPr>
+        <w:t xml:space="preserve"> ===");</w:t>
+      </w:r>
+    </w:p>
+    <w:p>
+      <w:pPr>
+        <w:spacing w:after="0" w:line="360" w:lineRule="auto"/>
+        <w:ind w:firstLine="709"/>
+        <w:jc w:val="both"/>
+        <w:rPr>
+          <w:rFonts w:ascii="Times New Roman" w:hAnsi="Times New Roman" w:cs="Times New Roman"/>
+          <w:sz w:val="24"/>
+          <w:szCs w:val="24"/>
+          <w:lang w:val="en-US"/>
+        </w:rPr>
+      </w:pPr>
+    </w:p>
+    <w:p>
+      <w:pPr>
+        <w:spacing w:after="0" w:line="360" w:lineRule="auto"/>
+        <w:ind w:firstLine="709"/>
+        <w:jc w:val="both"/>
+        <w:rPr>
+          <w:rFonts w:ascii="Times New Roman" w:hAnsi="Times New Roman" w:cs="Times New Roman"/>
+          <w:sz w:val="24"/>
+          <w:szCs w:val="24"/>
+          <w:lang w:val="en-US"/>
+        </w:rPr>
+      </w:pPr>
+      <w:r>
+        <w:rPr>
+          <w:rFonts w:ascii="Times New Roman" w:hAnsi="Times New Roman" w:cs="Times New Roman"/>
+          <w:sz w:val="24"/>
+          <w:szCs w:val="24"/>
+          <w:lang w:val="en-US"/>
+        </w:rPr>
+        <w:t xml:space="preserve">            try</w:t>
+      </w:r>
+    </w:p>
+    <w:p>
+      <w:pPr>
+        <w:spacing w:after="0" w:line="360" w:lineRule="auto"/>
+        <w:ind w:firstLine="709"/>
+        <w:jc w:val="both"/>
+        <w:rPr>
+          <w:rFonts w:ascii="Times New Roman" w:hAnsi="Times New Roman" w:cs="Times New Roman"/>
+          <w:sz w:val="24"/>
+          <w:szCs w:val="24"/>
+          <w:lang w:val="en-US"/>
+        </w:rPr>
+      </w:pPr>
+      <w:r>
+        <w:rPr>
+          <w:rFonts w:ascii="Times New Roman" w:hAnsi="Times New Roman" w:cs="Times New Roman"/>
+          <w:sz w:val="24"/>
+          <w:szCs w:val="24"/>
+          <w:lang w:val="en-US"/>
+        </w:rPr>
+        <w:t xml:space="preserve">            {</w:t>
+      </w:r>
+    </w:p>
+    <w:p>
+      <w:pPr>
+        <w:spacing w:after="0" w:line="360" w:lineRule="auto"/>
+        <w:ind w:firstLine="709"/>
+        <w:jc w:val="both"/>
+        <w:rPr>
+          <w:rFonts w:ascii="Times New Roman" w:hAnsi="Times New Roman" w:cs="Times New Roman"/>
+          <w:sz w:val="24"/>
+          <w:szCs w:val="24"/>
+          <w:lang w:val="en-US"/>
+        </w:rPr>
+      </w:pPr>
+      <w:r>
+        <w:rPr>
+          <w:rFonts w:ascii="Times New Roman" w:hAnsi="Times New Roman" w:cs="Times New Roman"/>
+          <w:sz w:val="24"/>
+          <w:szCs w:val="24"/>
+          <w:lang w:val="en-US"/>
+        </w:rPr>
+        <w:t xml:space="preserve">                await </w:t>
+      </w:r>
+      <w:proofErr w:type="spellStart"/>
+      <w:proofErr w:type="gramStart"/>
+      <w:r>
+        <w:rPr>
+          <w:rFonts w:ascii="Times New Roman" w:hAnsi="Times New Roman" w:cs="Times New Roman"/>
+          <w:sz w:val="24"/>
+          <w:szCs w:val="24"/>
+          <w:lang w:val="en-US"/>
+        </w:rPr>
+        <w:t>Shell.Current.GoToAsync</w:t>
+      </w:r>
+      <w:proofErr w:type="spellEnd"/>
+      <w:proofErr w:type="gramEnd"/>
+      <w:r>
+        <w:rPr>
+          <w:rFonts w:ascii="Times New Roman" w:hAnsi="Times New Roman" w:cs="Times New Roman"/>
+          <w:sz w:val="24"/>
+          <w:szCs w:val="24"/>
+          <w:lang w:val="en-US"/>
+        </w:rPr>
+        <w:t>(</w:t>
+      </w:r>
+      <w:proofErr w:type="spellStart"/>
+      <w:r>
+        <w:rPr>
+          <w:rFonts w:ascii="Times New Roman" w:hAnsi="Times New Roman" w:cs="Times New Roman"/>
+          <w:sz w:val="24"/>
+          <w:szCs w:val="24"/>
+          <w:lang w:val="en-US"/>
+        </w:rPr>
+        <w:t>nameof</w:t>
+      </w:r>
+      <w:proofErr w:type="spellEnd"/>
+      <w:r>
+        <w:rPr>
+          <w:rFonts w:ascii="Times New Roman" w:hAnsi="Times New Roman" w:cs="Times New Roman"/>
+          <w:sz w:val="24"/>
+          <w:szCs w:val="24"/>
+          <w:lang w:val="en-US"/>
+        </w:rPr>
+        <w:t>(</w:t>
+      </w:r>
+      <w:proofErr w:type="spellStart"/>
+      <w:r>
+        <w:rPr>
+          <w:rFonts w:ascii="Times New Roman" w:hAnsi="Times New Roman" w:cs="Times New Roman"/>
+          <w:sz w:val="24"/>
+          <w:szCs w:val="24"/>
+          <w:lang w:val="en-US"/>
+        </w:rPr>
+        <w:t>ResultsPage</w:t>
+      </w:r>
+      <w:proofErr w:type="spellEnd"/>
+      <w:r>
+        <w:rPr>
+          <w:rFonts w:ascii="Times New Roman" w:hAnsi="Times New Roman" w:cs="Times New Roman"/>
+          <w:sz w:val="24"/>
+          <w:szCs w:val="24"/>
+          <w:lang w:val="en-US"/>
+        </w:rPr>
+        <w:t>));</w:t>
+      </w:r>
+    </w:p>
+    <w:p>
+      <w:pPr>
+        <w:spacing w:after="0" w:line="360" w:lineRule="auto"/>
+        <w:ind w:firstLine="709"/>
+        <w:jc w:val="both"/>
+        <w:rPr>
+          <w:rFonts w:ascii="Times New Roman" w:hAnsi="Times New Roman" w:cs="Times New Roman"/>
+          <w:sz w:val="24"/>
+          <w:szCs w:val="24"/>
+          <w:lang w:val="en-US"/>
+        </w:rPr>
+      </w:pPr>
+      <w:r>
+        <w:rPr>
+          <w:rFonts w:ascii="Times New Roman" w:hAnsi="Times New Roman" w:cs="Times New Roman"/>
+          <w:sz w:val="24"/>
+          <w:szCs w:val="24"/>
+          <w:lang w:val="en-US"/>
+        </w:rPr>
+        <w:t xml:space="preserve">                </w:t>
+      </w:r>
+      <w:proofErr w:type="spellStart"/>
+      <w:r>
+        <w:rPr>
+          <w:rFonts w:ascii="Times New Roman" w:hAnsi="Times New Roman" w:cs="Times New Roman"/>
+          <w:sz w:val="24"/>
+          <w:szCs w:val="24"/>
+          <w:lang w:val="en-US"/>
+        </w:rPr>
+        <w:t>Debug.WriteLine</w:t>
+      </w:r>
+      <w:proofErr w:type="spellEnd"/>
+      <w:r>
+        <w:rPr>
+          <w:rFonts w:ascii="Times New Roman" w:hAnsi="Times New Roman" w:cs="Times New Roman"/>
+          <w:sz w:val="24"/>
+          <w:szCs w:val="24"/>
+          <w:lang w:val="en-US"/>
+        </w:rPr>
+        <w:t xml:space="preserve">("=== </w:t>
+      </w:r>
+      <w:proofErr w:type="spellStart"/>
+      <w:r>
+        <w:rPr>
+          <w:rFonts w:ascii="Times New Roman" w:hAnsi="Times New Roman" w:cs="Times New Roman"/>
+          <w:sz w:val="24"/>
+          <w:szCs w:val="24"/>
+          <w:lang w:val="en-US"/>
+        </w:rPr>
+        <w:t>MainPage</w:t>
+      </w:r>
+      <w:proofErr w:type="spellEnd"/>
+      <w:r>
+        <w:rPr>
+          <w:rFonts w:ascii="Times New Roman" w:hAnsi="Times New Roman" w:cs="Times New Roman"/>
+          <w:sz w:val="24"/>
+          <w:szCs w:val="24"/>
+          <w:lang w:val="en-US"/>
+        </w:rPr>
+        <w:t xml:space="preserve">: </w:t>
+      </w:r>
+      <w:proofErr w:type="spellStart"/>
+      <w:r>
+        <w:rPr>
+          <w:rFonts w:ascii="Times New Roman" w:hAnsi="Times New Roman" w:cs="Times New Roman"/>
+          <w:sz w:val="24"/>
+          <w:szCs w:val="24"/>
+          <w:lang w:val="en-US"/>
+        </w:rPr>
+        <w:t>Навигация</w:t>
+      </w:r>
+      <w:proofErr w:type="spellEnd"/>
+      <w:r>
+        <w:rPr>
+          <w:rFonts w:ascii="Times New Roman" w:hAnsi="Times New Roman" w:cs="Times New Roman"/>
+          <w:sz w:val="24"/>
+          <w:szCs w:val="24"/>
+          <w:lang w:val="en-US"/>
+        </w:rPr>
+        <w:t xml:space="preserve"> </w:t>
+      </w:r>
+      <w:proofErr w:type="spellStart"/>
+      <w:r>
+        <w:rPr>
+          <w:rFonts w:ascii="Times New Roman" w:hAnsi="Times New Roman" w:cs="Times New Roman"/>
+          <w:sz w:val="24"/>
+          <w:szCs w:val="24"/>
+          <w:lang w:val="en-US"/>
+        </w:rPr>
+        <w:t>выполнена</w:t>
+      </w:r>
+      <w:proofErr w:type="spellEnd"/>
+      <w:r>
+        <w:rPr>
+          <w:rFonts w:ascii="Times New Roman" w:hAnsi="Times New Roman" w:cs="Times New Roman"/>
+          <w:sz w:val="24"/>
+          <w:szCs w:val="24"/>
+          <w:lang w:val="en-US"/>
+        </w:rPr>
+        <w:t xml:space="preserve"> ===");</w:t>
+      </w:r>
+    </w:p>
+    <w:p>
+      <w:pPr>
+        <w:spacing w:after="0" w:line="360" w:lineRule="auto"/>
+        <w:ind w:firstLine="709"/>
+        <w:jc w:val="both"/>
+        <w:rPr>
+          <w:rFonts w:ascii="Times New Roman" w:hAnsi="Times New Roman" w:cs="Times New Roman"/>
+          <w:sz w:val="24"/>
+          <w:szCs w:val="24"/>
+          <w:lang w:val="en-US"/>
+        </w:rPr>
+      </w:pPr>
+      <w:r>
+        <w:rPr>
+          <w:rFonts w:ascii="Times New Roman" w:hAnsi="Times New Roman" w:cs="Times New Roman"/>
+          <w:sz w:val="24"/>
+          <w:szCs w:val="24"/>
+          <w:lang w:val="en-US"/>
+        </w:rPr>
+        <w:t xml:space="preserve">            }</w:t>
+      </w:r>
+    </w:p>
+    <w:p>
+      <w:pPr>
+        <w:spacing w:after="0" w:line="360" w:lineRule="auto"/>
+        <w:ind w:firstLine="709"/>
+        <w:jc w:val="both"/>
+        <w:rPr>
+          <w:rFonts w:ascii="Times New Roman" w:hAnsi="Times New Roman" w:cs="Times New Roman"/>
+          <w:sz w:val="24"/>
+          <w:szCs w:val="24"/>
+          <w:lang w:val="en-US"/>
+        </w:rPr>
+      </w:pPr>
+      <w:r>
+        <w:rPr>
+          <w:rFonts w:ascii="Times New Roman" w:hAnsi="Times New Roman" w:cs="Times New Roman"/>
+          <w:sz w:val="24"/>
+          <w:szCs w:val="24"/>
+          <w:lang w:val="en-US"/>
+        </w:rPr>
+        <w:t xml:space="preserve">            catch (Exception ex)</w:t>
+      </w:r>
+    </w:p>
+    <w:p>
+      <w:pPr>
+        <w:spacing w:after="0" w:line="360" w:lineRule="auto"/>
+        <w:ind w:firstLine="709"/>
+        <w:jc w:val="both"/>
+        <w:rPr>
+          <w:rFonts w:ascii="Times New Roman" w:hAnsi="Times New Roman" w:cs="Times New Roman"/>
+          <w:sz w:val="24"/>
+          <w:szCs w:val="24"/>
+          <w:lang w:val="en-US"/>
+        </w:rPr>
+      </w:pPr>
+      <w:r>
+        <w:rPr>
+          <w:rFonts w:ascii="Times New Roman" w:hAnsi="Times New Roman" w:cs="Times New Roman"/>
+          <w:sz w:val="24"/>
+          <w:szCs w:val="24"/>
+          <w:lang w:val="en-US"/>
+        </w:rPr>
+        <w:t xml:space="preserve">            {</w:t>
+      </w:r>
+    </w:p>
+    <w:p>
+      <w:pPr>
+        <w:spacing w:after="0" w:line="360" w:lineRule="auto"/>
+        <w:ind w:firstLine="709"/>
+        <w:jc w:val="both"/>
+        <w:rPr>
+          <w:rFonts w:ascii="Times New Roman" w:hAnsi="Times New Roman" w:cs="Times New Roman"/>
+          <w:sz w:val="24"/>
+          <w:szCs w:val="24"/>
+          <w:lang w:val="en-US"/>
+        </w:rPr>
+      </w:pPr>
+      <w:r>
+        <w:rPr>
+          <w:rFonts w:ascii="Times New Roman" w:hAnsi="Times New Roman" w:cs="Times New Roman"/>
+          <w:sz w:val="24"/>
+          <w:szCs w:val="24"/>
+          <w:lang w:val="en-US"/>
+        </w:rPr>
+        <w:t xml:space="preserve">                </w:t>
+      </w:r>
+      <w:proofErr w:type="spellStart"/>
+      <w:r>
+        <w:rPr>
+          <w:rFonts w:ascii="Times New Roman" w:hAnsi="Times New Roman" w:cs="Times New Roman"/>
+          <w:sz w:val="24"/>
+          <w:szCs w:val="24"/>
+          <w:lang w:val="en-US"/>
+        </w:rPr>
+        <w:t>Debug.WriteLine</w:t>
+      </w:r>
+      <w:proofErr w:type="spellEnd"/>
+      <w:r>
+        <w:rPr>
+          <w:rFonts w:ascii="Times New Roman" w:hAnsi="Times New Roman" w:cs="Times New Roman"/>
+          <w:sz w:val="24"/>
+          <w:szCs w:val="24"/>
+          <w:lang w:val="en-US"/>
+        </w:rPr>
+        <w:t xml:space="preserve">($"=== ERROR in </w:t>
+      </w:r>
+      <w:proofErr w:type="spellStart"/>
+      <w:r>
+        <w:rPr>
+          <w:rFonts w:ascii="Times New Roman" w:hAnsi="Times New Roman" w:cs="Times New Roman"/>
+          <w:sz w:val="24"/>
+          <w:szCs w:val="24"/>
+          <w:lang w:val="en-US"/>
+        </w:rPr>
+        <w:t>OnResultsClicked</w:t>
+      </w:r>
+      <w:proofErr w:type="spellEnd"/>
+      <w:r>
+        <w:rPr>
+          <w:rFonts w:ascii="Times New Roman" w:hAnsi="Times New Roman" w:cs="Times New Roman"/>
+          <w:sz w:val="24"/>
+          <w:szCs w:val="24"/>
+          <w:lang w:val="en-US"/>
+        </w:rPr>
+        <w:t>: {</w:t>
+      </w:r>
+      <w:proofErr w:type="spellStart"/>
+      <w:proofErr w:type="gramStart"/>
+      <w:r>
+        <w:rPr>
+          <w:rFonts w:ascii="Times New Roman" w:hAnsi="Times New Roman" w:cs="Times New Roman"/>
+          <w:sz w:val="24"/>
+          <w:szCs w:val="24"/>
+          <w:lang w:val="en-US"/>
+        </w:rPr>
+        <w:t>ex.Message</w:t>
+      </w:r>
+      <w:proofErr w:type="spellEnd"/>
+      <w:proofErr w:type="gramEnd"/>
+      <w:r>
+        <w:rPr>
+          <w:rFonts w:ascii="Times New Roman" w:hAnsi="Times New Roman" w:cs="Times New Roman"/>
+          <w:sz w:val="24"/>
+          <w:szCs w:val="24"/>
+          <w:lang w:val="en-US"/>
+        </w:rPr>
+        <w:t>} ===");</w:t>
+      </w:r>
+    </w:p>
+    <w:p>
+      <w:pPr>
+        <w:spacing w:after="0" w:line="360" w:lineRule="auto"/>
+        <w:ind w:firstLine="709"/>
+        <w:jc w:val="both"/>
+        <w:rPr>
+          <w:rFonts w:ascii="Times New Roman" w:hAnsi="Times New Roman" w:cs="Times New Roman"/>
+          <w:sz w:val="24"/>
+          <w:szCs w:val="24"/>
+        </w:rPr>
+      </w:pPr>
+      <w:r>
+        <w:rPr>
+          <w:rFonts w:ascii="Times New Roman" w:hAnsi="Times New Roman" w:cs="Times New Roman"/>
+          <w:sz w:val="24"/>
+          <w:szCs w:val="24"/>
+          <w:lang w:val="en-US"/>
+        </w:rPr>
+        <w:t xml:space="preserve">                await</w:t>
+      </w:r>
+      <w:r>
+        <w:rPr>
+          <w:rFonts w:ascii="Times New Roman" w:hAnsi="Times New Roman" w:cs="Times New Roman"/>
+          <w:sz w:val="24"/>
+          <w:szCs w:val="24"/>
+        </w:rPr>
+        <w:t xml:space="preserve"> </w:t>
+      </w:r>
+      <w:proofErr w:type="spellStart"/>
+      <w:proofErr w:type="gramStart"/>
+      <w:r>
+        <w:rPr>
+          <w:rFonts w:ascii="Times New Roman" w:hAnsi="Times New Roman" w:cs="Times New Roman"/>
+          <w:sz w:val="24"/>
+          <w:szCs w:val="24"/>
+          <w:lang w:val="en-US"/>
+        </w:rPr>
+        <w:t>DisplayAlert</w:t>
+      </w:r>
+      <w:proofErr w:type="spellEnd"/>
+      <w:r>
+        <w:rPr>
+          <w:rFonts w:ascii="Times New Roman" w:hAnsi="Times New Roman" w:cs="Times New Roman"/>
+          <w:sz w:val="24"/>
+          <w:szCs w:val="24"/>
+        </w:rPr>
+        <w:t>(</w:t>
+      </w:r>
+      <w:proofErr w:type="gramEnd"/>
+      <w:r>
+        <w:rPr>
+          <w:rFonts w:ascii="Times New Roman" w:hAnsi="Times New Roman" w:cs="Times New Roman"/>
+          <w:sz w:val="24"/>
+          <w:szCs w:val="24"/>
+        </w:rPr>
+        <w:t>"Ошибка", $"Не удалось перейти на страницу результатов: {</w:t>
+      </w:r>
+      <w:r>
+        <w:rPr>
+          <w:rFonts w:ascii="Times New Roman" w:hAnsi="Times New Roman" w:cs="Times New Roman"/>
+          <w:sz w:val="24"/>
+          <w:szCs w:val="24"/>
+          <w:lang w:val="en-US"/>
+        </w:rPr>
+        <w:t>ex</w:t>
+      </w:r>
+      <w:r>
+        <w:rPr>
+          <w:rFonts w:ascii="Times New Roman" w:hAnsi="Times New Roman" w:cs="Times New Roman"/>
+          <w:sz w:val="24"/>
+          <w:szCs w:val="24"/>
+        </w:rPr>
+        <w:t>.</w:t>
+      </w:r>
+      <w:r>
+        <w:rPr>
+          <w:rFonts w:ascii="Times New Roman" w:hAnsi="Times New Roman" w:cs="Times New Roman"/>
+          <w:sz w:val="24"/>
+          <w:szCs w:val="24"/>
+          <w:lang w:val="en-US"/>
+        </w:rPr>
+        <w:t>Message</w:t>
+      </w:r>
+      <w:r>
+        <w:rPr>
+          <w:rFonts w:ascii="Times New Roman" w:hAnsi="Times New Roman" w:cs="Times New Roman"/>
+          <w:sz w:val="24"/>
+          <w:szCs w:val="24"/>
+        </w:rPr>
+        <w:t>}", "</w:t>
+      </w:r>
+      <w:r>
+        <w:rPr>
+          <w:rFonts w:ascii="Times New Roman" w:hAnsi="Times New Roman" w:cs="Times New Roman"/>
+          <w:sz w:val="24"/>
+          <w:szCs w:val="24"/>
+          <w:lang w:val="en-US"/>
+        </w:rPr>
+        <w:t>OK</w:t>
+      </w:r>
+      <w:r>
+        <w:rPr>
+          <w:rFonts w:ascii="Times New Roman" w:hAnsi="Times New Roman" w:cs="Times New Roman"/>
+          <w:sz w:val="24"/>
+          <w:szCs w:val="24"/>
+        </w:rPr>
+        <w:t>");</w:t>
+      </w:r>
+    </w:p>
+    <w:p>
+      <w:pPr>
+        <w:spacing w:after="0" w:line="360" w:lineRule="auto"/>
+        <w:ind w:firstLine="709"/>
+        <w:jc w:val="both"/>
+        <w:rPr>
+          <w:rFonts w:ascii="Times New Roman" w:hAnsi="Times New Roman" w:cs="Times New Roman"/>
+          <w:sz w:val="24"/>
+          <w:szCs w:val="24"/>
+          <w:lang w:val="en-US"/>
+        </w:rPr>
+      </w:pPr>
+      <w:r>
+        <w:rPr>
+          <w:rFonts w:ascii="Times New Roman" w:hAnsi="Times New Roman" w:cs="Times New Roman"/>
+          <w:sz w:val="24"/>
+          <w:szCs w:val="24"/>
+        </w:rPr>
+        <w:t xml:space="preserve">            </w:t>
+      </w:r>
+      <w:r>
+        <w:rPr>
+          <w:rFonts w:ascii="Times New Roman" w:hAnsi="Times New Roman" w:cs="Times New Roman"/>
+          <w:sz w:val="24"/>
+          <w:szCs w:val="24"/>
+          <w:lang w:val="en-US"/>
+        </w:rPr>
+        <w:t>}</w:t>
+      </w:r>
+    </w:p>
+    <w:p>
+      <w:pPr>
+        <w:spacing w:after="0" w:line="360" w:lineRule="auto"/>
+        <w:ind w:firstLine="709"/>
+        <w:jc w:val="both"/>
+        <w:rPr>
+          <w:rFonts w:ascii="Times New Roman" w:hAnsi="Times New Roman" w:cs="Times New Roman"/>
+          <w:sz w:val="24"/>
+          <w:szCs w:val="24"/>
+          <w:lang w:val="en-US"/>
+        </w:rPr>
+      </w:pPr>
+      <w:r>
+        <w:rPr>
+          <w:rFonts w:ascii="Times New Roman" w:hAnsi="Times New Roman" w:cs="Times New Roman"/>
+          <w:sz w:val="24"/>
+          <w:szCs w:val="24"/>
+          <w:lang w:val="en-US"/>
+        </w:rPr>
+        <w:t xml:space="preserve">        }</w:t>
+      </w:r>
+    </w:p>
+    <w:p>
+      <w:pPr>
+        <w:pStyle w:val="1"/>
+        <w:numPr>
+          <w:ilvl w:val="0"/>
+          <w:numId w:val="14"/>
+        </w:numPr>
+        <w:spacing w:after="0" w:line="360" w:lineRule="auto"/>
+        <w:ind w:left="0" w:firstLine="709"/>
+        <w:jc w:val="both"/>
+        <w:rPr>
+          <w:rFonts w:ascii="Times New Roman" w:hAnsi="Times New Roman" w:cs="Times New Roman"/>
+          <w:sz w:val="24"/>
+          <w:szCs w:val="24"/>
+        </w:rPr>
+      </w:pPr>
+      <w:r>
+        <w:rPr>
+          <w:rFonts w:ascii="Times New Roman" w:hAnsi="Times New Roman" w:cs="Times New Roman"/>
+          <w:sz w:val="24"/>
+          <w:szCs w:val="24"/>
+        </w:rPr>
+        <w:t xml:space="preserve">Входные и выходные данные </w:t>
+      </w:r>
+    </w:p>
+    <w:p>
+      <w:pPr>
+        <w:pStyle w:val="a3"/>
+        <w:spacing w:after="0" w:line="360" w:lineRule="auto"/>
+        <w:jc w:val="both"/>
+        <w:rPr>
+          <w:rFonts w:ascii="Times New Roman" w:hAnsi="Times New Roman" w:cs="Times New Roman"/>
+          <w:b/>
+          <w:sz w:val="24"/>
+          <w:szCs w:val="24"/>
+        </w:rPr>
+      </w:pPr>
+      <w:r>
+        <w:rPr>
+          <w:rFonts w:ascii="Times New Roman" w:hAnsi="Times New Roman" w:cs="Times New Roman"/>
+          <w:b/>
+          <w:sz w:val="24"/>
+          <w:szCs w:val="24"/>
+        </w:rPr>
+        <w:t>Входные данные:</w:t>
+      </w:r>
+    </w:p>
+    <w:p>
+      <w:pPr>
+        <w:pStyle w:val="a3"/>
+        <w:numPr>
+          <w:ilvl w:val="0"/>
+          <w:numId w:val="19"/>
+        </w:numPr>
+        <w:spacing w:after="0" w:line="360" w:lineRule="auto"/>
+        <w:jc w:val="both"/>
+        <w:rPr>
+          <w:rFonts w:ascii="Times New Roman" w:hAnsi="Times New Roman" w:cs="Times New Roman"/>
+          <w:sz w:val="24"/>
+          <w:szCs w:val="24"/>
+        </w:rPr>
+      </w:pPr>
+      <w:r>
+        <w:rPr>
+          <w:rFonts w:ascii="Times New Roman" w:hAnsi="Times New Roman" w:cs="Times New Roman"/>
+          <w:sz w:val="24"/>
+          <w:szCs w:val="24"/>
+        </w:rPr>
+        <w:t>Имя пользователя</w:t>
+      </w:r>
+    </w:p>
+    <w:p>
+      <w:pPr>
+        <w:pStyle w:val="a4"/>
+        <w:numPr>
+          <w:ilvl w:val="0"/>
+          <w:numId w:val="19"/>
+        </w:numPr>
+        <w:spacing w:before="0" w:beforeAutospacing="0" w:after="0" w:afterAutospacing="0" w:line="360" w:lineRule="auto"/>
+        <w:jc w:val="both"/>
+      </w:pPr>
+      <w:r>
+        <w:t>Данные тестов (название теста, описание);</w:t>
+      </w:r>
+    </w:p>
+    <w:p>
+      <w:pPr>
+        <w:pStyle w:val="a4"/>
+        <w:numPr>
+          <w:ilvl w:val="0"/>
+          <w:numId w:val="19"/>
+        </w:numPr>
+        <w:spacing w:before="0" w:beforeAutospacing="0" w:after="0" w:afterAutospacing="0" w:line="360" w:lineRule="auto"/>
+        <w:jc w:val="both"/>
+      </w:pPr>
+      <w:r>
+        <w:t>Вопросы тестов;</w:t>
+      </w:r>
+    </w:p>
+    <w:p>
+      <w:pPr>
+        <w:pStyle w:val="a4"/>
+        <w:numPr>
+          <w:ilvl w:val="0"/>
+          <w:numId w:val="19"/>
+        </w:numPr>
+        <w:spacing w:before="0" w:beforeAutospacing="0" w:after="0" w:afterAutospacing="0" w:line="360" w:lineRule="auto"/>
+        <w:jc w:val="both"/>
+      </w:pPr>
+      <w:r>
+        <w:t>Варианты ответов;</w:t>
+      </w:r>
+    </w:p>
+    <w:p>
+      <w:pPr>
+        <w:pStyle w:val="a4"/>
+        <w:numPr>
+          <w:ilvl w:val="0"/>
+          <w:numId w:val="19"/>
+        </w:numPr>
+        <w:spacing w:before="0" w:beforeAutospacing="0" w:after="0" w:afterAutospacing="0" w:line="360" w:lineRule="auto"/>
+        <w:jc w:val="both"/>
+      </w:pPr>
+      <w:r>
+        <w:t>Правильные ответы;</w:t>
+      </w:r>
+    </w:p>
+    <w:p>
+      <w:pPr>
+        <w:pStyle w:val="a4"/>
+        <w:numPr>
+          <w:ilvl w:val="0"/>
+          <w:numId w:val="19"/>
+        </w:numPr>
+        <w:spacing w:before="0" w:beforeAutospacing="0" w:after="0" w:afterAutospacing="0" w:line="360" w:lineRule="auto"/>
+        <w:jc w:val="both"/>
+      </w:pPr>
+      <w:r>
+        <w:t>Параметры оценки (баллы, процент правильных ответов).</w:t>
+      </w:r>
+    </w:p>
+    <w:p>
+      <w:pPr>
+        <w:pStyle w:val="a3"/>
+        <w:spacing w:after="0" w:line="360" w:lineRule="auto"/>
+        <w:ind w:left="0" w:firstLine="709"/>
+        <w:jc w:val="both"/>
+        <w:rPr>
+          <w:rFonts w:ascii="Times New Roman" w:hAnsi="Times New Roman" w:cs="Times New Roman"/>
+          <w:b/>
+          <w:sz w:val="24"/>
+          <w:szCs w:val="24"/>
+        </w:rPr>
+      </w:pPr>
+      <w:r>
+        <w:rPr>
+          <w:rFonts w:ascii="Times New Roman" w:hAnsi="Times New Roman" w:cs="Times New Roman"/>
+          <w:b/>
+          <w:sz w:val="24"/>
+          <w:szCs w:val="24"/>
+        </w:rPr>
+        <w:t>Выходная информация:</w:t>
+      </w:r>
+    </w:p>
+    <w:p>
+      <w:pPr>
+        <w:pStyle w:val="a3"/>
+        <w:numPr>
+          <w:ilvl w:val="0"/>
+          <w:numId w:val="18"/>
+        </w:numPr>
+        <w:spacing w:after="0" w:line="360" w:lineRule="auto"/>
+        <w:jc w:val="both"/>
+        <w:rPr>
+          <w:rFonts w:ascii="Times New Roman" w:hAnsi="Times New Roman" w:cs="Times New Roman"/>
+          <w:sz w:val="24"/>
+          <w:szCs w:val="24"/>
+        </w:rPr>
+      </w:pPr>
+      <w:r>
+        <w:rPr>
+          <w:rFonts w:ascii="Times New Roman" w:hAnsi="Times New Roman" w:cs="Times New Roman"/>
+          <w:sz w:val="24"/>
+          <w:szCs w:val="24"/>
+        </w:rPr>
+        <w:t>Результаты тестирования</w:t>
+      </w:r>
+    </w:p>
+    <w:p>
+      <w:pPr>
+        <w:pStyle w:val="1"/>
+        <w:numPr>
+          <w:ilvl w:val="0"/>
+          <w:numId w:val="14"/>
+        </w:numPr>
+        <w:spacing w:after="0" w:line="360" w:lineRule="auto"/>
+        <w:jc w:val="both"/>
+        <w:rPr>
+          <w:rFonts w:ascii="Times New Roman" w:hAnsi="Times New Roman" w:cs="Times New Roman"/>
+          <w:sz w:val="24"/>
+          <w:szCs w:val="24"/>
+        </w:rPr>
+      </w:pPr>
+      <w:r>
+        <w:rPr>
+          <w:rFonts w:ascii="Times New Roman" w:hAnsi="Times New Roman" w:cs="Times New Roman"/>
+          <w:sz w:val="24"/>
+          <w:szCs w:val="24"/>
+        </w:rPr>
+        <w:t>Сообщения</w:t>
+      </w:r>
+    </w:p>
+    <w:p>
+      <w:pPr>
+        <w:spacing w:after="0" w:line="360" w:lineRule="auto"/>
+        <w:ind w:firstLine="709"/>
+        <w:jc w:val="both"/>
+        <w:rPr>
+          <w:rFonts w:ascii="Times New Roman" w:hAnsi="Times New Roman" w:cs="Times New Roman"/>
+          <w:sz w:val="24"/>
+          <w:szCs w:val="24"/>
+          <w:lang w:val="en-US"/>
+        </w:rPr>
+      </w:pPr>
+      <w:r>
+        <w:rPr>
+          <w:rFonts w:ascii="Times New Roman" w:hAnsi="Times New Roman" w:cs="Times New Roman"/>
+          <w:sz w:val="24"/>
+          <w:szCs w:val="24"/>
+        </w:rPr>
+        <w:t xml:space="preserve">Попытка </w:t>
+      </w:r>
+      <w:r>
+        <w:rPr>
+          <w:rFonts w:ascii="Times New Roman" w:hAnsi="Times New Roman" w:cs="Times New Roman"/>
+          <w:sz w:val="24"/>
+          <w:szCs w:val="24"/>
+        </w:rPr>
+        <w:t>выхода из теста</w:t>
+      </w:r>
+      <w:r>
+        <w:rPr>
+          <w:rFonts w:ascii="Times New Roman" w:hAnsi="Times New Roman" w:cs="Times New Roman"/>
+          <w:sz w:val="24"/>
+          <w:szCs w:val="24"/>
+          <w:lang w:val="en-US"/>
+        </w:rPr>
+        <w:t>:</w:t>
+      </w:r>
+    </w:p>
+    <w:p>
+      <w:pPr>
+        <w:spacing w:after="0" w:line="360" w:lineRule="auto"/>
+        <w:jc w:val="center"/>
+        <w:rPr>
+          <w:rFonts w:ascii="Times New Roman" w:hAnsi="Times New Roman" w:cs="Times New Roman"/>
+          <w:sz w:val="24"/>
+          <w:szCs w:val="24"/>
+        </w:rPr>
+      </w:pPr>
+      <w:r>
+        <w:rPr>
+          <w:rFonts w:ascii="Times New Roman" w:hAnsi="Times New Roman" w:cs="Times New Roman"/>
+          <w:sz w:val="24"/>
+          <w:szCs w:val="24"/>
+        </w:rPr>
+        <w:drawing>
+          <wp:inline distT="0" distB="0" distL="0" distR="0" wp14:anchorId="52821A2A" wp14:editId="468B0E57">
+            <wp:extent cx="2816652" cy="1200647"/>
+            <wp:effectExtent l="0" t="0" r="3175" b="0"/>
+            <wp:docPr id="10" name="Рисунок 10"/>
+            <wp:cNvGraphicFramePr>
+              <a:graphicFrameLocks xmlns:a="http://schemas.openxmlformats.org/drawingml/2006/main" noChangeAspect="1"/>
+            </wp:cNvGraphicFramePr>
+            <a:graphic xmlns:a="http://schemas.openxmlformats.org/drawingml/2006/main">
+              <a:graphicData uri="http://schemas.openxmlformats.org/drawingml/2006/picture">
+                <pic:pic xmlns:pic="http://schemas.openxmlformats.org/drawingml/2006/picture">
+                  <pic:nvPicPr>
+                    <pic:cNvPr id="1" name=""/>
+                    <pic:cNvPicPr/>
+                  </pic:nvPicPr>
+                  <pic:blipFill>
+                    <a:blip r:embed="rId13"/>
+                    <a:stretch>
+                      <a:fillRect/>
+                    </a:stretch>
+                  </pic:blipFill>
+                  <pic:spPr>
+                    <a:xfrm>
+                      <a:off x="0" y="0"/>
+                      <a:ext cx="2948164" cy="1256706"/>
+                    </a:xfrm>
+                    <a:prstGeom prst="rect">
+                      <a:avLst/>
+                    </a:prstGeom>
+                  </pic:spPr>
+                </pic:pic>
+              </a:graphicData>
+            </a:graphic>
+          </wp:inline>
+        </w:drawing>
+      </w:r>
+    </w:p>
+    <w:p>
+      <w:pPr>
+        <w:spacing w:after="0" w:line="360" w:lineRule="auto"/>
+        <w:jc w:val="center"/>
+        <w:rPr>
+          <w:rFonts w:ascii="Times New Roman" w:hAnsi="Times New Roman" w:cs="Times New Roman"/>
+          <w:sz w:val="24"/>
+          <w:szCs w:val="24"/>
+        </w:rPr>
+      </w:pPr>
+      <w:r>
+        <w:rPr>
+          <w:rFonts w:ascii="Times New Roman" w:hAnsi="Times New Roman" w:cs="Times New Roman"/>
+          <w:sz w:val="24"/>
+          <w:szCs w:val="24"/>
+        </w:rPr>
+        <w:t xml:space="preserve">Рис.1 «Попытка </w:t>
+      </w:r>
+      <w:r>
+        <w:rPr>
+          <w:rFonts w:ascii="Times New Roman" w:hAnsi="Times New Roman" w:cs="Times New Roman"/>
+          <w:sz w:val="24"/>
+          <w:szCs w:val="24"/>
+        </w:rPr>
+        <w:t>выхода во время прохождения теста</w:t>
+      </w:r>
+      <w:r>
+        <w:rPr>
+          <w:rFonts w:ascii="Times New Roman" w:hAnsi="Times New Roman" w:cs="Times New Roman"/>
+          <w:sz w:val="24"/>
+          <w:szCs w:val="24"/>
+        </w:rPr>
+        <w:t>»</w:t>
+      </w:r>
+    </w:p>
+    <w:p>
+      <w:pPr>
+        <w:spacing w:after="0" w:line="360" w:lineRule="auto"/>
+        <w:jc w:val="both"/>
+        <w:rPr>
+          <w:rFonts w:ascii="Times New Roman" w:hAnsi="Times New Roman" w:cs="Times New Roman"/>
+          <w:sz w:val="24"/>
+          <w:szCs w:val="24"/>
+        </w:rPr>
+      </w:pPr>
+    </w:p>
+    <w:p>
+      <w:pPr>
+        <w:spacing w:after="0" w:line="360" w:lineRule="auto"/>
+        <w:jc w:val="both"/>
+        <w:rPr>
+          <w:rFonts w:ascii="Times New Roman" w:hAnsi="Times New Roman" w:cs="Times New Roman"/>
+          <w:sz w:val="24"/>
+          <w:szCs w:val="24"/>
+        </w:rPr>
+      </w:pPr>
+      <w:r>
+        <w:rPr>
+          <w:rFonts w:ascii="Times New Roman" w:hAnsi="Times New Roman" w:cs="Times New Roman"/>
+          <w:sz w:val="24"/>
+          <w:szCs w:val="24"/>
+        </w:rPr>
+        <w:t>Попытка входа на страницу списка тестов, когда не введено имя.</w:t>
+      </w:r>
+    </w:p>
+    <w:p>
+      <w:pPr>
+        <w:spacing w:after="0" w:line="360" w:lineRule="auto"/>
+        <w:jc w:val="center"/>
+        <w:rPr>
+          <w:rFonts w:ascii="Times New Roman" w:hAnsi="Times New Roman" w:cs="Times New Roman"/>
+          <w:sz w:val="24"/>
+          <w:szCs w:val="24"/>
+        </w:rPr>
+      </w:pPr>
+      <w:r>
+        <w:rPr>
+          <w:rFonts w:ascii="Times New Roman" w:hAnsi="Times New Roman" w:cs="Times New Roman"/>
+          <w:sz w:val="24"/>
+          <w:szCs w:val="24"/>
+        </w:rPr>
+        <w:drawing>
+          <wp:inline distT="0" distB="0" distL="0" distR="0" wp14:anchorId="08BF9177" wp14:editId="67FBD572">
+            <wp:extent cx="2682322" cy="1532755"/>
+            <wp:effectExtent l="0" t="0" r="3810" b="0"/>
+            <wp:docPr id="11" name="Рисунок 11"/>
+            <wp:cNvGraphicFramePr>
+              <a:graphicFrameLocks xmlns:a="http://schemas.openxmlformats.org/drawingml/2006/main" noChangeAspect="1"/>
+            </wp:cNvGraphicFramePr>
+            <a:graphic xmlns:a="http://schemas.openxmlformats.org/drawingml/2006/main">
+              <a:graphicData uri="http://schemas.openxmlformats.org/drawingml/2006/picture">
+                <pic:pic xmlns:pic="http://schemas.openxmlformats.org/drawingml/2006/picture">
+                  <pic:nvPicPr>
+                    <pic:cNvPr id="1" name=""/>
+                    <pic:cNvPicPr/>
+                  </pic:nvPicPr>
+                  <pic:blipFill>
+                    <a:blip r:embed="rId14"/>
+                    <a:stretch>
+                      <a:fillRect/>
+                    </a:stretch>
+                  </pic:blipFill>
+                  <pic:spPr>
+                    <a:xfrm>
+                      <a:off x="0" y="0"/>
+                      <a:ext cx="2687108" cy="1535490"/>
+                    </a:xfrm>
+                    <a:prstGeom prst="rect">
+                      <a:avLst/>
+                    </a:prstGeom>
+                  </pic:spPr>
+                </pic:pic>
+              </a:graphicData>
+            </a:graphic>
+          </wp:inline>
+        </w:drawing>
+      </w:r>
+    </w:p>
+    <w:p>
+      <w:pPr>
+        <w:spacing w:after="0" w:line="360" w:lineRule="auto"/>
+        <w:jc w:val="center"/>
+        <w:rPr>
+          <w:rFonts w:ascii="Times New Roman" w:hAnsi="Times New Roman" w:cs="Times New Roman"/>
+          <w:sz w:val="24"/>
+          <w:szCs w:val="24"/>
+        </w:rPr>
+      </w:pPr>
+      <w:r>
+        <w:rPr>
+          <w:rFonts w:ascii="Times New Roman" w:hAnsi="Times New Roman" w:cs="Times New Roman"/>
+          <w:sz w:val="24"/>
+          <w:szCs w:val="24"/>
+        </w:rPr>
+        <w:t>Рис.10</w:t>
+      </w:r>
+      <w:r>
+        <w:rPr>
+          <w:rFonts w:ascii="Times New Roman" w:hAnsi="Times New Roman" w:cs="Times New Roman"/>
+          <w:sz w:val="24"/>
+          <w:szCs w:val="24"/>
+        </w:rPr>
+        <w:t xml:space="preserve"> «</w:t>
+      </w:r>
+      <w:r>
+        <w:rPr>
+          <w:rFonts w:ascii="Times New Roman" w:hAnsi="Times New Roman" w:cs="Times New Roman"/>
+          <w:sz w:val="24"/>
+          <w:szCs w:val="24"/>
+        </w:rPr>
+        <w:t>Вход</w:t>
+      </w:r>
+      <w:r>
+        <w:rPr>
+          <w:rFonts w:ascii="Times New Roman" w:hAnsi="Times New Roman" w:cs="Times New Roman"/>
+          <w:sz w:val="24"/>
+          <w:szCs w:val="24"/>
+        </w:rPr>
+        <w:t xml:space="preserve"> на страницу спис</w:t>
+      </w:r>
+      <w:r>
+        <w:rPr>
+          <w:rFonts w:ascii="Times New Roman" w:hAnsi="Times New Roman" w:cs="Times New Roman"/>
+          <w:sz w:val="24"/>
+          <w:szCs w:val="24"/>
+        </w:rPr>
+        <w:t>ка тестов, когда не введено имя</w:t>
+      </w:r>
+      <w:r>
+        <w:rPr>
+          <w:rFonts w:ascii="Times New Roman" w:hAnsi="Times New Roman" w:cs="Times New Roman"/>
+          <w:sz w:val="24"/>
+          <w:szCs w:val="24"/>
+        </w:rPr>
+        <w:t>»</w:t>
       </w:r>
     </w:p>
     <w:p>
@@ -1829,12 +4424,14 @@
         <w:rPr>
           <w:rFonts w:ascii="Times New Roman" w:hAnsi="Times New Roman" w:cs="Times New Roman"/>
           <w:sz w:val="24"/>
-        </w:rPr>
-      </w:pPr>
-      <w:r>
-        <w:rPr>
-          <w:rFonts w:ascii="Times New Roman" w:hAnsi="Times New Roman" w:cs="Times New Roman"/>
-          <w:sz w:val="24"/>
+          <w:szCs w:val="24"/>
+        </w:rPr>
+      </w:pPr>
+      <w:r>
+        <w:rPr>
+          <w:rFonts w:ascii="Times New Roman" w:hAnsi="Times New Roman" w:cs="Times New Roman"/>
+          <w:sz w:val="24"/>
+          <w:szCs w:val="24"/>
         </w:rPr>
         <w:t>Руководство пользователя</w:t>
       </w:r>
@@ -1842,20 +4439,430 @@
     <w:p>
       <w:pPr>
         <w:spacing w:after="0" w:line="360" w:lineRule="auto"/>
-        <w:jc w:val="both"/>
-        <w:rPr>
-          <w:rFonts w:ascii="Times New Roman" w:hAnsi="Times New Roman" w:cs="Times New Roman"/>
-          <w:sz w:val="24"/>
-        </w:rPr>
-      </w:pPr>
-    </w:p>
-    <w:p>
-      <w:pPr>
-        <w:spacing w:after="0" w:line="360" w:lineRule="auto"/>
-        <w:jc w:val="both"/>
-        <w:rPr>
-          <w:rFonts w:ascii="Times New Roman" w:hAnsi="Times New Roman" w:cs="Times New Roman"/>
-          <w:sz w:val="24"/>
+        <w:ind w:firstLine="709"/>
+        <w:jc w:val="both"/>
+        <w:rPr>
+          <w:rFonts w:ascii="Times New Roman" w:hAnsi="Times New Roman" w:cs="Times New Roman"/>
+          <w:b/>
+          <w:color w:val="000000" w:themeColor="text1"/>
+          <w:sz w:val="24"/>
+          <w:szCs w:val="24"/>
+        </w:rPr>
+      </w:pPr>
+      <w:r>
+        <w:rPr>
+          <w:rFonts w:ascii="Times New Roman" w:hAnsi="Times New Roman" w:cs="Times New Roman"/>
+          <w:b/>
+          <w:color w:val="000000" w:themeColor="text1"/>
+          <w:sz w:val="24"/>
+          <w:szCs w:val="24"/>
+        </w:rPr>
+        <w:t>1.Назначение программы:</w:t>
+      </w:r>
+    </w:p>
+    <w:p>
+      <w:pPr>
+        <w:spacing w:after="0" w:line="360" w:lineRule="auto"/>
+        <w:ind w:firstLine="709"/>
+        <w:jc w:val="both"/>
+        <w:rPr>
+          <w:rFonts w:ascii="Times New Roman" w:hAnsi="Times New Roman" w:cs="Times New Roman"/>
+          <w:sz w:val="24"/>
+          <w:szCs w:val="24"/>
+        </w:rPr>
+      </w:pPr>
+      <w:r>
+        <w:rPr>
+          <w:rFonts w:ascii="Times New Roman" w:hAnsi="Times New Roman" w:cs="Times New Roman"/>
+          <w:sz w:val="24"/>
+          <w:szCs w:val="24"/>
+        </w:rPr>
+        <w:t>Программа «</w:t>
+      </w:r>
+      <w:proofErr w:type="spellStart"/>
+      <w:r>
+        <w:rPr>
+          <w:rFonts w:ascii="Times New Roman" w:hAnsi="Times New Roman" w:cs="Times New Roman"/>
+          <w:sz w:val="24"/>
+          <w:szCs w:val="24"/>
+        </w:rPr>
+        <w:t>Chess_tournire</w:t>
+      </w:r>
+      <w:proofErr w:type="spellEnd"/>
+      <w:r>
+        <w:rPr>
+          <w:rFonts w:ascii="Times New Roman" w:hAnsi="Times New Roman" w:cs="Times New Roman"/>
+          <w:sz w:val="24"/>
+          <w:szCs w:val="24"/>
+        </w:rPr>
+        <w:t xml:space="preserve">» предназначена для удобной регистрации шахматистов на турниры, учета заявок и их просмотра. </w:t>
+      </w:r>
+    </w:p>
+    <w:p>
+      <w:pPr>
+        <w:spacing w:after="0" w:line="360" w:lineRule="auto"/>
+        <w:ind w:firstLine="709"/>
+        <w:jc w:val="both"/>
+        <w:rPr>
+          <w:rFonts w:ascii="Times New Roman" w:hAnsi="Times New Roman" w:cs="Times New Roman"/>
+          <w:b/>
+          <w:color w:val="000000" w:themeColor="text1"/>
+          <w:sz w:val="24"/>
+          <w:szCs w:val="24"/>
+          <w:shd w:val="clear" w:color="auto" w:fill="FFFFFF"/>
+        </w:rPr>
+      </w:pPr>
+      <w:r>
+        <w:rPr>
+          <w:rFonts w:ascii="Times New Roman" w:hAnsi="Times New Roman" w:cs="Times New Roman"/>
+          <w:b/>
+          <w:color w:val="000000" w:themeColor="text1"/>
+          <w:sz w:val="24"/>
+          <w:szCs w:val="24"/>
+          <w:shd w:val="clear" w:color="auto" w:fill="FFFFFF"/>
+        </w:rPr>
+        <w:t>2.Условия выполнения программы:</w:t>
+      </w:r>
+    </w:p>
+    <w:p>
+      <w:pPr>
+        <w:pStyle w:val="a3"/>
+        <w:spacing w:after="0" w:line="360" w:lineRule="auto"/>
+        <w:ind w:left="0" w:firstLine="709"/>
+        <w:jc w:val="both"/>
+        <w:rPr>
+          <w:rFonts w:ascii="Times New Roman" w:hAnsi="Times New Roman" w:cs="Times New Roman"/>
+          <w:spacing w:val="10"/>
+          <w:sz w:val="24"/>
+          <w:szCs w:val="24"/>
+        </w:rPr>
+      </w:pPr>
+      <w:r>
+        <w:rPr>
+          <w:rFonts w:ascii="Times New Roman" w:hAnsi="Times New Roman" w:cs="Times New Roman"/>
+          <w:spacing w:val="10"/>
+          <w:sz w:val="24"/>
+          <w:szCs w:val="24"/>
+        </w:rPr>
+        <w:t>Требования к техническим средствам:</w:t>
+      </w:r>
+    </w:p>
+    <w:p>
+      <w:pPr>
+        <w:pStyle w:val="a4"/>
+        <w:numPr>
+          <w:ilvl w:val="0"/>
+          <w:numId w:val="6"/>
+        </w:numPr>
+        <w:spacing w:before="0" w:beforeAutospacing="0" w:after="0" w:afterAutospacing="0" w:line="360" w:lineRule="auto"/>
+        <w:jc w:val="both"/>
+      </w:pPr>
+      <w:r>
+        <w:t>Процессор: 4-ядерный, 1.8 ГГц и выше</w:t>
+      </w:r>
+    </w:p>
+    <w:p>
+      <w:pPr>
+        <w:pStyle w:val="a4"/>
+        <w:numPr>
+          <w:ilvl w:val="0"/>
+          <w:numId w:val="6"/>
+        </w:numPr>
+        <w:spacing w:before="0" w:beforeAutospacing="0" w:after="0" w:afterAutospacing="0" w:line="360" w:lineRule="auto"/>
+        <w:jc w:val="both"/>
+      </w:pPr>
+      <w:r>
+        <w:t>Оперативная память: не менее 3 ГБ</w:t>
+      </w:r>
+    </w:p>
+    <w:p>
+      <w:pPr>
+        <w:pStyle w:val="a4"/>
+        <w:numPr>
+          <w:ilvl w:val="0"/>
+          <w:numId w:val="6"/>
+        </w:numPr>
+        <w:spacing w:before="0" w:beforeAutospacing="0" w:after="0" w:afterAutospacing="0" w:line="360" w:lineRule="auto"/>
+        <w:jc w:val="both"/>
+      </w:pPr>
+      <w:r>
+        <w:t>Свободное место на устройстве: не менее 200 МБ</w:t>
+      </w:r>
+    </w:p>
+    <w:p>
+      <w:pPr>
+        <w:pStyle w:val="a4"/>
+        <w:numPr>
+          <w:ilvl w:val="0"/>
+          <w:numId w:val="6"/>
+        </w:numPr>
+        <w:spacing w:before="0" w:beforeAutospacing="0" w:after="0" w:afterAutospacing="0" w:line="360" w:lineRule="auto"/>
+        <w:jc w:val="both"/>
+      </w:pPr>
+      <w:r>
+        <w:t>Экран: сенсорный, разрешение не ниже 1280×720</w:t>
+      </w:r>
+    </w:p>
+    <w:p>
+      <w:pPr>
+        <w:spacing w:after="0" w:line="360" w:lineRule="auto"/>
+        <w:jc w:val="both"/>
+        <w:rPr>
+          <w:rFonts w:ascii="Times New Roman" w:hAnsi="Times New Roman" w:cs="Times New Roman"/>
+          <w:sz w:val="24"/>
+          <w:szCs w:val="24"/>
+        </w:rPr>
+      </w:pPr>
+      <w:r>
+        <w:rPr>
+          <w:rFonts w:ascii="Times New Roman" w:hAnsi="Times New Roman" w:cs="Times New Roman"/>
+          <w:sz w:val="24"/>
+          <w:szCs w:val="24"/>
+        </w:rPr>
+        <w:t xml:space="preserve"> </w:t>
+      </w:r>
+      <w:r>
+        <w:rPr>
+          <w:rFonts w:ascii="Times New Roman" w:hAnsi="Times New Roman" w:cs="Times New Roman"/>
+          <w:sz w:val="24"/>
+          <w:szCs w:val="24"/>
+        </w:rPr>
+        <w:t>Для корректной работы программы необходимо:</w:t>
+      </w:r>
+    </w:p>
+    <w:p>
+      <w:pPr>
+        <w:numPr>
+          <w:ilvl w:val="0"/>
+          <w:numId w:val="20"/>
+        </w:numPr>
+        <w:spacing w:after="0" w:line="360" w:lineRule="auto"/>
+        <w:jc w:val="both"/>
+        <w:rPr>
+          <w:rFonts w:ascii="Times New Roman" w:hAnsi="Times New Roman" w:cs="Times New Roman"/>
+          <w:sz w:val="24"/>
+          <w:szCs w:val="24"/>
+        </w:rPr>
+      </w:pPr>
+      <w:r>
+        <w:rPr>
+          <w:rFonts w:ascii="Times New Roman" w:hAnsi="Times New Roman" w:cs="Times New Roman"/>
+          <w:sz w:val="24"/>
+          <w:szCs w:val="24"/>
+        </w:rPr>
+        <w:t xml:space="preserve">Операционная </w:t>
+      </w:r>
+      <w:r>
+        <w:rPr>
+          <w:rFonts w:ascii="Times New Roman" w:hAnsi="Times New Roman" w:cs="Times New Roman"/>
+          <w:sz w:val="24"/>
+          <w:szCs w:val="24"/>
+        </w:rPr>
+        <w:t xml:space="preserve">система </w:t>
+      </w:r>
+      <w:proofErr w:type="spellStart"/>
+      <w:r>
+        <w:rPr>
+          <w:rFonts w:ascii="Times New Roman" w:hAnsi="Times New Roman" w:cs="Times New Roman"/>
+          <w:sz w:val="24"/>
+          <w:szCs w:val="24"/>
+        </w:rPr>
+        <w:t>Android</w:t>
+      </w:r>
+      <w:proofErr w:type="spellEnd"/>
+      <w:r>
+        <w:rPr>
+          <w:rFonts w:ascii="Times New Roman" w:hAnsi="Times New Roman" w:cs="Times New Roman"/>
+          <w:sz w:val="24"/>
+          <w:szCs w:val="24"/>
+        </w:rPr>
+        <w:t xml:space="preserve"> 8.0</w:t>
+      </w:r>
+    </w:p>
+    <w:p>
+      <w:pPr>
+        <w:spacing w:after="0" w:line="360" w:lineRule="auto"/>
+        <w:jc w:val="both"/>
+        <w:rPr>
+          <w:rFonts w:ascii="Times New Roman" w:hAnsi="Times New Roman" w:cs="Times New Roman"/>
+          <w:b/>
+          <w:color w:val="000000" w:themeColor="text1"/>
+          <w:sz w:val="24"/>
+          <w:szCs w:val="24"/>
+          <w:shd w:val="clear" w:color="auto" w:fill="FFFFFF"/>
+        </w:rPr>
+      </w:pPr>
+      <w:r>
+        <w:rPr>
+          <w:rFonts w:ascii="Times New Roman" w:hAnsi="Times New Roman" w:cs="Times New Roman"/>
+          <w:b/>
+          <w:color w:val="000000" w:themeColor="text1"/>
+          <w:sz w:val="24"/>
+          <w:szCs w:val="24"/>
+          <w:shd w:val="clear" w:color="auto" w:fill="FFFFFF"/>
+        </w:rPr>
+        <w:t>3.Выполнение программы:</w:t>
+      </w:r>
+    </w:p>
+    <w:p>
+      <w:pPr>
+        <w:spacing w:after="0" w:line="360" w:lineRule="auto"/>
+        <w:ind w:firstLine="709"/>
+        <w:jc w:val="both"/>
+        <w:rPr>
+          <w:rFonts w:ascii="Times New Roman" w:hAnsi="Times New Roman" w:cs="Times New Roman"/>
+          <w:sz w:val="24"/>
+          <w:szCs w:val="24"/>
+        </w:rPr>
+      </w:pPr>
+      <w:r>
+        <w:rPr>
+          <w:rFonts w:ascii="Times New Roman" w:hAnsi="Times New Roman" w:cs="Times New Roman"/>
+          <w:sz w:val="24"/>
+          <w:szCs w:val="24"/>
+        </w:rPr>
+        <w:t xml:space="preserve">При открытии программы появится </w:t>
+      </w:r>
+      <w:r>
+        <w:rPr>
+          <w:rFonts w:ascii="Times New Roman" w:hAnsi="Times New Roman" w:cs="Times New Roman"/>
+          <w:sz w:val="24"/>
+          <w:szCs w:val="24"/>
+        </w:rPr>
+        <w:t>главное окно с</w:t>
+      </w:r>
+      <w:r>
+        <w:rPr>
+          <w:rFonts w:ascii="Times New Roman" w:hAnsi="Times New Roman" w:cs="Times New Roman"/>
+          <w:sz w:val="24"/>
+          <w:szCs w:val="24"/>
+        </w:rPr>
+        <w:t xml:space="preserve"> </w:t>
+      </w:r>
+      <w:r>
+        <w:rPr>
+          <w:rFonts w:ascii="Times New Roman" w:hAnsi="Times New Roman" w:cs="Times New Roman"/>
+          <w:sz w:val="24"/>
+          <w:szCs w:val="24"/>
+        </w:rPr>
+        <w:t>полем ввода имени и кнопками перехода к списку тестов и результатам тестирований.</w:t>
+      </w:r>
+    </w:p>
+    <w:p>
+      <w:pPr>
+        <w:spacing w:after="0" w:line="360" w:lineRule="auto"/>
+        <w:ind w:firstLine="709"/>
+        <w:jc w:val="both"/>
+        <w:rPr>
+          <w:rFonts w:ascii="Times New Roman" w:hAnsi="Times New Roman" w:cs="Times New Roman"/>
+          <w:sz w:val="24"/>
+          <w:szCs w:val="24"/>
+        </w:rPr>
+      </w:pPr>
+      <w:r>
+        <w:rPr>
+          <w:rFonts w:ascii="Times New Roman" w:hAnsi="Times New Roman" w:cs="Times New Roman"/>
+          <w:b/>
+          <w:sz w:val="24"/>
+          <w:szCs w:val="24"/>
+        </w:rPr>
+        <w:t>Решение тестирования</w:t>
+      </w:r>
+      <w:r>
+        <w:rPr>
+          <w:rFonts w:ascii="Times New Roman" w:hAnsi="Times New Roman" w:cs="Times New Roman"/>
+          <w:b/>
+          <w:sz w:val="24"/>
+          <w:szCs w:val="24"/>
+        </w:rPr>
+        <w:t>:</w:t>
+      </w:r>
+    </w:p>
+    <w:p>
+      <w:pPr>
+        <w:spacing w:after="0" w:line="360" w:lineRule="auto"/>
+        <w:jc w:val="both"/>
+        <w:rPr>
+          <w:rFonts w:ascii="Times New Roman" w:hAnsi="Times New Roman" w:cs="Times New Roman"/>
+          <w:sz w:val="24"/>
+          <w:szCs w:val="24"/>
+        </w:rPr>
+      </w:pPr>
+      <w:r>
+        <w:rPr>
+          <w:rFonts w:ascii="Times New Roman" w:hAnsi="Times New Roman" w:cs="Times New Roman"/>
+          <w:sz w:val="24"/>
+          <w:szCs w:val="24"/>
+        </w:rPr>
+        <w:t xml:space="preserve">Для </w:t>
+      </w:r>
+      <w:r>
+        <w:rPr>
+          <w:rFonts w:ascii="Times New Roman" w:hAnsi="Times New Roman" w:cs="Times New Roman"/>
+          <w:sz w:val="24"/>
+          <w:szCs w:val="24"/>
+        </w:rPr>
+        <w:t>решения тестирования необходимо ввести имя в поле ввода и перейти к списку тестирований. Выбрав тестирование, вы перейдете на страницу теста. В ней необходимо выбирать 1 из вариантов ответа и нажимать «Далее». После прохождения тестирования появится информация с результатами.</w:t>
+      </w:r>
+    </w:p>
+    <w:p>
+      <w:pPr>
+        <w:spacing w:after="0" w:line="360" w:lineRule="auto"/>
+        <w:jc w:val="both"/>
+        <w:rPr>
+          <w:rFonts w:ascii="Times New Roman" w:hAnsi="Times New Roman" w:cs="Times New Roman"/>
+          <w:b/>
+          <w:sz w:val="24"/>
+          <w:szCs w:val="24"/>
+        </w:rPr>
+      </w:pPr>
+      <w:r>
+        <w:rPr>
+          <w:rFonts w:ascii="Times New Roman" w:hAnsi="Times New Roman" w:cs="Times New Roman"/>
+          <w:sz w:val="24"/>
+          <w:szCs w:val="24"/>
+        </w:rPr>
+        <w:tab/>
+      </w:r>
+      <w:r>
+        <w:rPr>
+          <w:rFonts w:ascii="Times New Roman" w:hAnsi="Times New Roman" w:cs="Times New Roman"/>
+          <w:b/>
+          <w:sz w:val="24"/>
+          <w:szCs w:val="24"/>
+        </w:rPr>
+        <w:t>Просмотр результатов тестирований</w:t>
+      </w:r>
+    </w:p>
+    <w:p>
+      <w:pPr>
+        <w:spacing w:after="0" w:line="360" w:lineRule="auto"/>
+        <w:jc w:val="both"/>
+        <w:rPr>
+          <w:rFonts w:ascii="Times New Roman" w:hAnsi="Times New Roman" w:cs="Times New Roman"/>
+          <w:sz w:val="24"/>
+          <w:szCs w:val="24"/>
+        </w:rPr>
+      </w:pPr>
+      <w:r>
+        <w:rPr>
+          <w:rFonts w:ascii="Times New Roman" w:hAnsi="Times New Roman" w:cs="Times New Roman"/>
+          <w:sz w:val="24"/>
+          <w:szCs w:val="24"/>
+        </w:rPr>
+        <w:t>Для просмотра результатов предыдущих тестирований необходимо нажать кнопку «Результаты» в главном меню. Вы перейдете на страницу с результатами предыдущих тестирований.</w:t>
+      </w:r>
+      <w:bookmarkStart w:id="7" w:name="_GoBack"/>
+      <w:bookmarkEnd w:id="7"/>
+    </w:p>
+    <w:p>
+      <w:pPr>
+        <w:spacing w:after="0" w:line="360" w:lineRule="auto"/>
+        <w:jc w:val="both"/>
+        <w:rPr>
+          <w:rFonts w:ascii="Times New Roman" w:hAnsi="Times New Roman" w:cs="Times New Roman"/>
+          <w:sz w:val="24"/>
+          <w:szCs w:val="24"/>
         </w:rPr>
       </w:pPr>
     </w:p>
@@ -1985,6 +4992,381 @@
     </w:lvl>
   </w:abstractNum>
   <w:abstractNum w:abstractNumId="1" w15:restartNumberingAfterBreak="0">
+    <w:nsid w:val="0D6F1D7F"/>
+    <w:multiLevelType w:val="multilevel"/>
+    <w:tmpl w:val="A69C456A"/>
+    <w:lvl w:ilvl="0">
+      <w:start w:val="1"/>
+      <w:numFmt w:val="bullet"/>
+      <w:lvlText w:val=""/>
+      <w:lvlJc w:val="left"/>
+      <w:pPr>
+        <w:tabs>
+          <w:tab w:val="num" w:pos="720"/>
+        </w:tabs>
+        <w:ind w:left="720" w:hanging="360"/>
+      </w:pPr>
+      <w:rPr>
+        <w:rFonts w:ascii="Symbol" w:hAnsi="Symbol" w:hint="default"/>
+        <w:sz w:val="20"/>
+      </w:rPr>
+    </w:lvl>
+    <w:lvl w:ilvl="1" w:tentative="1">
+      <w:start w:val="1"/>
+      <w:numFmt w:val="bullet"/>
+      <w:lvlText w:val="o"/>
+      <w:lvlJc w:val="left"/>
+      <w:pPr>
+        <w:tabs>
+          <w:tab w:val="num" w:pos="1440"/>
+        </w:tabs>
+        <w:ind w:left="1440" w:hanging="360"/>
+      </w:pPr>
+      <w:rPr>
+        <w:rFonts w:ascii="Courier New" w:hAnsi="Courier New" w:hint="default"/>
+        <w:sz w:val="20"/>
+      </w:rPr>
+    </w:lvl>
+    <w:lvl w:ilvl="2" w:tentative="1">
+      <w:start w:val="1"/>
+      <w:numFmt w:val="bullet"/>
+      <w:lvlText w:val=""/>
+      <w:lvlJc w:val="left"/>
+      <w:pPr>
+        <w:tabs>
+          <w:tab w:val="num" w:pos="2160"/>
+        </w:tabs>
+        <w:ind w:left="2160" w:hanging="360"/>
+      </w:pPr>
+      <w:rPr>
+        <w:rFonts w:ascii="Wingdings" w:hAnsi="Wingdings" w:hint="default"/>
+        <w:sz w:val="20"/>
+      </w:rPr>
+    </w:lvl>
+    <w:lvl w:ilvl="3" w:tentative="1">
+      <w:start w:val="1"/>
+      <w:numFmt w:val="bullet"/>
+      <w:lvlText w:val=""/>
+      <w:lvlJc w:val="left"/>
+      <w:pPr>
+        <w:tabs>
+          <w:tab w:val="num" w:pos="2880"/>
+        </w:tabs>
+        <w:ind w:left="2880" w:hanging="360"/>
+      </w:pPr>
+      <w:rPr>
+        <w:rFonts w:ascii="Wingdings" w:hAnsi="Wingdings" w:hint="default"/>
+        <w:sz w:val="20"/>
+      </w:rPr>
+    </w:lvl>
+    <w:lvl w:ilvl="4" w:tentative="1">
+      <w:start w:val="1"/>
+      <w:numFmt w:val="bullet"/>
+      <w:lvlText w:val=""/>
+      <w:lvlJc w:val="left"/>
+      <w:pPr>
+        <w:tabs>
+          <w:tab w:val="num" w:pos="3600"/>
+        </w:tabs>
+        <w:ind w:left="3600" w:hanging="360"/>
+      </w:pPr>
+      <w:rPr>
+        <w:rFonts w:ascii="Wingdings" w:hAnsi="Wingdings" w:hint="default"/>
+        <w:sz w:val="20"/>
+      </w:rPr>
+    </w:lvl>
+    <w:lvl w:ilvl="5" w:tentative="1">
+      <w:start w:val="1"/>
+      <w:numFmt w:val="bullet"/>
+      <w:lvlText w:val=""/>
+      <w:lvlJc w:val="left"/>
+      <w:pPr>
+        <w:tabs>
+          <w:tab w:val="num" w:pos="4320"/>
+        </w:tabs>
+        <w:ind w:left="4320" w:hanging="360"/>
+      </w:pPr>
+      <w:rPr>
+        <w:rFonts w:ascii="Wingdings" w:hAnsi="Wingdings" w:hint="default"/>
+        <w:sz w:val="20"/>
+      </w:rPr>
+    </w:lvl>
+    <w:lvl w:ilvl="6" w:tentative="1">
+      <w:start w:val="1"/>
+      <w:numFmt w:val="bullet"/>
+      <w:lvlText w:val=""/>
+      <w:lvlJc w:val="left"/>
+      <w:pPr>
+        <w:tabs>
+          <w:tab w:val="num" w:pos="5040"/>
+        </w:tabs>
+        <w:ind w:left="5040" w:hanging="360"/>
+      </w:pPr>
+      <w:rPr>
+        <w:rFonts w:ascii="Wingdings" w:hAnsi="Wingdings" w:hint="default"/>
+        <w:sz w:val="20"/>
+      </w:rPr>
+    </w:lvl>
+    <w:lvl w:ilvl="7" w:tentative="1">
+      <w:start w:val="1"/>
+      <w:numFmt w:val="bullet"/>
+      <w:lvlText w:val=""/>
+      <w:lvlJc w:val="left"/>
+      <w:pPr>
+        <w:tabs>
+          <w:tab w:val="num" w:pos="5760"/>
+        </w:tabs>
+        <w:ind w:left="5760" w:hanging="360"/>
+      </w:pPr>
+      <w:rPr>
+        <w:rFonts w:ascii="Wingdings" w:hAnsi="Wingdings" w:hint="default"/>
+        <w:sz w:val="20"/>
+      </w:rPr>
+    </w:lvl>
+    <w:lvl w:ilvl="8" w:tentative="1">
+      <w:start w:val="1"/>
+      <w:numFmt w:val="bullet"/>
+      <w:lvlText w:val=""/>
+      <w:lvlJc w:val="left"/>
+      <w:pPr>
+        <w:tabs>
+          <w:tab w:val="num" w:pos="6480"/>
+        </w:tabs>
+        <w:ind w:left="6480" w:hanging="360"/>
+      </w:pPr>
+      <w:rPr>
+        <w:rFonts w:ascii="Wingdings" w:hAnsi="Wingdings" w:hint="default"/>
+        <w:sz w:val="20"/>
+      </w:rPr>
+    </w:lvl>
+  </w:abstractNum>
+  <w:abstractNum w:abstractNumId="2" w15:restartNumberingAfterBreak="0">
+    <w:nsid w:val="1AA42F68"/>
+    <w:multiLevelType w:val="hybridMultilevel"/>
+    <w:tmpl w:val="EBBC24DA"/>
+    <w:lvl w:ilvl="0" w:tplc="04190001">
+      <w:start w:val="1"/>
+      <w:numFmt w:val="bullet"/>
+      <w:lvlText w:val=""/>
+      <w:lvlJc w:val="left"/>
+      <w:pPr>
+        <w:ind w:left="720" w:hanging="360"/>
+      </w:pPr>
+      <w:rPr>
+        <w:rFonts w:ascii="Symbol" w:hAnsi="Symbol" w:hint="default"/>
+      </w:rPr>
+    </w:lvl>
+    <w:lvl w:ilvl="1" w:tplc="04190003" w:tentative="1">
+      <w:start w:val="1"/>
+      <w:numFmt w:val="bullet"/>
+      <w:lvlText w:val="o"/>
+      <w:lvlJc w:val="left"/>
+      <w:pPr>
+        <w:ind w:left="1440" w:hanging="360"/>
+      </w:pPr>
+      <w:rPr>
+        <w:rFonts w:ascii="Courier New" w:hAnsi="Courier New" w:cs="Courier New" w:hint="default"/>
+      </w:rPr>
+    </w:lvl>
+    <w:lvl w:ilvl="2" w:tplc="04190005" w:tentative="1">
+      <w:start w:val="1"/>
+      <w:numFmt w:val="bullet"/>
+      <w:lvlText w:val=""/>
+      <w:lvlJc w:val="left"/>
+      <w:pPr>
+        <w:ind w:left="2160" w:hanging="360"/>
+      </w:pPr>
+      <w:rPr>
+        <w:rFonts w:ascii="Wingdings" w:hAnsi="Wingdings" w:hint="default"/>
+      </w:rPr>
+    </w:lvl>
+    <w:lvl w:ilvl="3" w:tplc="04190001" w:tentative="1">
+      <w:start w:val="1"/>
+      <w:numFmt w:val="bullet"/>
+      <w:lvlText w:val=""/>
+      <w:lvlJc w:val="left"/>
+      <w:pPr>
+        <w:ind w:left="2880" w:hanging="360"/>
+      </w:pPr>
+      <w:rPr>
+        <w:rFonts w:ascii="Symbol" w:hAnsi="Symbol" w:hint="default"/>
+      </w:rPr>
+    </w:lvl>
+    <w:lvl w:ilvl="4" w:tplc="04190003" w:tentative="1">
+      <w:start w:val="1"/>
+      <w:numFmt w:val="bullet"/>
+      <w:lvlText w:val="o"/>
+      <w:lvlJc w:val="left"/>
+      <w:pPr>
+        <w:ind w:left="3600" w:hanging="360"/>
+      </w:pPr>
+      <w:rPr>
+        <w:rFonts w:ascii="Courier New" w:hAnsi="Courier New" w:cs="Courier New" w:hint="default"/>
+      </w:rPr>
+    </w:lvl>
+    <w:lvl w:ilvl="5" w:tplc="04190005" w:tentative="1">
+      <w:start w:val="1"/>
+      <w:numFmt w:val="bullet"/>
+      <w:lvlText w:val=""/>
+      <w:lvlJc w:val="left"/>
+      <w:pPr>
+        <w:ind w:left="4320" w:hanging="360"/>
+      </w:pPr>
+      <w:rPr>
+        <w:rFonts w:ascii="Wingdings" w:hAnsi="Wingdings" w:hint="default"/>
+      </w:rPr>
+    </w:lvl>
+    <w:lvl w:ilvl="6" w:tplc="04190001" w:tentative="1">
+      <w:start w:val="1"/>
+      <w:numFmt w:val="bullet"/>
+      <w:lvlText w:val=""/>
+      <w:lvlJc w:val="left"/>
+      <w:pPr>
+        <w:ind w:left="5040" w:hanging="360"/>
+      </w:pPr>
+      <w:rPr>
+        <w:rFonts w:ascii="Symbol" w:hAnsi="Symbol" w:hint="default"/>
+      </w:rPr>
+    </w:lvl>
+    <w:lvl w:ilvl="7" w:tplc="04190003" w:tentative="1">
+      <w:start w:val="1"/>
+      <w:numFmt w:val="bullet"/>
+      <w:lvlText w:val="o"/>
+      <w:lvlJc w:val="left"/>
+      <w:pPr>
+        <w:ind w:left="5760" w:hanging="360"/>
+      </w:pPr>
+      <w:rPr>
+        <w:rFonts w:ascii="Courier New" w:hAnsi="Courier New" w:cs="Courier New" w:hint="default"/>
+      </w:rPr>
+    </w:lvl>
+    <w:lvl w:ilvl="8" w:tplc="04190005" w:tentative="1">
+      <w:start w:val="1"/>
+      <w:numFmt w:val="bullet"/>
+      <w:lvlText w:val=""/>
+      <w:lvlJc w:val="left"/>
+      <w:pPr>
+        <w:ind w:left="6480" w:hanging="360"/>
+      </w:pPr>
+      <w:rPr>
+        <w:rFonts w:ascii="Wingdings" w:hAnsi="Wingdings" w:hint="default"/>
+      </w:rPr>
+    </w:lvl>
+  </w:abstractNum>
+  <w:abstractNum w:abstractNumId="3" w15:restartNumberingAfterBreak="0">
+    <w:nsid w:val="3102628A"/>
+    <w:multiLevelType w:val="hybridMultilevel"/>
+    <w:tmpl w:val="3C96CCA0"/>
+    <w:lvl w:ilvl="0" w:tplc="04190001">
+      <w:start w:val="1"/>
+      <w:numFmt w:val="bullet"/>
+      <w:lvlText w:val=""/>
+      <w:lvlJc w:val="left"/>
+      <w:pPr>
+        <w:ind w:left="720" w:hanging="360"/>
+      </w:pPr>
+      <w:rPr>
+        <w:rFonts w:ascii="Symbol" w:hAnsi="Symbol" w:hint="default"/>
+      </w:rPr>
+    </w:lvl>
+    <w:lvl w:ilvl="1" w:tplc="04190003" w:tentative="1">
+      <w:start w:val="1"/>
+      <w:numFmt w:val="bullet"/>
+      <w:lvlText w:val="o"/>
+      <w:lvlJc w:val="left"/>
+      <w:pPr>
+        <w:ind w:left="1440" w:hanging="360"/>
+      </w:pPr>
+      <w:rPr>
+        <w:rFonts w:ascii="Courier New" w:hAnsi="Courier New" w:cs="Courier New" w:hint="default"/>
+      </w:rPr>
+    </w:lvl>
+    <w:lvl w:ilvl="2" w:tplc="04190005" w:tentative="1">
+      <w:start w:val="1"/>
+      <w:numFmt w:val="bullet"/>
+      <w:lvlText w:val=""/>
+      <w:lvlJc w:val="left"/>
+      <w:pPr>
+        <w:ind w:left="2160" w:hanging="360"/>
+      </w:pPr>
+      <w:rPr>
+        <w:rFonts w:ascii="Wingdings" w:hAnsi="Wingdings" w:hint="default"/>
+      </w:rPr>
+    </w:lvl>
+    <w:lvl w:ilvl="3" w:tplc="04190001" w:tentative="1">
+      <w:start w:val="1"/>
+      <w:numFmt w:val="bullet"/>
+      <w:lvlText w:val=""/>
+      <w:lvlJc w:val="left"/>
+      <w:pPr>
+        <w:ind w:left="2880" w:hanging="360"/>
+      </w:pPr>
+      <w:rPr>
+        <w:rFonts w:ascii="Symbol" w:hAnsi="Symbol" w:hint="default"/>
+      </w:rPr>
+    </w:lvl>
+    <w:lvl w:ilvl="4" w:tplc="04190003" w:tentative="1">
+      <w:start w:val="1"/>
+      <w:numFmt w:val="bullet"/>
+      <w:lvlText w:val="o"/>
+      <w:lvlJc w:val="left"/>
+      <w:pPr>
+        <w:ind w:left="3600" w:hanging="360"/>
+      </w:pPr>
+      <w:rPr>
+        <w:rFonts w:ascii="Courier New" w:hAnsi="Courier New" w:cs="Courier New" w:hint="default"/>
+      </w:rPr>
+    </w:lvl>
+    <w:lvl w:ilvl="5" w:tplc="04190005" w:tentative="1">
+      <w:start w:val="1"/>
+      <w:numFmt w:val="bullet"/>
+      <w:lvlText w:val=""/>
+      <w:lvlJc w:val="left"/>
+      <w:pPr>
+        <w:ind w:left="4320" w:hanging="360"/>
+      </w:pPr>
+      <w:rPr>
+        <w:rFonts w:ascii="Wingdings" w:hAnsi="Wingdings" w:hint="default"/>
+      </w:rPr>
+    </w:lvl>
+    <w:lvl w:ilvl="6" w:tplc="04190001" w:tentative="1">
+      <w:start w:val="1"/>
+      <w:numFmt w:val="bullet"/>
+      <w:lvlText w:val=""/>
+      <w:lvlJc w:val="left"/>
+      <w:pPr>
+        <w:ind w:left="5040" w:hanging="360"/>
+      </w:pPr>
+      <w:rPr>
+        <w:rFonts w:ascii="Symbol" w:hAnsi="Symbol" w:hint="default"/>
+      </w:rPr>
+    </w:lvl>
+    <w:lvl w:ilvl="7" w:tplc="04190003" w:tentative="1">
+      <w:start w:val="1"/>
+      <w:numFmt w:val="bullet"/>
+      <w:lvlText w:val="o"/>
+      <w:lvlJc w:val="left"/>
+      <w:pPr>
+        <w:ind w:left="5760" w:hanging="360"/>
+      </w:pPr>
+      <w:rPr>
+        <w:rFonts w:ascii="Courier New" w:hAnsi="Courier New" w:cs="Courier New" w:hint="default"/>
+      </w:rPr>
+    </w:lvl>
+    <w:lvl w:ilvl="8" w:tplc="04190005" w:tentative="1">
+      <w:start w:val="1"/>
+      <w:numFmt w:val="bullet"/>
+      <w:lvlText w:val=""/>
+      <w:lvlJc w:val="left"/>
+      <w:pPr>
+        <w:ind w:left="6480" w:hanging="360"/>
+      </w:pPr>
+      <w:rPr>
+        <w:rFonts w:ascii="Wingdings" w:hAnsi="Wingdings" w:hint="default"/>
+      </w:rPr>
+    </w:lvl>
+  </w:abstractNum>
+  <w:abstractNum w:abstractNumId="4" w15:restartNumberingAfterBreak="0">
     <w:nsid w:val="369412BA"/>
     <w:multiLevelType w:val="multilevel"/>
     <w:tmpl w:val="0DE8FC42"/>
@@ -2133,7 +5515,7 @@
       </w:rPr>
     </w:lvl>
   </w:abstractNum>
-  <w:abstractNum w:abstractNumId="2" w15:restartNumberingAfterBreak="0">
+  <w:abstractNum w:abstractNumId="5" w15:restartNumberingAfterBreak="0">
     <w:nsid w:val="37A455E7"/>
     <w:multiLevelType w:val="multilevel"/>
     <w:tmpl w:val="0DE8FC42"/>
@@ -2282,7 +5664,7 @@
       </w:rPr>
     </w:lvl>
   </w:abstractNum>
-  <w:abstractNum w:abstractNumId="3" w15:restartNumberingAfterBreak="0">
+  <w:abstractNum w:abstractNumId="6" w15:restartNumberingAfterBreak="0">
     <w:nsid w:val="3A9700A9"/>
     <w:multiLevelType w:val="multilevel"/>
     <w:tmpl w:val="E03CF80A"/>
@@ -2431,7 +5813,7 @@
       </w:rPr>
     </w:lvl>
   </w:abstractNum>
-  <w:abstractNum w:abstractNumId="4" w15:restartNumberingAfterBreak="0">
+  <w:abstractNum w:abstractNumId="7" w15:restartNumberingAfterBreak="0">
     <w:nsid w:val="3B9F155B"/>
     <w:multiLevelType w:val="multilevel"/>
     <w:tmpl w:val="0DE8FC42"/>
@@ -2580,7 +5962,120 @@
       </w:rPr>
     </w:lvl>
   </w:abstractNum>
-  <w:abstractNum w:abstractNumId="5" w15:restartNumberingAfterBreak="0">
+  <w:abstractNum w:abstractNumId="8" w15:restartNumberingAfterBreak="0">
+    <w:nsid w:val="3D5F257A"/>
+    <w:multiLevelType w:val="hybridMultilevel"/>
+    <w:tmpl w:val="07B86C88"/>
+    <w:lvl w:ilvl="0" w:tplc="04190001">
+      <w:start w:val="1"/>
+      <w:numFmt w:val="bullet"/>
+      <w:lvlText w:val=""/>
+      <w:lvlJc w:val="left"/>
+      <w:pPr>
+        <w:ind w:left="720" w:hanging="360"/>
+      </w:pPr>
+      <w:rPr>
+        <w:rFonts w:ascii="Symbol" w:hAnsi="Symbol" w:hint="default"/>
+      </w:rPr>
+    </w:lvl>
+    <w:lvl w:ilvl="1" w:tplc="04190003">
+      <w:start w:val="1"/>
+      <w:numFmt w:val="bullet"/>
+      <w:lvlText w:val="o"/>
+      <w:lvlJc w:val="left"/>
+      <w:pPr>
+        <w:ind w:left="1440" w:hanging="360"/>
+      </w:pPr>
+      <w:rPr>
+        <w:rFonts w:ascii="Courier New" w:hAnsi="Courier New" w:cs="Courier New" w:hint="default"/>
+      </w:rPr>
+    </w:lvl>
+    <w:lvl w:ilvl="2" w:tplc="04190005" w:tentative="1">
+      <w:start w:val="1"/>
+      <w:numFmt w:val="bullet"/>
+      <w:lvlText w:val=""/>
+      <w:lvlJc w:val="left"/>
+      <w:pPr>
+        <w:ind w:left="2160" w:hanging="360"/>
+      </w:pPr>
+      <w:rPr>
+        <w:rFonts w:ascii="Wingdings" w:hAnsi="Wingdings" w:hint="default"/>
+      </w:rPr>
+    </w:lvl>
+    <w:lvl w:ilvl="3" w:tplc="04190001" w:tentative="1">
+      <w:start w:val="1"/>
+      <w:numFmt w:val="bullet"/>
+      <w:lvlText w:val=""/>
+      <w:lvlJc w:val="left"/>
+      <w:pPr>
+        <w:ind w:left="2880" w:hanging="360"/>
+      </w:pPr>
+      <w:rPr>
+        <w:rFonts w:ascii="Symbol" w:hAnsi="Symbol" w:hint="default"/>
+      </w:rPr>
+    </w:lvl>
+    <w:lvl w:ilvl="4" w:tplc="04190003" w:tentative="1">
+      <w:start w:val="1"/>
+      <w:numFmt w:val="bullet"/>
+      <w:lvlText w:val="o"/>
+      <w:lvlJc w:val="left"/>
+      <w:pPr>
+        <w:ind w:left="3600" w:hanging="360"/>
+      </w:pPr>
+      <w:rPr>
+        <w:rFonts w:ascii="Courier New" w:hAnsi="Courier New" w:cs="Courier New" w:hint="default"/>
+      </w:rPr>
+    </w:lvl>
+    <w:lvl w:ilvl="5" w:tplc="04190005" w:tentative="1">
+      <w:start w:val="1"/>
+      <w:numFmt w:val="bullet"/>
+      <w:lvlText w:val=""/>
+      <w:lvlJc w:val="left"/>
+      <w:pPr>
+        <w:ind w:left="4320" w:hanging="360"/>
+      </w:pPr>
+      <w:rPr>
+        <w:rFonts w:ascii="Wingdings" w:hAnsi="Wingdings" w:hint="default"/>
+      </w:rPr>
+    </w:lvl>
+    <w:lvl w:ilvl="6" w:tplc="04190001" w:tentative="1">
+      <w:start w:val="1"/>
+      <w:numFmt w:val="bullet"/>
+      <w:lvlText w:val=""/>
+      <w:lvlJc w:val="left"/>
+      <w:pPr>
+        <w:ind w:left="5040" w:hanging="360"/>
+      </w:pPr>
+      <w:rPr>
+        <w:rFonts w:ascii="Symbol" w:hAnsi="Symbol" w:hint="default"/>
+      </w:rPr>
+    </w:lvl>
+    <w:lvl w:ilvl="7" w:tplc="04190003" w:tentative="1">
+      <w:start w:val="1"/>
+      <w:numFmt w:val="bullet"/>
+      <w:lvlText w:val="o"/>
+      <w:lvlJc w:val="left"/>
+      <w:pPr>
+        <w:ind w:left="5760" w:hanging="360"/>
+      </w:pPr>
+      <w:rPr>
+        <w:rFonts w:ascii="Courier New" w:hAnsi="Courier New" w:cs="Courier New" w:hint="default"/>
+      </w:rPr>
+    </w:lvl>
+    <w:lvl w:ilvl="8" w:tplc="04190005" w:tentative="1">
+      <w:start w:val="1"/>
+      <w:numFmt w:val="bullet"/>
+      <w:lvlText w:val=""/>
+      <w:lvlJc w:val="left"/>
+      <w:pPr>
+        <w:ind w:left="6480" w:hanging="360"/>
+      </w:pPr>
+      <w:rPr>
+        <w:rFonts w:ascii="Wingdings" w:hAnsi="Wingdings" w:hint="default"/>
+      </w:rPr>
+    </w:lvl>
+  </w:abstractNum>
+  <w:abstractNum w:abstractNumId="9" w15:restartNumberingAfterBreak="0">
     <w:nsid w:val="3FEA46EF"/>
     <w:multiLevelType w:val="hybridMultilevel"/>
     <w:tmpl w:val="0A5270C8"/>
@@ -2693,7 +6188,7 @@
       </w:rPr>
     </w:lvl>
   </w:abstractNum>
-  <w:abstractNum w:abstractNumId="6" w15:restartNumberingAfterBreak="0">
+  <w:abstractNum w:abstractNumId="10" w15:restartNumberingAfterBreak="0">
     <w:nsid w:val="40565CA3"/>
     <w:multiLevelType w:val="multilevel"/>
     <w:tmpl w:val="48CC3846"/>
@@ -2814,7 +6309,93 @@
       </w:rPr>
     </w:lvl>
   </w:abstractNum>
-  <w:abstractNum w:abstractNumId="7" w15:restartNumberingAfterBreak="0">
+  <w:abstractNum w:abstractNumId="11" w15:restartNumberingAfterBreak="0">
+    <w:nsid w:val="469466C4"/>
+    <w:multiLevelType w:val="hybridMultilevel"/>
+    <w:tmpl w:val="4282DF40"/>
+    <w:lvl w:ilvl="0" w:tplc="0419000F">
+      <w:start w:val="1"/>
+      <w:numFmt w:val="decimal"/>
+      <w:lvlText w:val="%1."/>
+      <w:lvlJc w:val="left"/>
+      <w:pPr>
+        <w:ind w:left="720" w:hanging="360"/>
+      </w:pPr>
+    </w:lvl>
+    <w:lvl w:ilvl="1" w:tplc="04190019">
+      <w:start w:val="1"/>
+      <w:numFmt w:val="lowerLetter"/>
+      <w:lvlText w:val="%2."/>
+      <w:lvlJc w:val="left"/>
+      <w:pPr>
+        <w:ind w:left="1440" w:hanging="360"/>
+      </w:pPr>
+    </w:lvl>
+    <w:lvl w:ilvl="2" w:tplc="0419001B">
+      <w:start w:val="1"/>
+      <w:numFmt w:val="lowerRoman"/>
+      <w:lvlText w:val="%3."/>
+      <w:lvlJc w:val="right"/>
+      <w:pPr>
+        <w:ind w:left="2160" w:hanging="180"/>
+      </w:pPr>
+    </w:lvl>
+    <w:lvl w:ilvl="3" w:tplc="0419000F">
+      <w:start w:val="1"/>
+      <w:numFmt w:val="decimal"/>
+      <w:lvlText w:val="%4."/>
+      <w:lvlJc w:val="left"/>
+      <w:pPr>
+        <w:ind w:left="2880" w:hanging="360"/>
+      </w:pPr>
+    </w:lvl>
+    <w:lvl w:ilvl="4" w:tplc="04190019">
+      <w:start w:val="1"/>
+      <w:numFmt w:val="lowerLetter"/>
+      <w:lvlText w:val="%5."/>
+      <w:lvlJc w:val="left"/>
+      <w:pPr>
+        <w:ind w:left="3600" w:hanging="360"/>
+      </w:pPr>
+    </w:lvl>
+    <w:lvl w:ilvl="5" w:tplc="0419001B">
+      <w:start w:val="1"/>
+      <w:numFmt w:val="lowerRoman"/>
+      <w:lvlText w:val="%6."/>
+      <w:lvlJc w:val="right"/>
+      <w:pPr>
+        <w:ind w:left="4320" w:hanging="180"/>
+      </w:pPr>
+    </w:lvl>
+    <w:lvl w:ilvl="6" w:tplc="0419000F">
+      <w:start w:val="1"/>
+      <w:numFmt w:val="decimal"/>
+      <w:lvlText w:val="%7."/>
+      <w:lvlJc w:val="left"/>
+      <w:pPr>
+        <w:ind w:left="5040" w:hanging="360"/>
+      </w:pPr>
+    </w:lvl>
+    <w:lvl w:ilvl="7" w:tplc="04190019">
+      <w:start w:val="1"/>
+      <w:numFmt w:val="lowerLetter"/>
+      <w:lvlText w:val="%8."/>
+      <w:lvlJc w:val="left"/>
+      <w:pPr>
+        <w:ind w:left="5760" w:hanging="360"/>
+      </w:pPr>
+    </w:lvl>
+    <w:lvl w:ilvl="8" w:tplc="0419001B">
+      <w:start w:val="1"/>
+      <w:numFmt w:val="lowerRoman"/>
+      <w:lvlText w:val="%9."/>
+      <w:lvlJc w:val="right"/>
+      <w:pPr>
+        <w:ind w:left="6480" w:hanging="180"/>
+      </w:pPr>
+    </w:lvl>
+  </w:abstractNum>
+  <w:abstractNum w:abstractNumId="12" w15:restartNumberingAfterBreak="0">
     <w:nsid w:val="4C8F60A4"/>
     <w:multiLevelType w:val="multilevel"/>
     <w:tmpl w:val="919EF4CE"/>
@@ -2936,7 +6517,269 @@
       </w:rPr>
     </w:lvl>
   </w:abstractNum>
-  <w:abstractNum w:abstractNumId="8" w15:restartNumberingAfterBreak="0">
+  <w:abstractNum w:abstractNumId="13" w15:restartNumberingAfterBreak="0">
+    <w:nsid w:val="4DCB29A6"/>
+    <w:multiLevelType w:val="multilevel"/>
+    <w:tmpl w:val="F2D69EE2"/>
+    <w:lvl w:ilvl="0">
+      <w:start w:val="1"/>
+      <w:numFmt w:val="bullet"/>
+      <w:lvlText w:val=""/>
+      <w:lvlJc w:val="left"/>
+      <w:pPr>
+        <w:tabs>
+          <w:tab w:val="num" w:pos="720"/>
+        </w:tabs>
+        <w:ind w:left="720" w:hanging="360"/>
+      </w:pPr>
+      <w:rPr>
+        <w:rFonts w:ascii="Symbol" w:hAnsi="Symbol" w:hint="default"/>
+        <w:sz w:val="20"/>
+      </w:rPr>
+    </w:lvl>
+    <w:lvl w:ilvl="1">
+      <w:start w:val="1"/>
+      <w:numFmt w:val="bullet"/>
+      <w:lvlText w:val="o"/>
+      <w:lvlJc w:val="left"/>
+      <w:pPr>
+        <w:tabs>
+          <w:tab w:val="num" w:pos="1440"/>
+        </w:tabs>
+        <w:ind w:left="1440" w:hanging="360"/>
+      </w:pPr>
+      <w:rPr>
+        <w:rFonts w:ascii="Courier New" w:hAnsi="Courier New" w:hint="default"/>
+        <w:sz w:val="20"/>
+      </w:rPr>
+    </w:lvl>
+    <w:lvl w:ilvl="2" w:tentative="1">
+      <w:start w:val="1"/>
+      <w:numFmt w:val="bullet"/>
+      <w:lvlText w:val=""/>
+      <w:lvlJc w:val="left"/>
+      <w:pPr>
+        <w:tabs>
+          <w:tab w:val="num" w:pos="2160"/>
+        </w:tabs>
+        <w:ind w:left="2160" w:hanging="360"/>
+      </w:pPr>
+      <w:rPr>
+        <w:rFonts w:ascii="Wingdings" w:hAnsi="Wingdings" w:hint="default"/>
+        <w:sz w:val="20"/>
+      </w:rPr>
+    </w:lvl>
+    <w:lvl w:ilvl="3" w:tentative="1">
+      <w:start w:val="1"/>
+      <w:numFmt w:val="bullet"/>
+      <w:lvlText w:val=""/>
+      <w:lvlJc w:val="left"/>
+      <w:pPr>
+        <w:tabs>
+          <w:tab w:val="num" w:pos="2880"/>
+        </w:tabs>
+        <w:ind w:left="2880" w:hanging="360"/>
+      </w:pPr>
+      <w:rPr>
+        <w:rFonts w:ascii="Wingdings" w:hAnsi="Wingdings" w:hint="default"/>
+        <w:sz w:val="20"/>
+      </w:rPr>
+    </w:lvl>
+    <w:lvl w:ilvl="4" w:tentative="1">
+      <w:start w:val="1"/>
+      <w:numFmt w:val="bullet"/>
+      <w:lvlText w:val=""/>
+      <w:lvlJc w:val="left"/>
+      <w:pPr>
+        <w:tabs>
+          <w:tab w:val="num" w:pos="3600"/>
+        </w:tabs>
+        <w:ind w:left="3600" w:hanging="360"/>
+      </w:pPr>
+      <w:rPr>
+        <w:rFonts w:ascii="Wingdings" w:hAnsi="Wingdings" w:hint="default"/>
+        <w:sz w:val="20"/>
+      </w:rPr>
+    </w:lvl>
+    <w:lvl w:ilvl="5" w:tentative="1">
+      <w:start w:val="1"/>
+      <w:numFmt w:val="bullet"/>
+      <w:lvlText w:val=""/>
+      <w:lvlJc w:val="left"/>
+      <w:pPr>
+        <w:tabs>
+          <w:tab w:val="num" w:pos="4320"/>
+        </w:tabs>
+        <w:ind w:left="4320" w:hanging="360"/>
+      </w:pPr>
+      <w:rPr>
+        <w:rFonts w:ascii="Wingdings" w:hAnsi="Wingdings" w:hint="default"/>
+        <w:sz w:val="20"/>
+      </w:rPr>
+    </w:lvl>
+    <w:lvl w:ilvl="6" w:tentative="1">
+      <w:start w:val="1"/>
+      <w:numFmt w:val="bullet"/>
+      <w:lvlText w:val=""/>
+      <w:lvlJc w:val="left"/>
+      <w:pPr>
+        <w:tabs>
+          <w:tab w:val="num" w:pos="5040"/>
+        </w:tabs>
+        <w:ind w:left="5040" w:hanging="360"/>
+      </w:pPr>
+      <w:rPr>
+        <w:rFonts w:ascii="Wingdings" w:hAnsi="Wingdings" w:hint="default"/>
+        <w:sz w:val="20"/>
+      </w:rPr>
+    </w:lvl>
+    <w:lvl w:ilvl="7" w:tentative="1">
+      <w:start w:val="1"/>
+      <w:numFmt w:val="bullet"/>
+      <w:lvlText w:val=""/>
+      <w:lvlJc w:val="left"/>
+      <w:pPr>
+        <w:tabs>
+          <w:tab w:val="num" w:pos="5760"/>
+        </w:tabs>
+        <w:ind w:left="5760" w:hanging="360"/>
+      </w:pPr>
+      <w:rPr>
+        <w:rFonts w:ascii="Wingdings" w:hAnsi="Wingdings" w:hint="default"/>
+        <w:sz w:val="20"/>
+      </w:rPr>
+    </w:lvl>
+    <w:lvl w:ilvl="8" w:tentative="1">
+      <w:start w:val="1"/>
+      <w:numFmt w:val="bullet"/>
+      <w:lvlText w:val=""/>
+      <w:lvlJc w:val="left"/>
+      <w:pPr>
+        <w:tabs>
+          <w:tab w:val="num" w:pos="6480"/>
+        </w:tabs>
+        <w:ind w:left="6480" w:hanging="360"/>
+      </w:pPr>
+      <w:rPr>
+        <w:rFonts w:ascii="Wingdings" w:hAnsi="Wingdings" w:hint="default"/>
+        <w:sz w:val="20"/>
+      </w:rPr>
+    </w:lvl>
+  </w:abstractNum>
+  <w:abstractNum w:abstractNumId="14" w15:restartNumberingAfterBreak="0">
+    <w:nsid w:val="5DAA04DA"/>
+    <w:multiLevelType w:val="hybridMultilevel"/>
+    <w:tmpl w:val="B192BD8E"/>
+    <w:lvl w:ilvl="0" w:tplc="04190001">
+      <w:start w:val="1"/>
+      <w:numFmt w:val="bullet"/>
+      <w:lvlText w:val=""/>
+      <w:lvlJc w:val="left"/>
+      <w:pPr>
+        <w:ind w:left="720" w:hanging="360"/>
+      </w:pPr>
+      <w:rPr>
+        <w:rFonts w:ascii="Symbol" w:hAnsi="Symbol" w:hint="default"/>
+      </w:rPr>
+    </w:lvl>
+    <w:lvl w:ilvl="1" w:tplc="04190003" w:tentative="1">
+      <w:start w:val="1"/>
+      <w:numFmt w:val="bullet"/>
+      <w:lvlText w:val="o"/>
+      <w:lvlJc w:val="left"/>
+      <w:pPr>
+        <w:ind w:left="1440" w:hanging="360"/>
+      </w:pPr>
+      <w:rPr>
+        <w:rFonts w:ascii="Courier New" w:hAnsi="Courier New" w:cs="Courier New" w:hint="default"/>
+      </w:rPr>
+    </w:lvl>
+    <w:lvl w:ilvl="2" w:tplc="04190005" w:tentative="1">
+      <w:start w:val="1"/>
+      <w:numFmt w:val="bullet"/>
+      <w:lvlText w:val=""/>
+      <w:lvlJc w:val="left"/>
+      <w:pPr>
+        <w:ind w:left="2160" w:hanging="360"/>
+      </w:pPr>
+      <w:rPr>
+        <w:rFonts w:ascii="Wingdings" w:hAnsi="Wingdings" w:hint="default"/>
+      </w:rPr>
+    </w:lvl>
+    <w:lvl w:ilvl="3" w:tplc="04190001" w:tentative="1">
+      <w:start w:val="1"/>
+      <w:numFmt w:val="bullet"/>
+      <w:lvlText w:val=""/>
+      <w:lvlJc w:val="left"/>
+      <w:pPr>
+        <w:ind w:left="2880" w:hanging="360"/>
+      </w:pPr>
+      <w:rPr>
+        <w:rFonts w:ascii="Symbol" w:hAnsi="Symbol" w:hint="default"/>
+      </w:rPr>
+    </w:lvl>
+    <w:lvl w:ilvl="4" w:tplc="04190003" w:tentative="1">
+      <w:start w:val="1"/>
+      <w:numFmt w:val="bullet"/>
+      <w:lvlText w:val="o"/>
+      <w:lvlJc w:val="left"/>
+      <w:pPr>
+        <w:ind w:left="3600" w:hanging="360"/>
+      </w:pPr>
+      <w:rPr>
+        <w:rFonts w:ascii="Courier New" w:hAnsi="Courier New" w:cs="Courier New" w:hint="default"/>
+      </w:rPr>
+    </w:lvl>
+    <w:lvl w:ilvl="5" w:tplc="04190005" w:tentative="1">
+      <w:start w:val="1"/>
+      <w:numFmt w:val="bullet"/>
+      <w:lvlText w:val=""/>
+      <w:lvlJc w:val="left"/>
+      <w:pPr>
+        <w:ind w:left="4320" w:hanging="360"/>
+      </w:pPr>
+      <w:rPr>
+        <w:rFonts w:ascii="Wingdings" w:hAnsi="Wingdings" w:hint="default"/>
+      </w:rPr>
+    </w:lvl>
+    <w:lvl w:ilvl="6" w:tplc="04190001" w:tentative="1">
+      <w:start w:val="1"/>
+      <w:numFmt w:val="bullet"/>
+      <w:lvlText w:val=""/>
+      <w:lvlJc w:val="left"/>
+      <w:pPr>
+        <w:ind w:left="5040" w:hanging="360"/>
+      </w:pPr>
+      <w:rPr>
+        <w:rFonts w:ascii="Symbol" w:hAnsi="Symbol" w:hint="default"/>
+      </w:rPr>
+    </w:lvl>
+    <w:lvl w:ilvl="7" w:tplc="04190003" w:tentative="1">
+      <w:start w:val="1"/>
+      <w:numFmt w:val="bullet"/>
+      <w:lvlText w:val="o"/>
+      <w:lvlJc w:val="left"/>
+      <w:pPr>
+        <w:ind w:left="5760" w:hanging="360"/>
+      </w:pPr>
+      <w:rPr>
+        <w:rFonts w:ascii="Courier New" w:hAnsi="Courier New" w:cs="Courier New" w:hint="default"/>
+      </w:rPr>
+    </w:lvl>
+    <w:lvl w:ilvl="8" w:tplc="04190005" w:tentative="1">
+      <w:start w:val="1"/>
+      <w:numFmt w:val="bullet"/>
+      <w:lvlText w:val=""/>
+      <w:lvlJc w:val="left"/>
+      <w:pPr>
+        <w:ind w:left="6480" w:hanging="360"/>
+      </w:pPr>
+      <w:rPr>
+        <w:rFonts w:ascii="Wingdings" w:hAnsi="Wingdings" w:hint="default"/>
+      </w:rPr>
+    </w:lvl>
+  </w:abstractNum>
+  <w:abstractNum w:abstractNumId="15" w15:restartNumberingAfterBreak="0">
     <w:nsid w:val="61E131F1"/>
     <w:multiLevelType w:val="multilevel"/>
     <w:tmpl w:val="0DE8FC42"/>
@@ -3085,7 +6928,7 @@
       </w:rPr>
     </w:lvl>
   </w:abstractNum>
-  <w:abstractNum w:abstractNumId="9" w15:restartNumberingAfterBreak="0">
+  <w:abstractNum w:abstractNumId="16" w15:restartNumberingAfterBreak="0">
     <w:nsid w:val="6DDE2EAD"/>
     <w:multiLevelType w:val="multilevel"/>
     <w:tmpl w:val="0DE8FC42"/>
@@ -3234,7 +7077,7 @@
       </w:rPr>
     </w:lvl>
   </w:abstractNum>
-  <w:abstractNum w:abstractNumId="10" w15:restartNumberingAfterBreak="0">
+  <w:abstractNum w:abstractNumId="17" w15:restartNumberingAfterBreak="0">
     <w:nsid w:val="6E050160"/>
     <w:multiLevelType w:val="multilevel"/>
     <w:tmpl w:val="0DE8FC42"/>
@@ -3383,7 +7226,7 @@
       </w:rPr>
     </w:lvl>
   </w:abstractNum>
-  <w:abstractNum w:abstractNumId="11" w15:restartNumberingAfterBreak="0">
+  <w:abstractNum w:abstractNumId="18" w15:restartNumberingAfterBreak="0">
     <w:nsid w:val="70571429"/>
     <w:multiLevelType w:val="multilevel"/>
     <w:tmpl w:val="3670B494"/>
@@ -3496,7 +7339,7 @@
       </w:rPr>
     </w:lvl>
   </w:abstractNum>
-  <w:abstractNum w:abstractNumId="12" w15:restartNumberingAfterBreak="0">
+  <w:abstractNum w:abstractNumId="19" w15:restartNumberingAfterBreak="0">
     <w:nsid w:val="73C21C5A"/>
     <w:multiLevelType w:val="multilevel"/>
     <w:tmpl w:val="8DDA6188"/>
@@ -3618,42 +7461,63 @@
     </w:lvl>
   </w:abstractNum>
   <w:num w:numId="1">
-    <w:abstractNumId w:val="6"/>
+    <w:abstractNumId w:val="10"/>
   </w:num>
   <w:num w:numId="2">
-    <w:abstractNumId w:val="11"/>
+    <w:abstractNumId w:val="18"/>
   </w:num>
   <w:num w:numId="3">
-    <w:abstractNumId w:val="7"/>
+    <w:abstractNumId w:val="12"/>
   </w:num>
   <w:num w:numId="4">
     <w:abstractNumId w:val="0"/>
   </w:num>
   <w:num w:numId="5">
+    <w:abstractNumId w:val="6"/>
+  </w:num>
+  <w:num w:numId="6">
+    <w:abstractNumId w:val="9"/>
+  </w:num>
+  <w:num w:numId="7">
+    <w:abstractNumId w:val="19"/>
+  </w:num>
+  <w:num w:numId="8">
+    <w:abstractNumId w:val="16"/>
+  </w:num>
+  <w:num w:numId="9">
+    <w:abstractNumId w:val="7"/>
+  </w:num>
+  <w:num w:numId="10">
+    <w:abstractNumId w:val="17"/>
+  </w:num>
+  <w:num w:numId="11">
+    <w:abstractNumId w:val="15"/>
+  </w:num>
+  <w:num w:numId="12">
+    <w:abstractNumId w:val="5"/>
+  </w:num>
+  <w:num w:numId="13">
+    <w:abstractNumId w:val="4"/>
+  </w:num>
+  <w:num w:numId="14">
+    <w:abstractNumId w:val="11"/>
+  </w:num>
+  <w:num w:numId="15">
+    <w:abstractNumId w:val="14"/>
+  </w:num>
+  <w:num w:numId="16">
+    <w:abstractNumId w:val="13"/>
+  </w:num>
+  <w:num w:numId="17">
+    <w:abstractNumId w:val="8"/>
+  </w:num>
+  <w:num w:numId="18">
+    <w:abstractNumId w:val="2"/>
+  </w:num>
+  <w:num w:numId="19">
     <w:abstractNumId w:val="3"/>
   </w:num>
-  <w:num w:numId="6">
-    <w:abstractNumId w:val="5"/>
-  </w:num>
-  <w:num w:numId="7">
-    <w:abstractNumId w:val="12"/>
-  </w:num>
-  <w:num w:numId="8">
-    <w:abstractNumId w:val="9"/>
-  </w:num>
-  <w:num w:numId="9">
-    <w:abstractNumId w:val="4"/>
-  </w:num>
-  <w:num w:numId="10">
-    <w:abstractNumId w:val="10"/>
-  </w:num>
-  <w:num w:numId="11">
-    <w:abstractNumId w:val="8"/>
-  </w:num>
-  <w:num w:numId="12">
-    <w:abstractNumId w:val="2"/>
-  </w:num>
-  <w:num w:numId="13">
+  <w:num w:numId="20">
     <w:abstractNumId w:val="1"/>
   </w:num>
 </w:numbering>
@@ -3831,7 +7695,7 @@
     <w:lsdException w:name="Table Web 2" w:semiHidden="1" w:unhideWhenUsed="1"/>
     <w:lsdException w:name="Table Web 3" w:semiHidden="1" w:unhideWhenUsed="1"/>
     <w:lsdException w:name="Balloon Text" w:semiHidden="1" w:unhideWhenUsed="1"/>
-    <w:lsdException w:name="Table Grid" w:uiPriority="39"/>
+    <w:lsdException w:name="Table Grid" w:uiPriority="59"/>
     <w:lsdException w:name="Table Theme" w:semiHidden="1" w:unhideWhenUsed="1"/>
     <w:lsdException w:name="Placeholder Text" w:semiHidden="1"/>
     <w:lsdException w:name="No Spacing" w:uiPriority="1" w:qFormat="1"/>
@@ -4052,6 +7916,7 @@
   <w:style w:type="paragraph" w:default="1" w:styleId="a">
     <w:name w:val="Normal"/>
     <w:qFormat/>
+    <w:rsid w:val="004857F7"/>
   </w:style>
   <w:style w:type="paragraph" w:styleId="1">
     <w:name w:val="heading 1"/>
@@ -4106,7 +7971,6 @@
   <w:style w:type="character" w:default="1" w:styleId="a0">
     <w:name w:val="Default Paragraph Font"/>
     <w:uiPriority w:val="1"/>
-    <w:semiHidden/>
     <w:unhideWhenUsed/>
   </w:style>
   <w:style w:type="table" w:default="1" w:styleId="a1">
@@ -4195,6 +8059,39 @@
     <w:rPr>
       <w:b/>
       <w:bCs/>
+    </w:rPr>
+  </w:style>
+  <w:style w:type="table" w:styleId="a6">
+    <w:name w:val="Table Grid"/>
+    <w:basedOn w:val="a1"/>
+    <w:uiPriority w:val="59"/>
+    <w:rsid w:val="000631A5"/>
+    <w:pPr>
+      <w:spacing w:after="0" w:line="240" w:lineRule="auto"/>
+    </w:pPr>
+    <w:tblPr>
+      <w:tblBorders>
+        <w:top w:val="single" w:sz="4" w:space="0" w:color="auto"/>
+        <w:left w:val="single" w:sz="4" w:space="0" w:color="auto"/>
+        <w:bottom w:val="single" w:sz="4" w:space="0" w:color="auto"/>
+        <w:right w:val="single" w:sz="4" w:space="0" w:color="auto"/>
+        <w:insideH w:val="single" w:sz="4" w:space="0" w:color="auto"/>
+        <w:insideV w:val="single" w:sz="4" w:space="0" w:color="auto"/>
+      </w:tblBorders>
+    </w:tblPr>
+  </w:style>
+  <w:style w:type="paragraph" w:customStyle="1" w:styleId="ds-markdown-paragraph">
+    <w:name w:val="ds-markdown-paragraph"/>
+    <w:basedOn w:val="a"/>
+    <w:rsid w:val="000631A5"/>
+    <w:pPr>
+      <w:spacing w:before="100" w:beforeAutospacing="1" w:after="100" w:afterAutospacing="1" w:line="240" w:lineRule="auto"/>
+    </w:pPr>
+    <w:rPr>
+      <w:rFonts w:ascii="Times New Roman" w:eastAsia="Times New Roman" w:hAnsi="Times New Roman" w:cs="Times New Roman"/>
+      <w:sz w:val="24"/>
+      <w:szCs w:val="24"/>
+      <w:lang w:eastAsia="ru-RU"/>
     </w:rPr>
   </w:style>
 </w:styles>
